--- a/Речь.docx
+++ b/Речь.docx
@@ -306,7 +306,25 @@
           <w:sz w:val="28"/>
           <w:szCs w:val="28"/>
         </w:rPr>
-        <w:t>В форме для входа пользователь вводит свои учетные данные. Как и при регистрации, здесь выполняется валидация и отправка данных через POST-запрос.</w:t>
+        <w:t xml:space="preserve">Как и при регистрации, </w:t>
+      </w:r>
+      <w:r>
+        <w:rPr>
+          <w:rFonts w:cstheme="minorHAnsi"/>
+          <w:color w:val="000000" w:themeColor="text1"/>
+          <w:sz w:val="28"/>
+          <w:szCs w:val="28"/>
+        </w:rPr>
+        <w:t>при входе</w:t>
+      </w:r>
+      <w:r>
+        <w:rPr>
+          <w:rFonts w:cstheme="minorHAnsi"/>
+          <w:color w:val="000000" w:themeColor="text1"/>
+          <w:sz w:val="28"/>
+          <w:szCs w:val="28"/>
+        </w:rPr>
+        <w:t xml:space="preserve"> выполняется валидация и отправка данных через POST-запрос. В случае неверных данных сервер возвращает пользователю сообщение об ошибке.</w:t>
       </w:r>
       <w:r>
         <w:rPr>
@@ -324,34 +342,7 @@
           <w:sz w:val="28"/>
           <w:szCs w:val="28"/>
         </w:rPr>
-        <w:t>Если данные верны, пользователь получает доступ и перенаправляется на главную страницу. В случае неверных данных сервер возвращает</w:t>
-      </w:r>
-      <w:r>
-        <w:rPr>
-          <w:rFonts w:cstheme="minorHAnsi"/>
-          <w:color w:val="000000" w:themeColor="text1"/>
-          <w:sz w:val="28"/>
-          <w:szCs w:val="28"/>
-        </w:rPr>
-        <w:t xml:space="preserve"> пользователю</w:t>
-      </w:r>
-      <w:r>
-        <w:rPr>
-          <w:rFonts w:cstheme="minorHAnsi"/>
-          <w:color w:val="000000" w:themeColor="text1"/>
-          <w:sz w:val="28"/>
-          <w:szCs w:val="28"/>
-        </w:rPr>
-        <w:t xml:space="preserve"> сообщение об ошибке</w:t>
-      </w:r>
-      <w:r>
-        <w:rPr>
-          <w:rFonts w:cstheme="minorHAnsi"/>
-          <w:color w:val="000000" w:themeColor="text1"/>
-          <w:sz w:val="28"/>
-          <w:szCs w:val="28"/>
-        </w:rPr>
-        <w:t xml:space="preserve"> поль.</w:t>
+        <w:t>Если данные верны, пользователь получает доступ и перенаправляется в личный профиль.</w:t>
       </w:r>
     </w:p>
     <w:p>
@@ -379,7 +370,7 @@
           <w:sz w:val="28"/>
           <w:szCs w:val="28"/>
         </w:rPr>
-        <w:t>После входа пользователь перенаправляется к странице редактирования данных. Здесь он может изменить свои личные сведения. На стороне сервера при отправке данных происходит обработка только полей, которые были изменены. В случае успешного изменения сервер возвращает подтверждение, а пользователь видит обновленные данные. Если возникнут ошибки, отображается соответствующее сообщение.</w:t>
+        <w:t>Здесь он может изменить свои личные сведения. На стороне сервера при отправке данных происходит обработка только полей, которые были изменены. В случае успешного изменения сервер возвращает подтверждение, а пользователь видит обновленные данные. Если возникнут ошибки, отображается соответствующее сообщение.</w:t>
       </w:r>
     </w:p>
     <w:p>
@@ -407,47 +398,86 @@
           <w:sz w:val="28"/>
           <w:szCs w:val="28"/>
         </w:rPr>
-        <w:t>На главной странице пользователь может осуществлять поиск товаров как с помощью каталога в виде выпадающего списка с кнопками категорий, так и через расширенный поиск по имени, цене</w:t>
-      </w:r>
-      <w:r>
-        <w:rPr>
-          <w:rFonts w:cstheme="minorHAnsi"/>
-          <w:color w:val="000000" w:themeColor="text1"/>
-          <w:sz w:val="28"/>
-          <w:szCs w:val="28"/>
-        </w:rPr>
-        <w:t xml:space="preserve"> и</w:t>
-      </w:r>
-      <w:r>
-        <w:rPr>
-          <w:rFonts w:cstheme="minorHAnsi"/>
-          <w:color w:val="000000" w:themeColor="text1"/>
-          <w:sz w:val="28"/>
-          <w:szCs w:val="28"/>
-        </w:rPr>
-        <w:t xml:space="preserve"> характеристикам. Все эти операции выполняются с использованием AJAX, что обеспечивает быстрое обновление результатов без перезагрузки страницы. В карточке товара пользователь может нажать «Добавить в корзину» или «В избранное», </w:t>
-      </w:r>
-      <w:r>
-        <w:rPr>
-          <w:rFonts w:cstheme="minorHAnsi"/>
-          <w:color w:val="000000" w:themeColor="text1"/>
-          <w:sz w:val="28"/>
-          <w:szCs w:val="28"/>
-        </w:rPr>
-        <w:t xml:space="preserve">что выполнено </w:t>
-      </w:r>
-      <w:r>
-        <w:rPr>
-          <w:rFonts w:cstheme="minorHAnsi"/>
-          <w:color w:val="000000" w:themeColor="text1"/>
-          <w:sz w:val="28"/>
-          <w:szCs w:val="28"/>
-        </w:rPr>
-        <w:t>также через AJAX</w:t>
-      </w:r>
-      <w:r>
-        <w:rPr>
-          <w:color w:val="000000" w:themeColor="text1"/>
+        <w:t xml:space="preserve">На главной странице пользователь может осуществлять поиск товаров как с помощью </w:t>
+      </w:r>
+      <w:r>
+        <w:rPr>
+          <w:rFonts w:cstheme="minorHAnsi"/>
+          <w:color w:val="000000" w:themeColor="text1"/>
+          <w:sz w:val="28"/>
+          <w:szCs w:val="28"/>
+        </w:rPr>
+        <w:t>каталога,</w:t>
+      </w:r>
+      <w:r>
+        <w:rPr>
+          <w:rFonts w:cstheme="minorHAnsi"/>
+          <w:color w:val="000000" w:themeColor="text1"/>
+          <w:sz w:val="28"/>
+          <w:szCs w:val="28"/>
+        </w:rPr>
+        <w:t xml:space="preserve"> так и через расширенный поиск по характеристикам</w:t>
+      </w:r>
+      <w:r>
+        <w:rPr>
+          <w:rFonts w:cstheme="minorHAnsi"/>
+          <w:color w:val="000000" w:themeColor="text1"/>
+          <w:sz w:val="28"/>
+          <w:szCs w:val="28"/>
+        </w:rPr>
+        <w:t xml:space="preserve"> товара</w:t>
+      </w:r>
+      <w:r>
+        <w:rPr>
+          <w:rFonts w:cstheme="minorHAnsi"/>
+          <w:color w:val="000000" w:themeColor="text1"/>
+          <w:sz w:val="28"/>
+          <w:szCs w:val="28"/>
+        </w:rPr>
+        <w:t xml:space="preserve">. Все эти операции выполняются с использованием AJAX, </w:t>
+      </w:r>
+      <w:r>
+        <w:rPr>
+          <w:rFonts w:cstheme="minorHAnsi"/>
+          <w:color w:val="000000" w:themeColor="text1"/>
+          <w:sz w:val="28"/>
+          <w:szCs w:val="28"/>
+        </w:rPr>
+        <w:t>а т</w:t>
+      </w:r>
+      <w:r>
+        <w:rPr>
+          <w:rFonts w:cstheme="minorHAnsi"/>
+          <w:color w:val="000000" w:themeColor="text1"/>
+          <w:sz w:val="28"/>
+          <w:szCs w:val="28"/>
+        </w:rPr>
+        <w:t>акже, для улучшения пользовательского опыта</w:t>
+      </w:r>
+      <w:r>
+        <w:rPr>
+          <w:rFonts w:cstheme="minorHAnsi"/>
+          <w:color w:val="000000" w:themeColor="text1"/>
+          <w:sz w:val="28"/>
+          <w:szCs w:val="28"/>
+        </w:rPr>
+        <w:t xml:space="preserve"> </w:t>
+      </w:r>
+      <w:r>
+        <w:rPr>
+          <w:rFonts w:cstheme="minorHAnsi"/>
+          <w:color w:val="000000" w:themeColor="text1"/>
+          <w:sz w:val="28"/>
+          <w:szCs w:val="28"/>
+        </w:rPr>
+        <w:t>реализован индикатор загрузки, который отображается во время выполнения AJAX-запросов</w:t>
+      </w:r>
+      <w:r>
+        <w:rPr>
+          <w:rFonts w:cstheme="minorHAnsi"/>
+          <w:color w:val="000000" w:themeColor="text1"/>
+          <w:sz w:val="28"/>
+          <w:szCs w:val="28"/>
         </w:rPr>
         <w:t xml:space="preserve">. </w:t>
       </w:r>
@@ -458,7 +488,34 @@
           <w:sz w:val="28"/>
           <w:szCs w:val="28"/>
         </w:rPr>
-        <w:t>Кроме того, можно кликнуть на карточку товара, чтобы перейти к более подробному описанию товара и ознакомиться с его характеристиками и деталями.</w:t>
+        <w:t>А в</w:t>
+      </w:r>
+      <w:r>
+        <w:rPr>
+          <w:rFonts w:cstheme="minorHAnsi"/>
+          <w:color w:val="000000" w:themeColor="text1"/>
+          <w:sz w:val="28"/>
+          <w:szCs w:val="28"/>
+        </w:rPr>
+        <w:t xml:space="preserve"> карточке товара пользователь может нажать «Добавить в корзину» или «В избранное»</w:t>
+      </w:r>
+      <w:r>
+        <w:rPr>
+          <w:rFonts w:cstheme="minorHAnsi"/>
+          <w:color w:val="000000" w:themeColor="text1"/>
+          <w:sz w:val="28"/>
+          <w:szCs w:val="28"/>
+        </w:rPr>
+        <w:t>, но к</w:t>
+      </w:r>
+      <w:r>
+        <w:rPr>
+          <w:rFonts w:cstheme="minorHAnsi"/>
+          <w:color w:val="000000" w:themeColor="text1"/>
+          <w:sz w:val="28"/>
+          <w:szCs w:val="28"/>
+        </w:rPr>
+        <w:t>роме того, можно кликнуть на карточку товара, чтобы перейти к более подробному описанию товара.</w:t>
       </w:r>
     </w:p>
     <w:p>
@@ -486,43 +543,124 @@
           <w:sz w:val="28"/>
           <w:szCs w:val="28"/>
         </w:rPr>
-        <w:t>На странице товара можно</w:t>
-      </w:r>
-      <w:r>
-        <w:rPr>
-          <w:rFonts w:cstheme="minorHAnsi"/>
-          <w:color w:val="000000" w:themeColor="text1"/>
-          <w:sz w:val="28"/>
-          <w:szCs w:val="28"/>
-        </w:rPr>
-        <w:t xml:space="preserve"> прочитать информацию о товаре</w:t>
-      </w:r>
-      <w:r>
-        <w:rPr>
-          <w:rFonts w:cstheme="minorHAnsi"/>
-          <w:color w:val="000000" w:themeColor="text1"/>
-          <w:sz w:val="28"/>
-          <w:szCs w:val="28"/>
-        </w:rPr>
-        <w:t>, е</w:t>
-      </w:r>
-      <w:r>
-        <w:rPr>
-          <w:rFonts w:cstheme="minorHAnsi"/>
-          <w:color w:val="000000" w:themeColor="text1"/>
-          <w:sz w:val="28"/>
-          <w:szCs w:val="28"/>
-        </w:rPr>
-        <w:t>сли у товара есть несколько фотографий, они отображаются в виде слайдера, позволяя удобно просматривать все изображения</w:t>
-      </w:r>
-      <w:r>
-        <w:rPr>
-          <w:rFonts w:cstheme="minorHAnsi"/>
-          <w:color w:val="000000" w:themeColor="text1"/>
-          <w:sz w:val="28"/>
-          <w:szCs w:val="28"/>
-        </w:rPr>
-        <w:t xml:space="preserve">. Так же пользователь может </w:t>
+        <w:t>На странице товара можно прочитать информацию о товаре</w:t>
+      </w:r>
+      <w:r>
+        <w:rPr>
+          <w:rFonts w:cstheme="minorHAnsi"/>
+          <w:color w:val="000000" w:themeColor="text1"/>
+          <w:sz w:val="28"/>
+          <w:szCs w:val="28"/>
+        </w:rPr>
+        <w:t>.</w:t>
+      </w:r>
+      <w:r>
+        <w:rPr>
+          <w:rFonts w:cstheme="minorHAnsi"/>
+          <w:color w:val="000000" w:themeColor="text1"/>
+          <w:sz w:val="28"/>
+          <w:szCs w:val="28"/>
+        </w:rPr>
+        <w:t xml:space="preserve"> </w:t>
+      </w:r>
+      <w:r>
+        <w:rPr>
+          <w:rFonts w:cstheme="minorHAnsi"/>
+          <w:color w:val="000000" w:themeColor="text1"/>
+          <w:sz w:val="28"/>
+          <w:szCs w:val="28"/>
+        </w:rPr>
+        <w:t>Е</w:t>
+      </w:r>
+      <w:r>
+        <w:rPr>
+          <w:rFonts w:cstheme="minorHAnsi"/>
+          <w:color w:val="000000" w:themeColor="text1"/>
+          <w:sz w:val="28"/>
+          <w:szCs w:val="28"/>
+        </w:rPr>
+        <w:t xml:space="preserve">сли у товара есть несколько фотографий, они отображаются в виде слайдера. Так же пользователь может </w:t>
+      </w:r>
+      <w:r>
+        <w:rPr>
+          <w:rFonts w:cstheme="minorHAnsi"/>
+          <w:color w:val="000000" w:themeColor="text1"/>
+          <w:sz w:val="28"/>
+          <w:szCs w:val="28"/>
+        </w:rPr>
+        <w:t>оставить отзывы</w:t>
+      </w:r>
+      <w:r>
+        <w:rPr>
+          <w:rFonts w:cstheme="minorHAnsi"/>
+          <w:color w:val="000000" w:themeColor="text1"/>
+          <w:sz w:val="28"/>
+          <w:szCs w:val="28"/>
+        </w:rPr>
+        <w:t>, а если захочет, то может удалить свой комментарий</w:t>
+      </w:r>
+      <w:r>
+        <w:rPr>
+          <w:rFonts w:cstheme="minorHAnsi"/>
+          <w:color w:val="000000" w:themeColor="text1"/>
+          <w:sz w:val="28"/>
+          <w:szCs w:val="28"/>
+        </w:rPr>
+        <w:t xml:space="preserve">, </w:t>
+      </w:r>
+      <w:r>
+        <w:rPr>
+          <w:rFonts w:cstheme="minorHAnsi"/>
+          <w:color w:val="000000" w:themeColor="text1"/>
+          <w:sz w:val="28"/>
+          <w:szCs w:val="28"/>
+        </w:rPr>
+        <w:t xml:space="preserve">всё </w:t>
+      </w:r>
+      <w:r>
+        <w:rPr>
+          <w:rFonts w:cstheme="minorHAnsi"/>
+          <w:color w:val="000000" w:themeColor="text1"/>
+          <w:sz w:val="28"/>
+          <w:szCs w:val="28"/>
+        </w:rPr>
+        <w:t>это делается</w:t>
+      </w:r>
+      <w:r>
+        <w:rPr>
+          <w:rFonts w:cstheme="minorHAnsi"/>
+          <w:color w:val="000000" w:themeColor="text1"/>
+          <w:sz w:val="28"/>
+          <w:szCs w:val="28"/>
+        </w:rPr>
+        <w:t xml:space="preserve"> без перезагрузки. </w:t>
+      </w:r>
+      <w:r>
+        <w:rPr>
+          <w:rFonts w:cstheme="minorHAnsi"/>
+          <w:color w:val="000000" w:themeColor="text1"/>
+          <w:sz w:val="28"/>
+          <w:szCs w:val="28"/>
+        </w:rPr>
+        <w:t>Лайки по отзывам не реализованы, так как в проекте важнее именно содержательное качество отзывов, а не их оценка лайками</w:t>
+      </w:r>
+      <w:r>
+        <w:rPr>
+          <w:rFonts w:cstheme="minorHAnsi"/>
+          <w:color w:val="000000" w:themeColor="text1"/>
+          <w:sz w:val="28"/>
+          <w:szCs w:val="28"/>
+        </w:rPr>
+        <w:t xml:space="preserve">, что </w:t>
+      </w:r>
+      <w:r>
+        <w:rPr>
+          <w:rFonts w:cstheme="minorHAnsi"/>
+          <w:color w:val="000000" w:themeColor="text1"/>
+          <w:sz w:val="28"/>
+          <w:szCs w:val="28"/>
+        </w:rPr>
+        <w:t xml:space="preserve">помогает пользователям принять более </w:t>
       </w:r>
       <w:r>
         <w:rPr>
@@ -532,142 +670,7 @@
           <w:szCs w:val="28"/>
         </w:rPr>
         <w:lastRenderedPageBreak/>
-        <w:t xml:space="preserve">добавить </w:t>
-      </w:r>
-      <w:r>
-        <w:rPr>
-          <w:rFonts w:cstheme="minorHAnsi"/>
-          <w:color w:val="000000" w:themeColor="text1"/>
-          <w:sz w:val="28"/>
-          <w:szCs w:val="28"/>
-        </w:rPr>
-        <w:t xml:space="preserve">товар </w:t>
-      </w:r>
-      <w:r>
-        <w:rPr>
-          <w:rFonts w:cstheme="minorHAnsi"/>
-          <w:color w:val="000000" w:themeColor="text1"/>
-          <w:sz w:val="28"/>
-          <w:szCs w:val="28"/>
-        </w:rPr>
-        <w:t xml:space="preserve"> в корзину или в избранно</w:t>
-      </w:r>
-      <w:r>
-        <w:rPr>
-          <w:rFonts w:cstheme="minorHAnsi"/>
-          <w:color w:val="000000" w:themeColor="text1"/>
-          <w:sz w:val="28"/>
-          <w:szCs w:val="28"/>
-        </w:rPr>
-        <w:t>е</w:t>
-      </w:r>
-      <w:r>
-        <w:rPr>
-          <w:rFonts w:cstheme="minorHAnsi"/>
-          <w:color w:val="000000" w:themeColor="text1"/>
-          <w:sz w:val="28"/>
-          <w:szCs w:val="28"/>
-        </w:rPr>
-        <w:t xml:space="preserve">, а также оставить или прочитать отзывы, всё </w:t>
-      </w:r>
-      <w:r>
-        <w:rPr>
-          <w:rFonts w:cstheme="minorHAnsi"/>
-          <w:color w:val="000000" w:themeColor="text1"/>
-          <w:sz w:val="28"/>
-          <w:szCs w:val="28"/>
-        </w:rPr>
-        <w:t>это делается</w:t>
-      </w:r>
-      <w:r>
-        <w:rPr>
-          <w:rFonts w:cstheme="minorHAnsi"/>
-          <w:color w:val="000000" w:themeColor="text1"/>
-          <w:sz w:val="28"/>
-          <w:szCs w:val="28"/>
-        </w:rPr>
-        <w:t xml:space="preserve"> без перезагрузки.</w:t>
-      </w:r>
-      <w:r>
-        <w:rPr>
-          <w:rFonts w:cstheme="minorHAnsi"/>
-          <w:color w:val="000000" w:themeColor="text1"/>
-          <w:sz w:val="28"/>
-          <w:szCs w:val="28"/>
-        </w:rPr>
-        <w:t xml:space="preserve"> </w:t>
-      </w:r>
-      <w:r>
-        <w:rPr>
-          <w:rFonts w:cstheme="minorHAnsi"/>
-          <w:color w:val="000000" w:themeColor="text1"/>
-          <w:sz w:val="28"/>
-          <w:szCs w:val="28"/>
-        </w:rPr>
-        <w:t> Пользователь может также удалить свой комментарий, а администратор — любые отзывы.</w:t>
-      </w:r>
-      <w:r>
-        <w:rPr>
-          <w:rFonts w:cstheme="minorHAnsi"/>
-          <w:color w:val="000000" w:themeColor="text1"/>
-          <w:sz w:val="28"/>
-          <w:szCs w:val="28"/>
-        </w:rPr>
-        <w:t xml:space="preserve"> </w:t>
-      </w:r>
-      <w:r>
-        <w:rPr>
-          <w:rFonts w:cstheme="minorHAnsi"/>
-          <w:color w:val="000000" w:themeColor="text1"/>
-          <w:sz w:val="28"/>
-          <w:szCs w:val="28"/>
-        </w:rPr>
-        <w:t>Лайки по отзывам не реализованы, так как в этом проекте важнее именно содержательное качество отзывов, а не их оценка лайками. Это помогает пользователям принять более обоснованное решение, не опираясь только на количество лайков</w:t>
-      </w:r>
-      <w:r>
-        <w:rPr>
-          <w:rFonts w:cstheme="minorHAnsi"/>
-          <w:color w:val="000000" w:themeColor="text1"/>
-          <w:sz w:val="28"/>
-          <w:szCs w:val="28"/>
-        </w:rPr>
-        <w:t xml:space="preserve">. </w:t>
-      </w:r>
-      <w:r>
-        <w:rPr>
-          <w:rFonts w:cstheme="minorHAnsi"/>
-          <w:color w:val="000000" w:themeColor="text1"/>
-          <w:sz w:val="28"/>
-          <w:szCs w:val="28"/>
-        </w:rPr>
-        <w:t xml:space="preserve">Кроме этого, </w:t>
-      </w:r>
-      <w:r>
-        <w:rPr>
-          <w:rFonts w:cstheme="minorHAnsi"/>
-          <w:color w:val="000000" w:themeColor="text1"/>
-          <w:sz w:val="28"/>
-          <w:szCs w:val="28"/>
-        </w:rPr>
-        <w:t xml:space="preserve">у администратора </w:t>
-      </w:r>
-      <w:r>
-        <w:rPr>
-          <w:rFonts w:cstheme="minorHAnsi"/>
-          <w:color w:val="000000" w:themeColor="text1"/>
-          <w:sz w:val="28"/>
-          <w:szCs w:val="28"/>
-        </w:rPr>
-        <w:t>есть возможность перейти на страницу редактирования товара.</w:t>
-      </w:r>
-      <w:r>
-        <w:rPr>
-          <w:rFonts w:cstheme="minorHAnsi"/>
-          <w:color w:val="000000" w:themeColor="text1"/>
-          <w:sz w:val="28"/>
-          <w:szCs w:val="28"/>
-        </w:rPr>
-        <w:t xml:space="preserve"> </w:t>
+        <w:t xml:space="preserve">обоснованное решение, не опираясь только на количество лайков. </w:t>
       </w:r>
       <w:r>
         <w:rPr>
@@ -686,15 +689,6 @@
           <w:szCs w:val="28"/>
         </w:rPr>
         <w:t>иже отображаются похожие товары из тех же категорий или с похожими характеристиками.</w:t>
-      </w:r>
-      <w:r>
-        <w:rPr>
-          <w:rFonts w:cstheme="minorHAnsi"/>
-          <w:color w:val="000000" w:themeColor="text1"/>
-          <w:sz w:val="28"/>
-          <w:szCs w:val="28"/>
-        </w:rPr>
-        <w:t xml:space="preserve"> </w:t>
       </w:r>
     </w:p>
     <w:p>
@@ -722,43 +716,25 @@
           <w:sz w:val="28"/>
           <w:szCs w:val="28"/>
         </w:rPr>
-        <w:t>В разделе «Избранное» аналогично карточкам на главной — можно просматривать товары, добавлять или удалять их из избранного через AJAX</w:t>
-      </w:r>
-      <w:r>
-        <w:rPr>
-          <w:rFonts w:cstheme="minorHAnsi"/>
-          <w:color w:val="000000" w:themeColor="text1"/>
-          <w:sz w:val="28"/>
-          <w:szCs w:val="28"/>
-        </w:rPr>
-        <w:t xml:space="preserve"> или </w:t>
-      </w:r>
-      <w:r>
-        <w:rPr>
-          <w:rFonts w:cstheme="minorHAnsi"/>
-          <w:color w:val="000000" w:themeColor="text1"/>
-          <w:sz w:val="28"/>
-          <w:szCs w:val="28"/>
-        </w:rPr>
-        <w:t xml:space="preserve">открыть детали </w:t>
-      </w:r>
-      <w:r>
-        <w:rPr>
-          <w:rFonts w:cstheme="minorHAnsi"/>
-          <w:color w:val="000000" w:themeColor="text1"/>
-          <w:sz w:val="28"/>
-          <w:szCs w:val="28"/>
-        </w:rPr>
-        <w:t>товара</w:t>
-      </w:r>
-      <w:r>
-        <w:rPr>
-          <w:rFonts w:cstheme="minorHAnsi"/>
-          <w:color w:val="000000" w:themeColor="text1"/>
-          <w:sz w:val="28"/>
-          <w:szCs w:val="28"/>
-        </w:rPr>
-        <w:t>.</w:t>
+        <w:t xml:space="preserve">В разделе «Избранное» </w:t>
+      </w:r>
+      <w:r>
+        <w:rPr>
+          <w:rFonts w:cstheme="minorHAnsi"/>
+          <w:color w:val="000000" w:themeColor="text1"/>
+          <w:sz w:val="28"/>
+          <w:szCs w:val="28"/>
+        </w:rPr>
+        <w:t xml:space="preserve">можно выполнять действии </w:t>
+      </w:r>
+      <w:r>
+        <w:rPr>
+          <w:rFonts w:cstheme="minorHAnsi"/>
+          <w:color w:val="000000" w:themeColor="text1"/>
+          <w:sz w:val="28"/>
+          <w:szCs w:val="28"/>
+        </w:rPr>
+        <w:t>аналогично карточкам на главной.</w:t>
       </w:r>
     </w:p>
     <w:p>
@@ -786,106 +762,79 @@
           <w:sz w:val="28"/>
           <w:szCs w:val="28"/>
         </w:rPr>
-        <w:t xml:space="preserve"> </w:t>
-      </w:r>
-      <w:r>
-        <w:rPr>
-          <w:rFonts w:cstheme="minorHAnsi"/>
-          <w:color w:val="000000" w:themeColor="text1"/>
-          <w:sz w:val="28"/>
-          <w:szCs w:val="28"/>
-        </w:rPr>
-        <w:t xml:space="preserve">В разделе «Корзина» пользователь заполняет форму с адресом, временем доставки и комментариями. Адрес вводится вручную, потому что </w:t>
-      </w:r>
-      <w:r>
-        <w:rPr>
-          <w:rFonts w:cstheme="minorHAnsi"/>
-          <w:color w:val="000000" w:themeColor="text1"/>
-          <w:sz w:val="28"/>
-          <w:szCs w:val="28"/>
-        </w:rPr>
-        <w:t>и</w:t>
-      </w:r>
-      <w:r>
-        <w:rPr>
-          <w:rFonts w:cstheme="minorHAnsi"/>
-          <w:color w:val="000000" w:themeColor="text1"/>
-          <w:sz w:val="28"/>
-          <w:szCs w:val="28"/>
-        </w:rPr>
-        <w:t>нтеграция карты усложнил</w:t>
-      </w:r>
-      <w:r>
-        <w:rPr>
-          <w:rFonts w:cstheme="minorHAnsi"/>
-          <w:color w:val="000000" w:themeColor="text1"/>
-          <w:sz w:val="28"/>
-          <w:szCs w:val="28"/>
-        </w:rPr>
-        <w:t>а</w:t>
-      </w:r>
-      <w:r>
-        <w:rPr>
-          <w:rFonts w:cstheme="minorHAnsi"/>
-          <w:color w:val="000000" w:themeColor="text1"/>
-          <w:sz w:val="28"/>
-          <w:szCs w:val="28"/>
-        </w:rPr>
-        <w:t xml:space="preserve"> бы интерфейс и потребовало бы дополнительных ресурсов, а для текущих задач ручной ввод адреса более быстрый и удобный способ</w:t>
-      </w:r>
-      <w:r>
-        <w:rPr>
-          <w:rFonts w:cstheme="minorHAnsi"/>
-          <w:color w:val="000000" w:themeColor="text1"/>
-          <w:sz w:val="28"/>
-          <w:szCs w:val="28"/>
-        </w:rPr>
-        <w:t>. П</w:t>
-      </w:r>
-      <w:r>
-        <w:rPr>
-          <w:rFonts w:cstheme="minorHAnsi"/>
-          <w:color w:val="000000" w:themeColor="text1"/>
-          <w:sz w:val="28"/>
-          <w:szCs w:val="28"/>
-        </w:rPr>
-        <w:t>осле подтверждения заказа через AJAX статус заказа меняется на «</w:t>
-      </w:r>
-      <w:r>
-        <w:rPr>
-          <w:rFonts w:cstheme="minorHAnsi"/>
-          <w:color w:val="000000" w:themeColor="text1"/>
-          <w:sz w:val="28"/>
-          <w:szCs w:val="28"/>
-        </w:rPr>
-        <w:t>Ожидание принятия доставщиком</w:t>
-      </w:r>
-      <w:r>
-        <w:rPr>
-          <w:rFonts w:cstheme="minorHAnsi"/>
-          <w:color w:val="000000" w:themeColor="text1"/>
-          <w:sz w:val="28"/>
-          <w:szCs w:val="28"/>
-        </w:rPr>
-        <w:t xml:space="preserve">», чтобы доставщики могли его </w:t>
-      </w:r>
-      <w:r>
-        <w:rPr>
-          <w:rFonts w:cstheme="minorHAnsi"/>
-          <w:color w:val="000000" w:themeColor="text1"/>
-          <w:sz w:val="28"/>
-          <w:szCs w:val="28"/>
-        </w:rPr>
-        <w:t>принять</w:t>
-      </w:r>
-      <w:r>
-        <w:rPr>
-          <w:rFonts w:cstheme="minorHAnsi"/>
-          <w:color w:val="000000" w:themeColor="text1"/>
-          <w:sz w:val="28"/>
-          <w:szCs w:val="28"/>
-        </w:rPr>
-        <w:t>.</w:t>
+        <w:t>В разделе «Корзина» пользователь</w:t>
+      </w:r>
+      <w:r>
+        <w:rPr>
+          <w:rFonts w:cstheme="minorHAnsi"/>
+          <w:color w:val="000000" w:themeColor="text1"/>
+          <w:sz w:val="28"/>
+          <w:szCs w:val="28"/>
+        </w:rPr>
+        <w:t xml:space="preserve"> может оформить заявку</w:t>
+      </w:r>
+      <w:r>
+        <w:rPr>
+          <w:rFonts w:cstheme="minorHAnsi"/>
+          <w:color w:val="000000" w:themeColor="text1"/>
+          <w:sz w:val="28"/>
+          <w:szCs w:val="28"/>
+        </w:rPr>
+        <w:t xml:space="preserve"> и просмотреть свою историю</w:t>
+      </w:r>
+      <w:r>
+        <w:rPr>
+          <w:rFonts w:cstheme="minorHAnsi"/>
+          <w:color w:val="000000" w:themeColor="text1"/>
+          <w:sz w:val="28"/>
+          <w:szCs w:val="28"/>
+        </w:rPr>
+        <w:t>. Для</w:t>
+      </w:r>
+      <w:r>
+        <w:rPr>
+          <w:rFonts w:cstheme="minorHAnsi"/>
+          <w:color w:val="000000" w:themeColor="text1"/>
+          <w:sz w:val="28"/>
+          <w:szCs w:val="28"/>
+        </w:rPr>
+        <w:t xml:space="preserve"> оформления доставки</w:t>
+      </w:r>
+      <w:r>
+        <w:rPr>
+          <w:rFonts w:cstheme="minorHAnsi"/>
+          <w:color w:val="000000" w:themeColor="text1"/>
+          <w:sz w:val="28"/>
+          <w:szCs w:val="28"/>
+        </w:rPr>
+        <w:t xml:space="preserve"> он</w:t>
+      </w:r>
+      <w:r>
+        <w:rPr>
+          <w:rFonts w:cstheme="minorHAnsi"/>
+          <w:color w:val="000000" w:themeColor="text1"/>
+          <w:sz w:val="28"/>
+          <w:szCs w:val="28"/>
+        </w:rPr>
+        <w:t xml:space="preserve"> заполняет форму. Адрес вводится вручную, потому что интеграция карты усложнила бы интерфейс, а для текущих задач ручной ввод адреса более быстрый и удобный способ. После подтверждения</w:t>
+      </w:r>
+      <w:r>
+        <w:rPr>
+          <w:rFonts w:cstheme="minorHAnsi"/>
+          <w:color w:val="000000" w:themeColor="text1"/>
+          <w:sz w:val="28"/>
+          <w:szCs w:val="28"/>
+        </w:rPr>
+        <w:t xml:space="preserve">, у заказа меняется статус через </w:t>
+      </w:r>
+      <w:r>
+        <w:rPr>
+          <w:rFonts w:cstheme="minorHAnsi"/>
+          <w:color w:val="000000" w:themeColor="text1"/>
+          <w:sz w:val="28"/>
+          <w:szCs w:val="28"/>
+        </w:rPr>
+        <w:t>AJAX, чтобы доставщики могли его принять.</w:t>
       </w:r>
     </w:p>
     <w:p>
@@ -913,16 +862,25 @@
           <w:sz w:val="28"/>
           <w:szCs w:val="28"/>
         </w:rPr>
-        <w:t>Также</w:t>
-      </w:r>
-      <w:r>
-        <w:rPr>
-          <w:rFonts w:cstheme="minorHAnsi"/>
-          <w:color w:val="000000" w:themeColor="text1"/>
-          <w:sz w:val="28"/>
-          <w:szCs w:val="28"/>
-        </w:rPr>
-        <w:t xml:space="preserve"> после оформления доставки пользователь может просматривать текущий статус своего заказа.</w:t>
+        <w:t>Также после оформления доставки пользователь может просматривать текущий статус своего заказа</w:t>
+      </w:r>
+      <w:r>
+        <w:rPr>
+          <w:rFonts w:cstheme="minorHAnsi"/>
+          <w:color w:val="000000" w:themeColor="text1"/>
+          <w:sz w:val="28"/>
+          <w:szCs w:val="28"/>
+        </w:rPr>
+        <w:t xml:space="preserve"> на отдельной странице</w:t>
+      </w:r>
+      <w:r>
+        <w:rPr>
+          <w:rFonts w:cstheme="minorHAnsi"/>
+          <w:color w:val="000000" w:themeColor="text1"/>
+          <w:sz w:val="28"/>
+          <w:szCs w:val="28"/>
+        </w:rPr>
+        <w:t>.</w:t>
       </w:r>
     </w:p>
     <w:p>
@@ -938,7 +896,6 @@
         <w:jc w:val="both"/>
         <w:rPr>
           <w:rFonts w:cstheme="minorHAnsi"/>
-          <w:b/>
           <w:color w:val="000000" w:themeColor="text1"/>
           <w:sz w:val="28"/>
           <w:szCs w:val="28"/>
@@ -969,25 +926,25 @@
           <w:sz w:val="28"/>
           <w:szCs w:val="28"/>
         </w:rPr>
-        <w:t xml:space="preserve">а этой странице отображаются все заказы, которые они могут выполнить. Для каждого заказа </w:t>
-      </w:r>
-      <w:r>
-        <w:rPr>
-          <w:rFonts w:cstheme="minorHAnsi"/>
-          <w:color w:val="000000" w:themeColor="text1"/>
-          <w:sz w:val="28"/>
-          <w:szCs w:val="28"/>
-        </w:rPr>
-        <w:t>показывается некоторая информация о заказе</w:t>
-      </w:r>
-      <w:r>
-        <w:rPr>
-          <w:rFonts w:cstheme="minorHAnsi"/>
-          <w:color w:val="000000" w:themeColor="text1"/>
-          <w:sz w:val="28"/>
-          <w:szCs w:val="28"/>
-        </w:rPr>
-        <w:t>. Доставщик</w:t>
+        <w:t xml:space="preserve">а этой странице отображаются все заказы, которые они могут </w:t>
+      </w:r>
+      <w:r>
+        <w:rPr>
+          <w:rFonts w:cstheme="minorHAnsi"/>
+          <w:color w:val="000000" w:themeColor="text1"/>
+          <w:sz w:val="28"/>
+          <w:szCs w:val="28"/>
+        </w:rPr>
+        <w:t>принять</w:t>
+      </w:r>
+      <w:r>
+        <w:rPr>
+          <w:rFonts w:cstheme="minorHAnsi"/>
+          <w:color w:val="000000" w:themeColor="text1"/>
+          <w:sz w:val="28"/>
+          <w:szCs w:val="28"/>
+        </w:rPr>
+        <w:t>.</w:t>
       </w:r>
       <w:r>
         <w:rPr>
@@ -1005,25 +962,7 @@
           <w:sz w:val="28"/>
           <w:szCs w:val="28"/>
         </w:rPr>
-        <w:t>может нажать</w:t>
-      </w:r>
-      <w:r>
-        <w:rPr>
-          <w:rFonts w:cstheme="minorHAnsi"/>
-          <w:color w:val="000000" w:themeColor="text1"/>
-          <w:sz w:val="28"/>
-          <w:szCs w:val="28"/>
-        </w:rPr>
-        <w:t xml:space="preserve"> кнопку</w:t>
-      </w:r>
-      <w:r>
-        <w:rPr>
-          <w:rFonts w:cstheme="minorHAnsi"/>
-          <w:color w:val="000000" w:themeColor="text1"/>
-          <w:sz w:val="28"/>
-          <w:szCs w:val="28"/>
-        </w:rPr>
-        <w:t xml:space="preserve"> «Принять», чтобы взять его в работу. После принятия заказ автоматически переходит в раздел «Мои заказы», где доставщик может отслеживать все свои текущие и завершенные заказы.</w:t>
+        <w:t>После принятия заказ автоматически переходит в раздел «Мои заказы», где доставщик может отслеживать все свои текущие и завершенные заказы.</w:t>
       </w:r>
     </w:p>
     <w:p>
@@ -1039,21 +978,37 @@
         <w:jc w:val="both"/>
         <w:rPr>
           <w:rFonts w:cstheme="minorHAnsi"/>
-          <w:bCs/>
-          <w:color w:val="000000" w:themeColor="text1"/>
-          <w:sz w:val="28"/>
-          <w:szCs w:val="28"/>
-        </w:rPr>
-      </w:pPr>
-      <w:r>
-        <w:rPr>
-          <w:rFonts w:cstheme="minorHAnsi"/>
-          <w:bCs/>
-          <w:color w:val="000000" w:themeColor="text1"/>
-          <w:sz w:val="28"/>
-          <w:szCs w:val="28"/>
-        </w:rPr>
-        <w:t>В разделе «Мои заказы» доставщик может последовательно обновлять статус каждого заказа, нажимая на кнопку, которая меняет статус и показывает подсказку, что нужно сделать дальше. В разделе также есть возможность просматривать историю выполненных заказов, где отображаются все завершенные заявки с датами и статусами, чтобы доставщик мог видеть свою работу.</w:t>
+          <w:color w:val="000000" w:themeColor="text1"/>
+          <w:sz w:val="28"/>
+          <w:szCs w:val="28"/>
+        </w:rPr>
+      </w:pPr>
+      <w:r>
+        <w:rPr>
+          <w:rFonts w:cstheme="minorHAnsi"/>
+          <w:color w:val="000000" w:themeColor="text1"/>
+          <w:sz w:val="28"/>
+          <w:szCs w:val="28"/>
+        </w:rPr>
+        <w:t xml:space="preserve">В разделе «Мои заказы» доставщик может последовательно обновлять статус каждого заказа, нажимая на кнопку, которая меняет статус и показывает подсказку, что нужно сделать дальше. В разделе также есть возможность просматривать историю выполненных заказов, где отображаются все завершенные </w:t>
+      </w:r>
+      <w:r>
+        <w:rPr>
+          <w:rFonts w:cstheme="minorHAnsi"/>
+          <w:color w:val="000000" w:themeColor="text1"/>
+          <w:sz w:val="28"/>
+          <w:szCs w:val="28"/>
+        </w:rPr>
+        <w:t>доставки</w:t>
+      </w:r>
+      <w:r>
+        <w:rPr>
+          <w:rFonts w:cstheme="minorHAnsi"/>
+          <w:color w:val="000000" w:themeColor="text1"/>
+          <w:sz w:val="28"/>
+          <w:szCs w:val="28"/>
+        </w:rPr>
+        <w:t>.</w:t>
       </w:r>
     </w:p>
     <w:p>
@@ -1069,16 +1024,14 @@
         <w:jc w:val="both"/>
         <w:rPr>
           <w:rFonts w:cstheme="minorHAnsi"/>
-          <w:bCs/>
-          <w:color w:val="000000" w:themeColor="text1"/>
-          <w:sz w:val="28"/>
-          <w:szCs w:val="28"/>
-        </w:rPr>
-      </w:pPr>
-      <w:r>
-        <w:rPr>
-          <w:rFonts w:cstheme="minorHAnsi"/>
-          <w:bCs/>
+          <w:color w:val="000000" w:themeColor="text1"/>
+          <w:sz w:val="28"/>
+          <w:szCs w:val="28"/>
+        </w:rPr>
+      </w:pPr>
+      <w:r>
+        <w:rPr>
+          <w:rFonts w:cstheme="minorHAnsi"/>
           <w:color w:val="000000" w:themeColor="text1"/>
           <w:sz w:val="28"/>
           <w:szCs w:val="28"/>
@@ -1088,7 +1041,6 @@
       <w:r>
         <w:rPr>
           <w:rFonts w:cstheme="minorHAnsi"/>
-          <w:bCs/>
           <w:color w:val="000000" w:themeColor="text1"/>
           <w:sz w:val="28"/>
           <w:szCs w:val="28"/>
@@ -1098,12 +1050,29 @@
       <w:r>
         <w:rPr>
           <w:rFonts w:cstheme="minorHAnsi"/>
-          <w:bCs/>
-          <w:color w:val="000000" w:themeColor="text1"/>
-          <w:sz w:val="28"/>
-          <w:szCs w:val="28"/>
-        </w:rPr>
-        <w:t>заказов появляется кнопка, на которую покупатель нажимает, чтобы подтвердить, что товар получен. После этого заказ считается завершенным, и его статус обновляется на «Завершен».</w:t>
+          <w:color w:val="000000" w:themeColor="text1"/>
+          <w:sz w:val="28"/>
+          <w:szCs w:val="28"/>
+        </w:rPr>
+        <w:t>заказов появляется кнопка, на которую покупатель нажимает, чтобы подтвердить, что товар получен</w:t>
+      </w:r>
+      <w:r>
+        <w:rPr>
+          <w:rFonts w:cstheme="minorHAnsi"/>
+          <w:color w:val="000000" w:themeColor="text1"/>
+          <w:sz w:val="28"/>
+          <w:szCs w:val="28"/>
+        </w:rPr>
+        <w:t xml:space="preserve"> и п</w:t>
+      </w:r>
+      <w:r>
+        <w:rPr>
+          <w:rFonts w:cstheme="minorHAnsi"/>
+          <w:color w:val="000000" w:themeColor="text1"/>
+          <w:sz w:val="28"/>
+          <w:szCs w:val="28"/>
+        </w:rPr>
+        <w:t>осле этого заказ считается завершенным.</w:t>
       </w:r>
     </w:p>
     <w:p>
@@ -1119,16 +1088,14 @@
         <w:jc w:val="both"/>
         <w:rPr>
           <w:rFonts w:cstheme="minorHAnsi"/>
-          <w:bCs/>
-          <w:color w:val="000000" w:themeColor="text1"/>
-          <w:sz w:val="28"/>
-          <w:szCs w:val="28"/>
-        </w:rPr>
-      </w:pPr>
-      <w:r>
-        <w:rPr>
-          <w:rFonts w:cstheme="minorHAnsi"/>
-          <w:bCs/>
+          <w:color w:val="000000" w:themeColor="text1"/>
+          <w:sz w:val="28"/>
+          <w:szCs w:val="28"/>
+        </w:rPr>
+      </w:pPr>
+      <w:r>
+        <w:rPr>
+          <w:rFonts w:cstheme="minorHAnsi"/>
           <w:color w:val="000000" w:themeColor="text1"/>
           <w:sz w:val="28"/>
           <w:szCs w:val="28"/>
@@ -1138,7 +1105,6 @@
       <w:r>
         <w:rPr>
           <w:rFonts w:cstheme="minorHAnsi"/>
-          <w:bCs/>
           <w:color w:val="000000" w:themeColor="text1"/>
           <w:sz w:val="28"/>
           <w:szCs w:val="28"/>
@@ -1148,17 +1114,33 @@
       <w:r>
         <w:rPr>
           <w:rFonts w:cstheme="minorHAnsi"/>
-          <w:bCs/>
-          <w:color w:val="000000" w:themeColor="text1"/>
-          <w:sz w:val="28"/>
-          <w:szCs w:val="28"/>
-        </w:rPr>
-        <w:t>ователя есть проблемы</w:t>
-      </w:r>
-      <w:r>
-        <w:rPr>
-          <w:rFonts w:cstheme="minorHAnsi"/>
-          <w:bCs/>
+          <w:color w:val="000000" w:themeColor="text1"/>
+          <w:sz w:val="28"/>
+          <w:szCs w:val="28"/>
+        </w:rPr>
+        <w:t xml:space="preserve">ователя </w:t>
+      </w:r>
+      <w:r>
+        <w:rPr>
+          <w:rFonts w:cstheme="minorHAnsi"/>
+          <w:color w:val="000000" w:themeColor="text1"/>
+          <w:sz w:val="28"/>
+          <w:szCs w:val="28"/>
+        </w:rPr>
+        <w:t>возникли</w:t>
+      </w:r>
+      <w:r>
+        <w:rPr>
+          <w:rFonts w:cstheme="minorHAnsi"/>
+          <w:color w:val="000000" w:themeColor="text1"/>
+          <w:sz w:val="28"/>
+          <w:szCs w:val="28"/>
+        </w:rPr>
+        <w:t xml:space="preserve"> проблемы</w:t>
+      </w:r>
+      <w:r>
+        <w:rPr>
+          <w:rFonts w:cstheme="minorHAnsi"/>
           <w:color w:val="000000" w:themeColor="text1"/>
           <w:sz w:val="28"/>
           <w:szCs w:val="28"/>
@@ -1168,7 +1150,15 @@
       <w:r>
         <w:rPr>
           <w:rFonts w:cstheme="minorHAnsi"/>
-          <w:bCs/>
+          <w:color w:val="000000" w:themeColor="text1"/>
+          <w:sz w:val="28"/>
+          <w:szCs w:val="28"/>
+        </w:rPr>
+        <w:t xml:space="preserve">есть </w:t>
+      </w:r>
+      <w:r>
+        <w:rPr>
+          <w:rFonts w:cstheme="minorHAnsi"/>
           <w:color w:val="000000" w:themeColor="text1"/>
           <w:sz w:val="28"/>
           <w:szCs w:val="28"/>
@@ -1178,27 +1168,24 @@
       <w:r>
         <w:rPr>
           <w:rFonts w:cstheme="minorHAnsi"/>
-          <w:bCs/>
-          <w:color w:val="000000" w:themeColor="text1"/>
-          <w:sz w:val="28"/>
-          <w:szCs w:val="28"/>
-        </w:rPr>
-        <w:t xml:space="preserve"> есть</w:t>
-      </w:r>
-      <w:r>
-        <w:rPr>
-          <w:rFonts w:cstheme="minorHAnsi"/>
-          <w:bCs/>
-          <w:color w:val="000000" w:themeColor="text1"/>
-          <w:sz w:val="28"/>
-          <w:szCs w:val="28"/>
-        </w:rPr>
-        <w:t xml:space="preserve"> техподдержк</w:t>
-      </w:r>
-      <w:r>
-        <w:rPr>
-          <w:rFonts w:cstheme="minorHAnsi"/>
-          <w:bCs/>
+          <w:color w:val="000000" w:themeColor="text1"/>
+          <w:sz w:val="28"/>
+          <w:szCs w:val="28"/>
+        </w:rPr>
+        <w:t xml:space="preserve"> </w:t>
+      </w:r>
+      <w:r>
+        <w:rPr>
+          <w:rFonts w:cstheme="minorHAnsi"/>
+          <w:color w:val="000000" w:themeColor="text1"/>
+          <w:sz w:val="28"/>
+          <w:szCs w:val="28"/>
+        </w:rPr>
+        <w:t>техподдержк</w:t>
+      </w:r>
+      <w:r>
+        <w:rPr>
+          <w:rFonts w:cstheme="minorHAnsi"/>
           <w:color w:val="000000" w:themeColor="text1"/>
           <w:sz w:val="28"/>
           <w:szCs w:val="28"/>
@@ -1208,7 +1195,6 @@
       <w:r>
         <w:rPr>
           <w:rFonts w:cstheme="minorHAnsi"/>
-          <w:bCs/>
           <w:color w:val="000000" w:themeColor="text1"/>
           <w:sz w:val="28"/>
           <w:szCs w:val="28"/>
@@ -1218,47 +1204,24 @@
       <w:r>
         <w:rPr>
           <w:rFonts w:cstheme="minorHAnsi"/>
-          <w:bCs/>
-          <w:color w:val="000000" w:themeColor="text1"/>
-          <w:sz w:val="28"/>
-          <w:szCs w:val="28"/>
-        </w:rPr>
-        <w:t>ая</w:t>
-      </w:r>
-      <w:r>
-        <w:rPr>
-          <w:rFonts w:cstheme="minorHAnsi"/>
-          <w:bCs/>
-          <w:color w:val="000000" w:themeColor="text1"/>
-          <w:sz w:val="28"/>
-          <w:szCs w:val="28"/>
-        </w:rPr>
-        <w:t xml:space="preserve"> реализован</w:t>
-      </w:r>
-      <w:r>
-        <w:rPr>
-          <w:rFonts w:cstheme="minorHAnsi"/>
-          <w:bCs/>
-          <w:color w:val="000000" w:themeColor="text1"/>
-          <w:sz w:val="28"/>
-          <w:szCs w:val="28"/>
-        </w:rPr>
-        <w:t>а</w:t>
-      </w:r>
-      <w:r>
-        <w:rPr>
-          <w:rFonts w:cstheme="minorHAnsi"/>
-          <w:bCs/>
-          <w:color w:val="000000" w:themeColor="text1"/>
-          <w:sz w:val="28"/>
-          <w:szCs w:val="28"/>
-        </w:rPr>
-        <w:t xml:space="preserve"> в виде мессенджера. Пользователь может отправлять туда свои вопросы</w:t>
-      </w:r>
-      <w:r>
-        <w:rPr>
-          <w:rFonts w:cstheme="minorHAnsi"/>
-          <w:bCs/>
+          <w:color w:val="000000" w:themeColor="text1"/>
+          <w:sz w:val="28"/>
+          <w:szCs w:val="28"/>
+        </w:rPr>
+        <w:t>ый</w:t>
+      </w:r>
+      <w:r>
+        <w:rPr>
+          <w:rFonts w:cstheme="minorHAnsi"/>
+          <w:color w:val="000000" w:themeColor="text1"/>
+          <w:sz w:val="28"/>
+          <w:szCs w:val="28"/>
+        </w:rPr>
+        <w:t xml:space="preserve"> реализован в виде мессенджера. Пользователь может отправлять туда свои вопросы</w:t>
+      </w:r>
+      <w:r>
+        <w:rPr>
+          <w:rFonts w:cstheme="minorHAnsi"/>
           <w:color w:val="000000" w:themeColor="text1"/>
           <w:sz w:val="28"/>
           <w:szCs w:val="28"/>
@@ -1268,28 +1231,15 @@
       <w:r>
         <w:rPr>
           <w:rFonts w:cstheme="minorHAnsi"/>
-          <w:bCs/>
-          <w:color w:val="000000" w:themeColor="text1"/>
-          <w:sz w:val="28"/>
-          <w:szCs w:val="28"/>
-        </w:rPr>
-        <w:t xml:space="preserve">и получать ответы в реальном времени. Интерфейс похож на привычный чат — в нем отображаются сообщения пользователя и ответы </w:t>
-      </w:r>
-      <w:r>
-        <w:rPr>
-          <w:rFonts w:cstheme="minorHAnsi"/>
-          <w:bCs/>
-          <w:color w:val="000000" w:themeColor="text1"/>
-          <w:sz w:val="28"/>
-          <w:szCs w:val="28"/>
-        </w:rPr>
-        <w:lastRenderedPageBreak/>
-        <w:t xml:space="preserve">службы поддержки. </w:t>
-      </w:r>
-      <w:r>
-        <w:rPr>
-          <w:rFonts w:cstheme="minorHAnsi"/>
-          <w:bCs/>
+          <w:color w:val="000000" w:themeColor="text1"/>
+          <w:sz w:val="28"/>
+          <w:szCs w:val="28"/>
+        </w:rPr>
+        <w:t xml:space="preserve">и получать ответы. </w:t>
+      </w:r>
+      <w:r>
+        <w:rPr>
+          <w:rFonts w:cstheme="minorHAnsi"/>
           <w:color w:val="000000" w:themeColor="text1"/>
           <w:sz w:val="28"/>
           <w:szCs w:val="28"/>
@@ -1299,7 +1249,6 @@
       <w:r>
         <w:rPr>
           <w:rFonts w:cstheme="minorHAnsi"/>
-          <w:bCs/>
           <w:color w:val="000000" w:themeColor="text1"/>
           <w:sz w:val="28"/>
           <w:szCs w:val="28"/>
@@ -1309,7 +1258,6 @@
       <w:r>
         <w:rPr>
           <w:rFonts w:cstheme="minorHAnsi"/>
-          <w:bCs/>
           <w:color w:val="000000" w:themeColor="text1"/>
           <w:sz w:val="28"/>
           <w:szCs w:val="28"/>
@@ -1319,7 +1267,6 @@
       <w:r>
         <w:rPr>
           <w:rFonts w:cstheme="minorHAnsi"/>
-          <w:bCs/>
           <w:color w:val="000000" w:themeColor="text1"/>
           <w:sz w:val="28"/>
           <w:szCs w:val="28"/>
@@ -1329,7 +1276,6 @@
       <w:r>
         <w:rPr>
           <w:rFonts w:cstheme="minorHAnsi"/>
-          <w:bCs/>
           <w:color w:val="000000" w:themeColor="text1"/>
           <w:sz w:val="28"/>
           <w:szCs w:val="28"/>
@@ -1339,37 +1285,87 @@
       <w:r>
         <w:rPr>
           <w:rFonts w:cstheme="minorHAnsi"/>
-          <w:bCs/>
-          <w:color w:val="000000" w:themeColor="text1"/>
-          <w:sz w:val="28"/>
-          <w:szCs w:val="28"/>
-        </w:rPr>
-        <w:t xml:space="preserve">ока служба поддержки прочитает и обработает запрос, пройдет несколько секунд, поэтому более рационально делать периодические опросы сервера раз в </w:t>
-      </w:r>
-      <w:r>
-        <w:rPr>
-          <w:rFonts w:cstheme="minorHAnsi"/>
-          <w:bCs/>
-          <w:color w:val="000000" w:themeColor="text1"/>
-          <w:sz w:val="28"/>
-          <w:szCs w:val="28"/>
-        </w:rPr>
-        <w:t>5</w:t>
-      </w:r>
-      <w:r>
-        <w:rPr>
-          <w:rFonts w:cstheme="minorHAnsi"/>
-          <w:bCs/>
-          <w:color w:val="000000" w:themeColor="text1"/>
-          <w:sz w:val="28"/>
-          <w:szCs w:val="28"/>
-        </w:rPr>
-        <w:t>-</w:t>
-      </w:r>
-      <w:r>
-        <w:rPr>
-          <w:rFonts w:cstheme="minorHAnsi"/>
-          <w:bCs/>
+          <w:color w:val="000000" w:themeColor="text1"/>
+          <w:sz w:val="28"/>
+          <w:szCs w:val="28"/>
+        </w:rPr>
+        <w:t>ока служба поддержки прочитает и обработает запрос,</w:t>
+      </w:r>
+      <w:r>
+        <w:rPr>
+          <w:rFonts w:cstheme="minorHAnsi"/>
+          <w:color w:val="000000" w:themeColor="text1"/>
+          <w:sz w:val="28"/>
+          <w:szCs w:val="28"/>
+        </w:rPr>
+        <w:t xml:space="preserve"> то</w:t>
+      </w:r>
+      <w:r>
+        <w:rPr>
+          <w:rFonts w:cstheme="minorHAnsi"/>
+          <w:color w:val="000000" w:themeColor="text1"/>
+          <w:sz w:val="28"/>
+          <w:szCs w:val="28"/>
+        </w:rPr>
+        <w:t xml:space="preserve"> пройдет </w:t>
+      </w:r>
+      <w:r>
+        <w:rPr>
+          <w:rFonts w:cstheme="minorHAnsi"/>
+          <w:color w:val="000000" w:themeColor="text1"/>
+          <w:sz w:val="28"/>
+          <w:szCs w:val="28"/>
+        </w:rPr>
+        <w:t>некоторое время</w:t>
+      </w:r>
+      <w:r>
+        <w:rPr>
+          <w:rFonts w:cstheme="minorHAnsi"/>
+          <w:color w:val="000000" w:themeColor="text1"/>
+          <w:sz w:val="28"/>
+          <w:szCs w:val="28"/>
+        </w:rPr>
+        <w:t xml:space="preserve">, поэтому </w:t>
+      </w:r>
+      <w:r>
+        <w:rPr>
+          <w:rFonts w:cstheme="minorHAnsi"/>
+          <w:color w:val="000000" w:themeColor="text1"/>
+          <w:sz w:val="28"/>
+          <w:szCs w:val="28"/>
+        </w:rPr>
+        <w:t>было принято</w:t>
+      </w:r>
+      <w:r>
+        <w:rPr>
+          <w:rFonts w:cstheme="minorHAnsi"/>
+          <w:color w:val="000000" w:themeColor="text1"/>
+          <w:sz w:val="28"/>
+          <w:szCs w:val="28"/>
+        </w:rPr>
+        <w:t xml:space="preserve"> </w:t>
+      </w:r>
+      <w:r>
+        <w:rPr>
+          <w:rFonts w:cstheme="minorHAnsi"/>
+          <w:color w:val="000000" w:themeColor="text1"/>
+          <w:sz w:val="28"/>
+          <w:szCs w:val="28"/>
+        </w:rPr>
+        <w:t>решение с</w:t>
+      </w:r>
+      <w:r>
+        <w:rPr>
+          <w:rFonts w:cstheme="minorHAnsi"/>
+          <w:color w:val="000000" w:themeColor="text1"/>
+          <w:sz w:val="28"/>
+          <w:szCs w:val="28"/>
+        </w:rPr>
+        <w:t xml:space="preserve">делать периодические опросы сервера раз в </w:t>
+      </w:r>
+      <w:r>
+        <w:rPr>
+          <w:rFonts w:cstheme="minorHAnsi"/>
           <w:color w:val="000000" w:themeColor="text1"/>
           <w:sz w:val="28"/>
           <w:szCs w:val="28"/>
@@ -1379,12 +1375,47 @@
       <w:r>
         <w:rPr>
           <w:rFonts w:cstheme="minorHAnsi"/>
-          <w:bCs/>
-          <w:color w:val="000000" w:themeColor="text1"/>
-          <w:sz w:val="28"/>
-          <w:szCs w:val="28"/>
-        </w:rPr>
-        <w:t xml:space="preserve"> секунд. Это экономит ресурсы и позволяет обеспечить стабильную работу системы без сложных настроек постоянного соединения.</w:t>
+          <w:color w:val="000000" w:themeColor="text1"/>
+          <w:sz w:val="28"/>
+          <w:szCs w:val="28"/>
+        </w:rPr>
+        <w:t xml:space="preserve"> секунд</w:t>
+      </w:r>
+      <w:r>
+        <w:rPr>
+          <w:rFonts w:cstheme="minorHAnsi"/>
+          <w:color w:val="000000" w:themeColor="text1"/>
+          <w:sz w:val="28"/>
+          <w:szCs w:val="28"/>
+        </w:rPr>
+        <w:t>, а не держать соединение</w:t>
+      </w:r>
+      <w:r>
+        <w:rPr>
+          <w:rFonts w:cstheme="minorHAnsi"/>
+          <w:color w:val="000000" w:themeColor="text1"/>
+          <w:sz w:val="28"/>
+          <w:szCs w:val="28"/>
+        </w:rPr>
+        <w:t xml:space="preserve"> постоянно</w:t>
+      </w:r>
+      <w:r>
+        <w:rPr>
+          <w:rFonts w:cstheme="minorHAnsi"/>
+          <w:color w:val="000000" w:themeColor="text1"/>
+          <w:sz w:val="28"/>
+          <w:szCs w:val="28"/>
+        </w:rPr>
+        <w:t xml:space="preserve"> открытым</w:t>
+      </w:r>
+      <w:r>
+        <w:rPr>
+          <w:rFonts w:cstheme="minorHAnsi"/>
+          <w:color w:val="000000" w:themeColor="text1"/>
+          <w:sz w:val="28"/>
+          <w:szCs w:val="28"/>
+        </w:rPr>
+        <w:t>.</w:t>
       </w:r>
     </w:p>
     <w:p>
@@ -1400,21 +1431,46 @@
         <w:jc w:val="both"/>
         <w:rPr>
           <w:rFonts w:cstheme="minorHAnsi"/>
-          <w:bCs/>
-          <w:color w:val="000000" w:themeColor="text1"/>
-          <w:sz w:val="28"/>
-          <w:szCs w:val="28"/>
-        </w:rPr>
-      </w:pPr>
-      <w:r>
-        <w:rPr>
-          <w:rFonts w:cstheme="minorHAnsi"/>
-          <w:bCs/>
-          <w:color w:val="000000" w:themeColor="text1"/>
-          <w:sz w:val="28"/>
-          <w:szCs w:val="28"/>
-        </w:rPr>
-        <w:t>Специалисты поддержки получают обращения через отдельную страницу, где могут просматривать входящие заявки и принимать их для дальнейшего ответа.</w:t>
+          <w:color w:val="000000" w:themeColor="text1"/>
+          <w:sz w:val="28"/>
+          <w:szCs w:val="28"/>
+        </w:rPr>
+      </w:pPr>
+      <w:r>
+        <w:rPr>
+          <w:rFonts w:cstheme="minorHAnsi"/>
+          <w:color w:val="000000" w:themeColor="text1"/>
+          <w:sz w:val="28"/>
+          <w:szCs w:val="28"/>
+        </w:rPr>
+        <w:t>А дальше с</w:t>
+      </w:r>
+      <w:r>
+        <w:rPr>
+          <w:rFonts w:cstheme="minorHAnsi"/>
+          <w:color w:val="000000" w:themeColor="text1"/>
+          <w:sz w:val="28"/>
+          <w:szCs w:val="28"/>
+        </w:rPr>
+        <w:t xml:space="preserve">пециалисты поддержки получают обращения через отдельную страницу, где </w:t>
+      </w:r>
+      <w:r>
+        <w:rPr>
+          <w:rFonts w:cstheme="minorHAnsi"/>
+          <w:color w:val="000000" w:themeColor="text1"/>
+          <w:sz w:val="28"/>
+          <w:szCs w:val="28"/>
+        </w:rPr>
+        <w:t xml:space="preserve">они </w:t>
+      </w:r>
+      <w:r>
+        <w:rPr>
+          <w:rFonts w:cstheme="minorHAnsi"/>
+          <w:color w:val="000000" w:themeColor="text1"/>
+          <w:sz w:val="28"/>
+          <w:szCs w:val="28"/>
+        </w:rPr>
+        <w:t>могут просматривать входящие заявки и принимать их для дальнейшего ответа.</w:t>
       </w:r>
     </w:p>
     <w:p>
@@ -1430,21 +1486,65 @@
         <w:jc w:val="both"/>
         <w:rPr>
           <w:rFonts w:cstheme="minorHAnsi"/>
-          <w:bCs/>
-          <w:color w:val="000000" w:themeColor="text1"/>
-          <w:sz w:val="28"/>
-          <w:szCs w:val="28"/>
-        </w:rPr>
-      </w:pPr>
-      <w:r>
-        <w:rPr>
-          <w:rFonts w:cstheme="minorHAnsi"/>
-          <w:bCs/>
-          <w:color w:val="000000" w:themeColor="text1"/>
-          <w:sz w:val="28"/>
-          <w:szCs w:val="28"/>
-        </w:rPr>
-        <w:t>Административная панель представляет собой интерфейс, предназначенный для управления каталогом товаров и магазинами. Админ может добавлять новые товары, редактировать существующие, а также удалять товары, которые больше не нужны. Помимо этого, он может управлять структурой каталога, добавляя новые атрибуты и типы товаров, что позволяет более гибко классифицировать и фильтровать ассортимент.</w:t>
+          <w:color w:val="000000" w:themeColor="text1"/>
+          <w:sz w:val="28"/>
+          <w:szCs w:val="28"/>
+        </w:rPr>
+      </w:pPr>
+      <w:r>
+        <w:rPr>
+          <w:rFonts w:cstheme="minorHAnsi"/>
+          <w:color w:val="000000" w:themeColor="text1"/>
+          <w:sz w:val="28"/>
+          <w:szCs w:val="28"/>
+        </w:rPr>
+        <w:t xml:space="preserve">Административная панель представляет собой интерфейс, предназначенный для управления каталогом товаров и магазинами. </w:t>
+      </w:r>
+      <w:r>
+        <w:rPr>
+          <w:rFonts w:cstheme="minorHAnsi"/>
+          <w:color w:val="000000" w:themeColor="text1"/>
+          <w:sz w:val="28"/>
+          <w:szCs w:val="28"/>
+        </w:rPr>
+        <w:t>Админ</w:t>
+      </w:r>
+      <w:r>
+        <w:rPr>
+          <w:rFonts w:cstheme="minorHAnsi"/>
+          <w:color w:val="000000" w:themeColor="text1"/>
+          <w:sz w:val="28"/>
+          <w:szCs w:val="28"/>
+        </w:rPr>
+        <w:t>истратор</w:t>
+      </w:r>
+      <w:r>
+        <w:rPr>
+          <w:rFonts w:cstheme="minorHAnsi"/>
+          <w:color w:val="000000" w:themeColor="text1"/>
+          <w:sz w:val="28"/>
+          <w:szCs w:val="28"/>
+        </w:rPr>
+        <w:t xml:space="preserve"> может добавлять новые товары, редактировать существующие, а также удалять товары, которые больше не нужны. Помимо </w:t>
+      </w:r>
+      <w:r>
+        <w:rPr>
+          <w:rFonts w:cstheme="minorHAnsi"/>
+          <w:color w:val="000000" w:themeColor="text1"/>
+          <w:sz w:val="28"/>
+          <w:szCs w:val="28"/>
+        </w:rPr>
+        <w:lastRenderedPageBreak/>
+        <w:t>этого, он может управлять структурой каталога, добавляя новые атрибуты и типы товаров</w:t>
+      </w:r>
+      <w:r>
+        <w:rPr>
+          <w:rFonts w:cstheme="minorHAnsi"/>
+          <w:color w:val="000000" w:themeColor="text1"/>
+          <w:sz w:val="28"/>
+          <w:szCs w:val="28"/>
+        </w:rPr>
+        <w:t>.</w:t>
       </w:r>
     </w:p>
     <w:p>
@@ -1460,26 +1560,50 @@
         <w:jc w:val="both"/>
         <w:rPr>
           <w:rFonts w:cstheme="minorHAnsi"/>
-          <w:bCs/>
-          <w:color w:val="000000" w:themeColor="text1"/>
-          <w:sz w:val="28"/>
-          <w:szCs w:val="28"/>
-        </w:rPr>
-      </w:pPr>
-      <w:r>
-        <w:rPr>
-          <w:rFonts w:cstheme="minorHAnsi"/>
-          <w:bCs/>
-          <w:color w:val="000000" w:themeColor="text1"/>
-          <w:sz w:val="28"/>
-          <w:szCs w:val="28"/>
-        </w:rPr>
-        <w:t>На странице с пользователями реализован функционал быстрого поиска</w:t>
-      </w:r>
-      <w:r>
-        <w:rPr>
-          <w:rFonts w:cstheme="minorHAnsi"/>
-          <w:bCs/>
+          <w:color w:val="000000" w:themeColor="text1"/>
+          <w:sz w:val="28"/>
+          <w:szCs w:val="28"/>
+        </w:rPr>
+      </w:pPr>
+      <w:r>
+        <w:rPr>
+          <w:rFonts w:cstheme="minorHAnsi"/>
+          <w:color w:val="000000" w:themeColor="text1"/>
+          <w:sz w:val="28"/>
+          <w:szCs w:val="28"/>
+        </w:rPr>
+        <w:t>Также администратор может управлять пользователями, н</w:t>
+      </w:r>
+      <w:r>
+        <w:rPr>
+          <w:rFonts w:cstheme="minorHAnsi"/>
+          <w:color w:val="000000" w:themeColor="text1"/>
+          <w:sz w:val="28"/>
+          <w:szCs w:val="28"/>
+        </w:rPr>
+        <w:t xml:space="preserve">а </w:t>
+      </w:r>
+      <w:r>
+        <w:rPr>
+          <w:rFonts w:cstheme="minorHAnsi"/>
+          <w:color w:val="000000" w:themeColor="text1"/>
+          <w:sz w:val="28"/>
+          <w:szCs w:val="28"/>
+        </w:rPr>
+        <w:t xml:space="preserve">данной </w:t>
+      </w:r>
+      <w:r>
+        <w:rPr>
+          <w:rFonts w:cstheme="minorHAnsi"/>
+          <w:color w:val="000000" w:themeColor="text1"/>
+          <w:sz w:val="28"/>
+          <w:szCs w:val="28"/>
+        </w:rPr>
+        <w:t>странице реализован функционал быстрого поиска</w:t>
+      </w:r>
+      <w:r>
+        <w:rPr>
+          <w:rFonts w:cstheme="minorHAnsi"/>
           <w:color w:val="000000" w:themeColor="text1"/>
           <w:sz w:val="28"/>
           <w:szCs w:val="28"/>
@@ -1489,32 +1613,11 @@
       <w:r>
         <w:rPr>
           <w:rFonts w:cstheme="minorHAnsi"/>
-          <w:bCs/>
-          <w:color w:val="000000" w:themeColor="text1"/>
-          <w:sz w:val="28"/>
-          <w:szCs w:val="28"/>
-        </w:rPr>
-        <w:t>позволяя мгновенно фильтровать список и выполнять необходимые действия — блокировать, назначать роли или удалять аккаунты</w:t>
-      </w:r>
-      <w:r>
-        <w:rPr>
-          <w:rFonts w:cstheme="minorHAnsi"/>
-          <w:bCs/>
-          <w:color w:val="000000" w:themeColor="text1"/>
-          <w:sz w:val="28"/>
-          <w:szCs w:val="28"/>
-        </w:rPr>
-        <w:t xml:space="preserve">, которые выполняются </w:t>
-      </w:r>
-      <w:r>
-        <w:rPr>
-          <w:rFonts w:cstheme="minorHAnsi"/>
-          <w:bCs/>
-          <w:color w:val="000000" w:themeColor="text1"/>
-          <w:sz w:val="28"/>
-          <w:szCs w:val="28"/>
-        </w:rPr>
-        <w:t>через AJAX.</w:t>
+          <w:color w:val="000000" w:themeColor="text1"/>
+          <w:sz w:val="28"/>
+          <w:szCs w:val="28"/>
+        </w:rPr>
+        <w:t>позволяя мгновенно фильтровать список и выполнять необходимые действия — блокировать, назначать роли или удалять аккаунты.</w:t>
       </w:r>
     </w:p>
     <w:p>
@@ -1530,21 +1633,28 @@
         <w:jc w:val="both"/>
         <w:rPr>
           <w:rFonts w:cstheme="minorHAnsi"/>
-          <w:bCs/>
-          <w:color w:val="000000" w:themeColor="text1"/>
-          <w:sz w:val="28"/>
-          <w:szCs w:val="28"/>
-        </w:rPr>
-      </w:pPr>
-      <w:r>
-        <w:rPr>
-          <w:rFonts w:cstheme="minorHAnsi"/>
-          <w:bCs/>
-          <w:color w:val="000000" w:themeColor="text1"/>
-          <w:sz w:val="28"/>
-          <w:szCs w:val="28"/>
-        </w:rPr>
-        <w:t>В футере сайта реализованы две кнопки, которые ведут на случайные страницы с каталогами и товарами.</w:t>
+          <w:color w:val="000000" w:themeColor="text1"/>
+          <w:sz w:val="28"/>
+          <w:szCs w:val="28"/>
+        </w:rPr>
+      </w:pPr>
+      <w:r>
+        <w:rPr>
+          <w:rFonts w:cstheme="minorHAnsi"/>
+          <w:color w:val="000000" w:themeColor="text1"/>
+          <w:sz w:val="28"/>
+          <w:szCs w:val="28"/>
+        </w:rPr>
+        <w:t xml:space="preserve">Также хочется уделить внимание футеру, в нём </w:t>
+      </w:r>
+      <w:r>
+        <w:rPr>
+          <w:rFonts w:cstheme="minorHAnsi"/>
+          <w:color w:val="000000" w:themeColor="text1"/>
+          <w:sz w:val="28"/>
+          <w:szCs w:val="28"/>
+        </w:rPr>
+        <w:t>реализованы две кнопки, которые ведут на случайные страницы с каталогами и товарами.</w:t>
       </w:r>
       <w:r>
         <w:rPr>
@@ -1555,17 +1665,15 @@
       <w:r>
         <w:rPr>
           <w:rFonts w:cstheme="minorHAnsi"/>
-          <w:bCs/>
-          <w:color w:val="000000" w:themeColor="text1"/>
-          <w:sz w:val="28"/>
-          <w:szCs w:val="28"/>
-        </w:rPr>
-        <w:t>Этот</w:t>
-      </w:r>
-      <w:r>
-        <w:rPr>
-          <w:rFonts w:cstheme="minorHAnsi"/>
-          <w:bCs/>
+          <w:color w:val="000000" w:themeColor="text1"/>
+          <w:sz w:val="28"/>
+          <w:szCs w:val="28"/>
+        </w:rPr>
+        <w:t>Это</w:t>
+      </w:r>
+      <w:r>
+        <w:rPr>
+          <w:rFonts w:cstheme="minorHAnsi"/>
           <w:color w:val="000000" w:themeColor="text1"/>
           <w:sz w:val="28"/>
           <w:szCs w:val="28"/>
@@ -1575,52 +1683,11 @@
       <w:r>
         <w:rPr>
           <w:rFonts w:cstheme="minorHAnsi"/>
-          <w:bCs/>
-          <w:color w:val="000000" w:themeColor="text1"/>
-          <w:sz w:val="28"/>
-          <w:szCs w:val="28"/>
-        </w:rPr>
-        <w:t>реализует</w:t>
-      </w:r>
-      <w:r>
-        <w:rPr>
-          <w:rFonts w:cstheme="minorHAnsi"/>
-          <w:bCs/>
-          <w:color w:val="000000" w:themeColor="text1"/>
-          <w:sz w:val="28"/>
-          <w:szCs w:val="28"/>
-        </w:rPr>
-        <w:t>ся через</w:t>
-      </w:r>
-      <w:r>
-        <w:rPr>
-          <w:rFonts w:cstheme="minorHAnsi"/>
-          <w:bCs/>
-          <w:color w:val="000000" w:themeColor="text1"/>
-          <w:sz w:val="28"/>
-          <w:szCs w:val="28"/>
-        </w:rPr>
-        <w:t xml:space="preserve"> выбор случайных товаров и категорий из базы данных. Если по каким-то причинам выборка не удалась</w:t>
-      </w:r>
-      <w:r>
-        <w:rPr>
-          <w:rFonts w:cstheme="minorHAnsi"/>
-          <w:bCs/>
-          <w:color w:val="000000" w:themeColor="text1"/>
-          <w:sz w:val="28"/>
-          <w:szCs w:val="28"/>
-        </w:rPr>
-        <w:t>,</w:t>
-      </w:r>
-      <w:r>
-        <w:rPr>
-          <w:rFonts w:cstheme="minorHAnsi"/>
-          <w:bCs/>
-          <w:color w:val="000000" w:themeColor="text1"/>
-          <w:sz w:val="28"/>
-          <w:szCs w:val="28"/>
-        </w:rPr>
-        <w:t xml:space="preserve"> то для обеспечения работоспособности задаются значения по умолчанию.</w:t>
+          <w:color w:val="000000" w:themeColor="text1"/>
+          <w:sz w:val="28"/>
+          <w:szCs w:val="28"/>
+        </w:rPr>
+        <w:t>реализуется через выбор случайных товаров и категорий из базы данных. Если по каким-то причинам выборка не удалась, то для обеспечения работоспособности задаются значения по умолчанию.</w:t>
       </w:r>
     </w:p>
     <w:p>
@@ -1636,24 +1703,33 @@
         <w:jc w:val="both"/>
         <w:rPr>
           <w:rFonts w:cstheme="minorHAnsi"/>
+          <w:color w:val="000000" w:themeColor="text1"/>
+          <w:sz w:val="28"/>
+          <w:szCs w:val="28"/>
+        </w:rPr>
+      </w:pPr>
+      <w:r>
+        <w:rPr>
+          <w:rFonts w:cstheme="minorHAnsi"/>
+          <w:color w:val="000000" w:themeColor="text1"/>
+          <w:sz w:val="28"/>
+          <w:szCs w:val="28"/>
+        </w:rPr>
+        <w:t>Также весь интернет-магазин адаптирован под разные устройства.</w:t>
+      </w:r>
+    </w:p>
+    <w:p>
+      <w:pPr>
+        <w:spacing w:after="0" w:line="240" w:lineRule="auto"/>
+        <w:jc w:val="both"/>
+        <w:rPr>
+          <w:rFonts w:cstheme="minorHAnsi"/>
           <w:bCs/>
           <w:color w:val="000000" w:themeColor="text1"/>
           <w:sz w:val="28"/>
           <w:szCs w:val="28"/>
         </w:rPr>
       </w:pPr>
-      <w:proofErr w:type="spellStart"/>
-      <w:r>
-        <w:rPr>
-          <w:rFonts w:cstheme="minorHAnsi"/>
-          <w:bCs/>
-          <w:color w:val="000000" w:themeColor="text1"/>
-          <w:sz w:val="28"/>
-          <w:szCs w:val="28"/>
-        </w:rPr>
-        <w:t>Адаптив</w:t>
-      </w:r>
-      <w:proofErr w:type="spellEnd"/>
     </w:p>
     <w:p>
       <w:pPr>
@@ -1661,12 +1737,22 @@
         <w:jc w:val="both"/>
         <w:rPr>
           <w:rFonts w:cstheme="minorHAnsi"/>
-          <w:bCs/>
-          <w:color w:val="000000" w:themeColor="text1"/>
-          <w:sz w:val="28"/>
-          <w:szCs w:val="28"/>
-        </w:rPr>
-      </w:pPr>
+          <w:b/>
+          <w:color w:val="000000" w:themeColor="text1"/>
+          <w:sz w:val="28"/>
+          <w:szCs w:val="28"/>
+        </w:rPr>
+      </w:pPr>
+      <w:r>
+        <w:rPr>
+          <w:rFonts w:cstheme="minorHAnsi"/>
+          <w:b/>
+          <w:color w:val="000000" w:themeColor="text1"/>
+          <w:sz w:val="28"/>
+          <w:szCs w:val="28"/>
+        </w:rPr>
+        <w:t>Слайд 4</w:t>
+      </w:r>
     </w:p>
     <w:p>
       <w:pPr>
@@ -1674,42 +1760,37 @@
         <w:jc w:val="both"/>
         <w:rPr>
           <w:rFonts w:cstheme="minorHAnsi"/>
-          <w:b/>
-          <w:color w:val="000000" w:themeColor="text1"/>
-          <w:sz w:val="28"/>
-          <w:szCs w:val="28"/>
-        </w:rPr>
-      </w:pPr>
-      <w:r>
-        <w:rPr>
-          <w:rFonts w:cstheme="minorHAnsi"/>
-          <w:b/>
-          <w:color w:val="000000" w:themeColor="text1"/>
-          <w:sz w:val="28"/>
-          <w:szCs w:val="28"/>
-        </w:rPr>
-        <w:t>Слайд 4</w:t>
-      </w:r>
-    </w:p>
-    <w:p>
-      <w:pPr>
-        <w:spacing w:after="0" w:line="240" w:lineRule="auto"/>
-        <w:jc w:val="both"/>
-        <w:rPr>
-          <w:rFonts w:cstheme="minorHAnsi"/>
-          <w:color w:val="000000" w:themeColor="text1"/>
-          <w:sz w:val="28"/>
-          <w:szCs w:val="28"/>
-        </w:rPr>
-      </w:pPr>
-      <w:r>
-        <w:rPr>
-          <w:rFonts w:cstheme="minorHAnsi"/>
-          <w:color w:val="000000" w:themeColor="text1"/>
-          <w:sz w:val="28"/>
-          <w:szCs w:val="28"/>
-        </w:rPr>
-        <w:t>На этом всё, готов ответить на ваши вопросы.</w:t>
+          <w:color w:val="000000" w:themeColor="text1"/>
+          <w:sz w:val="28"/>
+          <w:szCs w:val="28"/>
+        </w:rPr>
+      </w:pPr>
+      <w:r>
+        <w:rPr>
+          <w:rFonts w:cstheme="minorHAnsi"/>
+          <w:color w:val="000000" w:themeColor="text1"/>
+          <w:sz w:val="28"/>
+          <w:szCs w:val="28"/>
+        </w:rPr>
+        <w:t xml:space="preserve">На этом </w:t>
+      </w:r>
+      <w:r>
+        <w:rPr>
+          <w:rFonts w:cstheme="minorHAnsi"/>
+          <w:color w:val="000000" w:themeColor="text1"/>
+          <w:sz w:val="28"/>
+          <w:szCs w:val="28"/>
+        </w:rPr>
+        <w:t xml:space="preserve">у меня </w:t>
+      </w:r>
+      <w:r>
+        <w:rPr>
+          <w:rFonts w:cstheme="minorHAnsi"/>
+          <w:color w:val="000000" w:themeColor="text1"/>
+          <w:sz w:val="28"/>
+          <w:szCs w:val="28"/>
+        </w:rPr>
+        <w:t>всё, готов ответить на ваши вопросы.</w:t>
       </w:r>
     </w:p>
     <w:p>
@@ -1747,19 +1828,7 @@
           <w:sz w:val="28"/>
           <w:szCs w:val="28"/>
         </w:rPr>
-        <w:t xml:space="preserve">Слайд </w:t>
-      </w:r>
-      <w:r>
-        <w:rPr>
-          <w:rFonts w:cstheme="minorHAnsi"/>
-          <w:b/>
-          <w:bCs/>
-          <w:color w:val="000000" w:themeColor="text1"/>
-          <w:sz w:val="28"/>
-          <w:szCs w:val="28"/>
-          <w:lang w:val="en-US"/>
-        </w:rPr>
-        <w:t>UNKNOW</w:t>
+        <w:t>Возможные вопросы</w:t>
       </w:r>
     </w:p>
     <w:p>
@@ -1813,25 +1882,25 @@
           <w:sz w:val="28"/>
           <w:szCs w:val="28"/>
         </w:rPr>
-        <w:t>Я</w:t>
-      </w:r>
-      <w:r>
-        <w:rPr>
-          <w:rFonts w:cstheme="minorHAnsi"/>
-          <w:color w:val="000000" w:themeColor="text1"/>
-          <w:sz w:val="28"/>
-          <w:szCs w:val="28"/>
-        </w:rPr>
-        <w:t xml:space="preserve"> руководствовался принципами дизайна и пользовательского опыта. Красный цвет — это один из самых заметных и эмоционально насыщенных цветов, который привлекает внимание и стимулирует быстрые реакции</w:t>
-      </w:r>
-      <w:r>
-        <w:rPr>
-          <w:rFonts w:cstheme="minorHAnsi"/>
-          <w:color w:val="000000" w:themeColor="text1"/>
-          <w:sz w:val="28"/>
-          <w:szCs w:val="28"/>
-        </w:rPr>
-        <w:t>.</w:t>
+        <w:t>Я руководствовался принципами дизайна и пользовательского опыта. Красный цвет —</w:t>
+      </w:r>
+      <w:r>
+        <w:rPr>
+          <w:rFonts w:cstheme="minorHAnsi"/>
+          <w:color w:val="000000" w:themeColor="text1"/>
+          <w:sz w:val="28"/>
+          <w:szCs w:val="28"/>
+        </w:rPr>
+        <w:t xml:space="preserve"> </w:t>
+      </w:r>
+      <w:r>
+        <w:rPr>
+          <w:rFonts w:cstheme="minorHAnsi"/>
+          <w:color w:val="000000" w:themeColor="text1"/>
+          <w:sz w:val="28"/>
+          <w:szCs w:val="28"/>
+        </w:rPr>
+        <w:t>один из самых заметных и эмоционально насыщенных цветов, который привлекает внимание и стимулирует быстрые реакции.</w:t>
       </w:r>
     </w:p>
     <w:p>
@@ -1859,7 +1928,29 @@
           <w:sz w:val="28"/>
           <w:szCs w:val="28"/>
         </w:rPr>
-        <w:t>Почему я использовал только базовые PHP, JavaScript, HTML и CSS, без фреймворков?</w:t>
+        <w:t>Почему использовал</w:t>
+      </w:r>
+      <w:r>
+        <w:rPr>
+          <w:rFonts w:cstheme="minorHAnsi"/>
+          <w:b/>
+          <w:bCs/>
+          <w:color w:val="000000" w:themeColor="text1"/>
+          <w:sz w:val="28"/>
+          <w:szCs w:val="28"/>
+        </w:rPr>
+        <w:t>ись</w:t>
+      </w:r>
+      <w:r>
+        <w:rPr>
+          <w:rFonts w:cstheme="minorHAnsi"/>
+          <w:b/>
+          <w:bCs/>
+          <w:color w:val="000000" w:themeColor="text1"/>
+          <w:sz w:val="28"/>
+          <w:szCs w:val="28"/>
+        </w:rPr>
+        <w:t xml:space="preserve"> только базовые PHP, JavaScript, HTML и CSS, без фреймворков?</w:t>
       </w:r>
     </w:p>
     <w:p>
@@ -1872,7 +1963,6 @@
           <w:color w:val="000000" w:themeColor="text1"/>
           <w:sz w:val="28"/>
           <w:szCs w:val="28"/>
-          <w:lang w:val="en-US"/>
         </w:rPr>
       </w:pPr>
       <w:r>
@@ -2613,6 +2703,7 @@
   <w:style w:type="character" w:default="1" w:styleId="a0">
     <w:name w:val="Default Paragraph Font"/>
     <w:uiPriority w:val="1"/>
+    <w:semiHidden/>
     <w:unhideWhenUsed/>
   </w:style>
   <w:style w:type="table" w:default="1" w:styleId="a1">

--- a/Речь.docx
+++ b/Речь.docx
@@ -5,11 +5,32 @@
     <w:p>
       <w:pPr>
         <w:spacing w:after="0" w:line="240" w:lineRule="auto"/>
+        <w:jc w:val="center"/>
+        <w:rPr>
+          <w:rFonts w:asciiTheme="majorHAnsi" w:hAnsiTheme="majorHAnsi" w:cstheme="majorHAnsi"/>
+          <w:sz w:val="40"/>
+          <w:szCs w:val="40"/>
+        </w:rPr>
+      </w:pPr>
+      <w:r>
+        <w:rPr>
+          <w:rFonts w:asciiTheme="majorHAnsi" w:hAnsiTheme="majorHAnsi" w:cstheme="majorHAnsi"/>
+          <w:sz w:val="40"/>
+          <w:szCs w:val="40"/>
+        </w:rPr>
+        <w:t>Речь</w:t>
+      </w:r>
+    </w:p>
+    <w:p>
+      <w:pPr>
+        <w:spacing w:after="0" w:line="240" w:lineRule="auto"/>
         <w:jc w:val="both"/>
         <w:rPr>
           <w:rFonts w:cstheme="minorHAnsi"/>
           <w:b/>
           <w:bCs/>
+          <w:i/>
+          <w:iCs/>
           <w:sz w:val="28"/>
           <w:szCs w:val="28"/>
         </w:rPr>
@@ -19,6 +40,8 @@
           <w:rFonts w:cstheme="minorHAnsi"/>
           <w:b/>
           <w:bCs/>
+          <w:i/>
+          <w:iCs/>
           <w:sz w:val="28"/>
           <w:szCs w:val="28"/>
         </w:rPr>
@@ -58,7 +81,7 @@
           <w:lang w:eastAsia="ru-RU"/>
           <w14:ligatures w14:val="none"/>
         </w:rPr>
-        <w:t xml:space="preserve">редставляю вашему вниманию </w:t>
+        <w:t>редставляю ва</w:t>
       </w:r>
       <w:r>
         <w:rPr>
@@ -69,7 +92,7 @@
           <w:lang w:eastAsia="ru-RU"/>
           <w14:ligatures w14:val="none"/>
         </w:rPr>
-        <w:t>дипломную</w:t>
+        <w:t>м</w:t>
       </w:r>
       <w:r>
         <w:rPr>
@@ -80,7 +103,7 @@
           <w:lang w:eastAsia="ru-RU"/>
           <w14:ligatures w14:val="none"/>
         </w:rPr>
-        <w:t xml:space="preserve"> работу на тему </w:t>
+        <w:t xml:space="preserve"> </w:t>
       </w:r>
       <w:r>
         <w:rPr>
@@ -91,7 +114,7 @@
           <w:lang w:eastAsia="ru-RU"/>
           <w14:ligatures w14:val="none"/>
         </w:rPr>
-        <w:t>«</w:t>
+        <w:t>дипломную</w:t>
       </w:r>
       <w:r>
         <w:rPr>
@@ -102,7 +125,7 @@
           <w:lang w:eastAsia="ru-RU"/>
           <w14:ligatures w14:val="none"/>
         </w:rPr>
-        <w:t>Разработка интернет-магазина товаров для дома</w:t>
+        <w:t xml:space="preserve"> работу на тему </w:t>
       </w:r>
       <w:r>
         <w:rPr>
@@ -113,7 +136,7 @@
           <w:lang w:eastAsia="ru-RU"/>
           <w14:ligatures w14:val="none"/>
         </w:rPr>
-        <w:t>»</w:t>
+        <w:t>«</w:t>
       </w:r>
       <w:r>
         <w:rPr>
@@ -124,6 +147,28 @@
           <w:lang w:eastAsia="ru-RU"/>
           <w14:ligatures w14:val="none"/>
         </w:rPr>
+        <w:t>Разработка интернет-магазина товаров для дома</w:t>
+      </w:r>
+      <w:r>
+        <w:rPr>
+          <w:rFonts w:eastAsia="Times New Roman" w:cstheme="minorHAnsi"/>
+          <w:kern w:val="0"/>
+          <w:sz w:val="28"/>
+          <w:szCs w:val="28"/>
+          <w:lang w:eastAsia="ru-RU"/>
+          <w14:ligatures w14:val="none"/>
+        </w:rPr>
+        <w:t>»</w:t>
+      </w:r>
+      <w:r>
+        <w:rPr>
+          <w:rFonts w:eastAsia="Times New Roman" w:cstheme="minorHAnsi"/>
+          <w:kern w:val="0"/>
+          <w:sz w:val="28"/>
+          <w:szCs w:val="28"/>
+          <w:lang w:eastAsia="ru-RU"/>
+          <w14:ligatures w14:val="none"/>
+        </w:rPr>
         <w:t>.</w:t>
       </w:r>
       <w:r>
@@ -166,6 +211,8 @@
           <w:rFonts w:cstheme="minorHAnsi"/>
           <w:b/>
           <w:bCs/>
+          <w:i/>
+          <w:iCs/>
           <w:sz w:val="28"/>
           <w:szCs w:val="28"/>
         </w:rPr>
@@ -175,6 +222,8 @@
           <w:rFonts w:cstheme="minorHAnsi"/>
           <w:b/>
           <w:bCs/>
+          <w:i/>
+          <w:iCs/>
           <w:sz w:val="28"/>
           <w:szCs w:val="28"/>
         </w:rPr>
@@ -196,6 +245,14 @@
           <w:rFonts w:cstheme="minorHAnsi"/>
           <w:sz w:val="28"/>
           <w:szCs w:val="28"/>
+        </w:rPr>
+        <w:t xml:space="preserve">На слайде представлен </w:t>
+      </w:r>
+      <w:r>
+        <w:rPr>
+          <w:rFonts w:cstheme="minorHAnsi"/>
+          <w:sz w:val="28"/>
+          <w:szCs w:val="28"/>
           <w:lang w:val="en-US"/>
         </w:rPr>
         <w:t>QR</w:t>
@@ -206,15 +263,7 @@
           <w:sz w:val="28"/>
           <w:szCs w:val="28"/>
         </w:rPr>
-        <w:t>-</w:t>
-      </w:r>
-      <w:r>
-        <w:rPr>
-          <w:rFonts w:cstheme="minorHAnsi"/>
-          <w:sz w:val="28"/>
-          <w:szCs w:val="28"/>
-        </w:rPr>
-        <w:t>код</w:t>
+        <w:t>-код для быстрого доступа.</w:t>
       </w:r>
     </w:p>
     <w:p>
@@ -236,6 +285,8 @@
           <w:rFonts w:cstheme="minorHAnsi"/>
           <w:b/>
           <w:bCs/>
+          <w:i/>
+          <w:iCs/>
           <w:color w:val="000000" w:themeColor="text1"/>
           <w:sz w:val="28"/>
           <w:szCs w:val="28"/>
@@ -246,6 +297,8 @@
           <w:rFonts w:cstheme="minorHAnsi"/>
           <w:b/>
           <w:bCs/>
+          <w:i/>
+          <w:iCs/>
           <w:color w:val="000000" w:themeColor="text1"/>
           <w:sz w:val="28"/>
           <w:szCs w:val="28"/>
@@ -278,7 +331,43 @@
           <w:sz w:val="28"/>
           <w:szCs w:val="28"/>
         </w:rPr>
-        <w:t>Сначала пользователь проходит регистрацию. Обязательная проверка на стороне клиента обеспечивает валидацию полей, предотвращая ввод неверных данных. После этого, при нажатии кнопки «Зарегистрироваться», собранные данные отправляются на сервер с помощью POST-запроса. На сервере осуществляется проверка: существует ли уже пользователь с такой почтой, а также валидность заполненных данных. Если все условия выполнены, создается новая запись в базе данных. В случае ошибок сервер возвращает сообщение, которое отображается пользователю. После успешной регистрации происходит перенаправление на страницу входа.</w:t>
+        <w:t>Процесс регистрации начинается с проверки данных на клиенте, чтобы исключить ошибки. После этого пользователь нажимает кнопку и данные отправляются на сервер методом POST. Там проверяется, есть ли уже такой пользователь с эт</w:t>
+      </w:r>
+      <w:r>
+        <w:rPr>
+          <w:rFonts w:cstheme="minorHAnsi"/>
+          <w:color w:val="000000" w:themeColor="text1"/>
+          <w:sz w:val="28"/>
+          <w:szCs w:val="28"/>
+        </w:rPr>
+        <w:t xml:space="preserve">ой почтой </w:t>
+      </w:r>
+      <w:r>
+        <w:rPr>
+          <w:rFonts w:cstheme="minorHAnsi"/>
+          <w:color w:val="000000" w:themeColor="text1"/>
+          <w:sz w:val="28"/>
+          <w:szCs w:val="28"/>
+        </w:rPr>
+        <w:t xml:space="preserve">и правильно ли заполнены все поля. Если всё правильно, </w:t>
+      </w:r>
+      <w:r>
+        <w:rPr>
+          <w:rFonts w:cstheme="minorHAnsi"/>
+          <w:color w:val="000000" w:themeColor="text1"/>
+          <w:sz w:val="28"/>
+          <w:szCs w:val="28"/>
+        </w:rPr>
+        <w:t>создаётся</w:t>
+      </w:r>
+      <w:r>
+        <w:rPr>
+          <w:rFonts w:cstheme="minorHAnsi"/>
+          <w:color w:val="000000" w:themeColor="text1"/>
+          <w:sz w:val="28"/>
+          <w:szCs w:val="28"/>
+        </w:rPr>
+        <w:t xml:space="preserve"> новая запись в базе данных. В случае ошибок сервер отправляет сообщение, которое показывается пользователю. После успешной регистрации пользователь автоматически переходит на страницу входа.</w:t>
       </w:r>
     </w:p>
     <w:p>
@@ -306,43 +395,7 @@
           <w:sz w:val="28"/>
           <w:szCs w:val="28"/>
         </w:rPr>
-        <w:t xml:space="preserve">Как и при регистрации, </w:t>
-      </w:r>
-      <w:r>
-        <w:rPr>
-          <w:rFonts w:cstheme="minorHAnsi"/>
-          <w:color w:val="000000" w:themeColor="text1"/>
-          <w:sz w:val="28"/>
-          <w:szCs w:val="28"/>
-        </w:rPr>
-        <w:t>при входе</w:t>
-      </w:r>
-      <w:r>
-        <w:rPr>
-          <w:rFonts w:cstheme="minorHAnsi"/>
-          <w:color w:val="000000" w:themeColor="text1"/>
-          <w:sz w:val="28"/>
-          <w:szCs w:val="28"/>
-        </w:rPr>
-        <w:t xml:space="preserve"> выполняется валидация и отправка данных через POST-запрос. В случае неверных данных сервер возвращает пользователю сообщение об ошибке.</w:t>
-      </w:r>
-      <w:r>
-        <w:rPr>
-          <w:rFonts w:cstheme="minorHAnsi"/>
-          <w:color w:val="000000" w:themeColor="text1"/>
-          <w:sz w:val="28"/>
-          <w:szCs w:val="28"/>
-        </w:rPr>
-        <w:t xml:space="preserve"> </w:t>
-      </w:r>
-      <w:r>
-        <w:rPr>
-          <w:rFonts w:cstheme="minorHAnsi"/>
-          <w:color w:val="000000" w:themeColor="text1"/>
-          <w:sz w:val="28"/>
-          <w:szCs w:val="28"/>
-        </w:rPr>
-        <w:t>Если данные верны, пользователь получает доступ и перенаправляется в личный профиль.</w:t>
+        <w:t>При входе выполняется валидация данных и их отправка на сервер через POST-запрос. Если данные неправильные, сервер возвращает сообщение об ошибке. При правильных данных пользователь получает доступ и переходит в личный профиль.</w:t>
       </w:r>
     </w:p>
     <w:p>
@@ -370,7 +423,7 @@
           <w:sz w:val="28"/>
           <w:szCs w:val="28"/>
         </w:rPr>
-        <w:t>Здесь он может изменить свои личные сведения. На стороне сервера при отправке данных происходит обработка только полей, которые были изменены. В случае успешного изменения сервер возвращает подтверждение, а пользователь видит обновленные данные. Если возникнут ошибки, отображается соответствующее сообщение.</w:t>
+        <w:t>Здесь пользователь может обновить свои личные данные. При отправке изменений на сервер обрабатываются только изменённые поля. В случае успешного обновления сервер возвращает подтверждение, и пользователь видит обновлённые данные. В случае ошибок отображается соответствующее сообщение.</w:t>
       </w:r>
     </w:p>
     <w:p>
@@ -398,25 +451,115 @@
           <w:sz w:val="28"/>
           <w:szCs w:val="28"/>
         </w:rPr>
-        <w:t xml:space="preserve">На главной странице пользователь может осуществлять поиск товаров как с помощью </w:t>
-      </w:r>
-      <w:r>
-        <w:rPr>
-          <w:rFonts w:cstheme="minorHAnsi"/>
-          <w:color w:val="000000" w:themeColor="text1"/>
-          <w:sz w:val="28"/>
-          <w:szCs w:val="28"/>
-        </w:rPr>
-        <w:t>каталога,</w:t>
-      </w:r>
-      <w:r>
-        <w:rPr>
-          <w:rFonts w:cstheme="minorHAnsi"/>
-          <w:color w:val="000000" w:themeColor="text1"/>
-          <w:sz w:val="28"/>
-          <w:szCs w:val="28"/>
-        </w:rPr>
-        <w:t xml:space="preserve"> так и через расширенный поиск по характеристикам</w:t>
+        <w:t xml:space="preserve">На главной странице пользователь может искать товары через каталог или расширенный поиск по характеристикам. В карточке товара есть кнопки </w:t>
+      </w:r>
+      <w:r>
+        <w:rPr>
+          <w:rFonts w:cstheme="minorHAnsi"/>
+          <w:color w:val="000000" w:themeColor="text1"/>
+          <w:sz w:val="28"/>
+          <w:szCs w:val="28"/>
+        </w:rPr>
+        <w:t>д</w:t>
+      </w:r>
+      <w:r>
+        <w:rPr>
+          <w:rFonts w:cstheme="minorHAnsi"/>
+          <w:color w:val="000000" w:themeColor="text1"/>
+          <w:sz w:val="28"/>
+          <w:szCs w:val="28"/>
+        </w:rPr>
+        <w:t>обавить в корзину</w:t>
+      </w:r>
+      <w:r>
+        <w:rPr>
+          <w:rFonts w:cstheme="minorHAnsi"/>
+          <w:color w:val="000000" w:themeColor="text1"/>
+          <w:sz w:val="28"/>
+          <w:szCs w:val="28"/>
+        </w:rPr>
+        <w:t xml:space="preserve"> или</w:t>
+      </w:r>
+      <w:r>
+        <w:rPr>
+          <w:rFonts w:cstheme="minorHAnsi"/>
+          <w:color w:val="000000" w:themeColor="text1"/>
+          <w:sz w:val="28"/>
+          <w:szCs w:val="28"/>
+        </w:rPr>
+        <w:t xml:space="preserve"> </w:t>
+      </w:r>
+      <w:r>
+        <w:rPr>
+          <w:rFonts w:cstheme="minorHAnsi"/>
+          <w:color w:val="000000" w:themeColor="text1"/>
+          <w:sz w:val="28"/>
+          <w:szCs w:val="28"/>
+        </w:rPr>
+        <w:t>в</w:t>
+      </w:r>
+      <w:r>
+        <w:rPr>
+          <w:rFonts w:cstheme="minorHAnsi"/>
+          <w:color w:val="000000" w:themeColor="text1"/>
+          <w:sz w:val="28"/>
+          <w:szCs w:val="28"/>
+        </w:rPr>
+        <w:t xml:space="preserve"> избранное</w:t>
+      </w:r>
+      <w:r>
+        <w:rPr>
+          <w:rFonts w:cstheme="minorHAnsi"/>
+          <w:color w:val="000000" w:themeColor="text1"/>
+          <w:sz w:val="28"/>
+          <w:szCs w:val="28"/>
+        </w:rPr>
+        <w:t xml:space="preserve">. </w:t>
+      </w:r>
+      <w:r>
+        <w:rPr>
+          <w:rFonts w:cstheme="minorHAnsi"/>
+          <w:color w:val="000000" w:themeColor="text1"/>
+          <w:sz w:val="28"/>
+          <w:szCs w:val="28"/>
+        </w:rPr>
+        <w:t xml:space="preserve">Все операции выполняются с помощью AJAX, и во время запроса отображается индикатор загрузки для удобства. </w:t>
+      </w:r>
+      <w:r>
+        <w:rPr>
+          <w:rFonts w:cstheme="minorHAnsi"/>
+          <w:color w:val="000000" w:themeColor="text1"/>
+          <w:sz w:val="28"/>
+          <w:szCs w:val="28"/>
+        </w:rPr>
+        <w:t>А</w:t>
+      </w:r>
+      <w:r>
+        <w:rPr>
+          <w:rFonts w:cstheme="minorHAnsi"/>
+          <w:color w:val="000000" w:themeColor="text1"/>
+          <w:sz w:val="28"/>
+          <w:szCs w:val="28"/>
+        </w:rPr>
+        <w:t xml:space="preserve"> также</w:t>
+      </w:r>
+      <w:r>
+        <w:rPr>
+          <w:rFonts w:cstheme="minorHAnsi"/>
+          <w:color w:val="000000" w:themeColor="text1"/>
+          <w:sz w:val="28"/>
+          <w:szCs w:val="28"/>
+        </w:rPr>
+        <w:t xml:space="preserve"> есть</w:t>
+      </w:r>
+      <w:r>
+        <w:rPr>
+          <w:rFonts w:cstheme="minorHAnsi"/>
+          <w:color w:val="000000" w:themeColor="text1"/>
+          <w:sz w:val="28"/>
+          <w:szCs w:val="28"/>
+        </w:rPr>
+        <w:t xml:space="preserve"> возможность перейти к описанию</w:t>
       </w:r>
       <w:r>
         <w:rPr>
@@ -434,88 +577,7 @@
           <w:sz w:val="28"/>
           <w:szCs w:val="28"/>
         </w:rPr>
-        <w:t xml:space="preserve">. Все эти операции выполняются с использованием AJAX, </w:t>
-      </w:r>
-      <w:r>
-        <w:rPr>
-          <w:rFonts w:cstheme="minorHAnsi"/>
-          <w:color w:val="000000" w:themeColor="text1"/>
-          <w:sz w:val="28"/>
-          <w:szCs w:val="28"/>
-        </w:rPr>
-        <w:t>а т</w:t>
-      </w:r>
-      <w:r>
-        <w:rPr>
-          <w:rFonts w:cstheme="minorHAnsi"/>
-          <w:color w:val="000000" w:themeColor="text1"/>
-          <w:sz w:val="28"/>
-          <w:szCs w:val="28"/>
-        </w:rPr>
-        <w:t>акже, для улучшения пользовательского опыта</w:t>
-      </w:r>
-      <w:r>
-        <w:rPr>
-          <w:rFonts w:cstheme="minorHAnsi"/>
-          <w:color w:val="000000" w:themeColor="text1"/>
-          <w:sz w:val="28"/>
-          <w:szCs w:val="28"/>
-        </w:rPr>
-        <w:t xml:space="preserve"> </w:t>
-      </w:r>
-      <w:r>
-        <w:rPr>
-          <w:rFonts w:cstheme="minorHAnsi"/>
-          <w:color w:val="000000" w:themeColor="text1"/>
-          <w:sz w:val="28"/>
-          <w:szCs w:val="28"/>
-        </w:rPr>
-        <w:t>реализован индикатор загрузки, который отображается во время выполнения AJAX-запросов</w:t>
-      </w:r>
-      <w:r>
-        <w:rPr>
-          <w:rFonts w:cstheme="minorHAnsi"/>
-          <w:color w:val="000000" w:themeColor="text1"/>
-          <w:sz w:val="28"/>
-          <w:szCs w:val="28"/>
-        </w:rPr>
-        <w:t xml:space="preserve">. </w:t>
-      </w:r>
-      <w:r>
-        <w:rPr>
-          <w:rFonts w:cstheme="minorHAnsi"/>
-          <w:color w:val="000000" w:themeColor="text1"/>
-          <w:sz w:val="28"/>
-          <w:szCs w:val="28"/>
-        </w:rPr>
-        <w:t>А в</w:t>
-      </w:r>
-      <w:r>
-        <w:rPr>
-          <w:rFonts w:cstheme="minorHAnsi"/>
-          <w:color w:val="000000" w:themeColor="text1"/>
-          <w:sz w:val="28"/>
-          <w:szCs w:val="28"/>
-        </w:rPr>
-        <w:t xml:space="preserve"> карточке товара пользователь может нажать «Добавить в корзину» или «В избранное»</w:t>
-      </w:r>
-      <w:r>
-        <w:rPr>
-          <w:rFonts w:cstheme="minorHAnsi"/>
-          <w:color w:val="000000" w:themeColor="text1"/>
-          <w:sz w:val="28"/>
-          <w:szCs w:val="28"/>
-        </w:rPr>
-        <w:t>, но к</w:t>
-      </w:r>
-      <w:r>
-        <w:rPr>
-          <w:rFonts w:cstheme="minorHAnsi"/>
-          <w:color w:val="000000" w:themeColor="text1"/>
-          <w:sz w:val="28"/>
-          <w:szCs w:val="28"/>
-        </w:rPr>
-        <w:t>роме того, можно кликнуть на карточку товара, чтобы перейти к более подробному описанию товара.</w:t>
+        <w:t>, кликнув по карточке.</w:t>
       </w:r>
     </w:p>
     <w:p>
@@ -543,16 +605,25 @@
           <w:sz w:val="28"/>
           <w:szCs w:val="28"/>
         </w:rPr>
-        <w:t>На странице товара можно прочитать информацию о товаре</w:t>
-      </w:r>
-      <w:r>
-        <w:rPr>
-          <w:rFonts w:cstheme="minorHAnsi"/>
-          <w:color w:val="000000" w:themeColor="text1"/>
-          <w:sz w:val="28"/>
-          <w:szCs w:val="28"/>
-        </w:rPr>
-        <w:t>.</w:t>
+        <w:t xml:space="preserve">На странице товара отображаются его подробные сведения. Если есть несколько фотографий, они показываются в виде слайдера. Пользователь может оставить комментарий </w:t>
+      </w:r>
+      <w:r>
+        <w:rPr>
+          <w:rFonts w:cstheme="minorHAnsi"/>
+          <w:color w:val="000000" w:themeColor="text1"/>
+          <w:sz w:val="28"/>
+          <w:szCs w:val="28"/>
+        </w:rPr>
+        <w:t>и при необходимости его</w:t>
+      </w:r>
+      <w:r>
+        <w:rPr>
+          <w:rFonts w:cstheme="minorHAnsi"/>
+          <w:color w:val="000000" w:themeColor="text1"/>
+          <w:sz w:val="28"/>
+          <w:szCs w:val="28"/>
+        </w:rPr>
+        <w:t xml:space="preserve"> удалить</w:t>
       </w:r>
       <w:r>
         <w:rPr>
@@ -570,125 +641,7 @@
           <w:sz w:val="28"/>
           <w:szCs w:val="28"/>
         </w:rPr>
-        <w:t>Е</w:t>
-      </w:r>
-      <w:r>
-        <w:rPr>
-          <w:rFonts w:cstheme="minorHAnsi"/>
-          <w:color w:val="000000" w:themeColor="text1"/>
-          <w:sz w:val="28"/>
-          <w:szCs w:val="28"/>
-        </w:rPr>
-        <w:t xml:space="preserve">сли у товара есть несколько фотографий, они отображаются в виде слайдера. Так же пользователь может </w:t>
-      </w:r>
-      <w:r>
-        <w:rPr>
-          <w:rFonts w:cstheme="minorHAnsi"/>
-          <w:color w:val="000000" w:themeColor="text1"/>
-          <w:sz w:val="28"/>
-          <w:szCs w:val="28"/>
-        </w:rPr>
-        <w:t>оставить отзывы</w:t>
-      </w:r>
-      <w:r>
-        <w:rPr>
-          <w:rFonts w:cstheme="minorHAnsi"/>
-          <w:color w:val="000000" w:themeColor="text1"/>
-          <w:sz w:val="28"/>
-          <w:szCs w:val="28"/>
-        </w:rPr>
-        <w:t>, а если захочет, то может удалить свой комментарий</w:t>
-      </w:r>
-      <w:r>
-        <w:rPr>
-          <w:rFonts w:cstheme="minorHAnsi"/>
-          <w:color w:val="000000" w:themeColor="text1"/>
-          <w:sz w:val="28"/>
-          <w:szCs w:val="28"/>
-        </w:rPr>
-        <w:t xml:space="preserve">, </w:t>
-      </w:r>
-      <w:r>
-        <w:rPr>
-          <w:rFonts w:cstheme="minorHAnsi"/>
-          <w:color w:val="000000" w:themeColor="text1"/>
-          <w:sz w:val="28"/>
-          <w:szCs w:val="28"/>
-        </w:rPr>
-        <w:t xml:space="preserve">всё </w:t>
-      </w:r>
-      <w:r>
-        <w:rPr>
-          <w:rFonts w:cstheme="minorHAnsi"/>
-          <w:color w:val="000000" w:themeColor="text1"/>
-          <w:sz w:val="28"/>
-          <w:szCs w:val="28"/>
-        </w:rPr>
-        <w:t>это делается</w:t>
-      </w:r>
-      <w:r>
-        <w:rPr>
-          <w:rFonts w:cstheme="minorHAnsi"/>
-          <w:color w:val="000000" w:themeColor="text1"/>
-          <w:sz w:val="28"/>
-          <w:szCs w:val="28"/>
-        </w:rPr>
-        <w:t xml:space="preserve"> без перезагрузки. </w:t>
-      </w:r>
-      <w:r>
-        <w:rPr>
-          <w:rFonts w:cstheme="minorHAnsi"/>
-          <w:color w:val="000000" w:themeColor="text1"/>
-          <w:sz w:val="28"/>
-          <w:szCs w:val="28"/>
-        </w:rPr>
-        <w:t>Лайки по отзывам не реализованы, так как в проекте важнее именно содержательное качество отзывов, а не их оценка лайками</w:t>
-      </w:r>
-      <w:r>
-        <w:rPr>
-          <w:rFonts w:cstheme="minorHAnsi"/>
-          <w:color w:val="000000" w:themeColor="text1"/>
-          <w:sz w:val="28"/>
-          <w:szCs w:val="28"/>
-        </w:rPr>
-        <w:t xml:space="preserve">, что </w:t>
-      </w:r>
-      <w:r>
-        <w:rPr>
-          <w:rFonts w:cstheme="minorHAnsi"/>
-          <w:color w:val="000000" w:themeColor="text1"/>
-          <w:sz w:val="28"/>
-          <w:szCs w:val="28"/>
-        </w:rPr>
-        <w:t xml:space="preserve">помогает пользователям принять более </w:t>
-      </w:r>
-      <w:r>
-        <w:rPr>
-          <w:rFonts w:cstheme="minorHAnsi"/>
-          <w:color w:val="000000" w:themeColor="text1"/>
-          <w:sz w:val="28"/>
-          <w:szCs w:val="28"/>
-        </w:rPr>
-        <w:lastRenderedPageBreak/>
-        <w:t xml:space="preserve">обоснованное решение, не опираясь только на количество лайков. </w:t>
-      </w:r>
-      <w:r>
-        <w:rPr>
-          <w:rFonts w:cstheme="minorHAnsi"/>
-          <w:color w:val="000000" w:themeColor="text1"/>
-          <w:sz w:val="28"/>
-          <w:szCs w:val="28"/>
-        </w:rPr>
-        <w:t>А н</w:t>
-      </w:r>
-      <w:r>
-        <w:rPr>
-          <w:rFonts w:cstheme="minorHAnsi"/>
-          <w:color w:val="000000" w:themeColor="text1"/>
-          <w:sz w:val="28"/>
-          <w:szCs w:val="28"/>
-        </w:rPr>
-        <w:t>иже отображаются похожие товары из тех же категорий или с похожими характеристиками.</w:t>
+        <w:t>— всё происходит без перезагрузки страницы. Ниже показываются похожие товары из тех же категорий или с похожими характеристиками.</w:t>
       </w:r>
     </w:p>
     <w:p>
@@ -716,25 +669,224 @@
           <w:sz w:val="28"/>
           <w:szCs w:val="28"/>
         </w:rPr>
-        <w:t xml:space="preserve">В разделе «Избранное» </w:t>
-      </w:r>
-      <w:r>
-        <w:rPr>
-          <w:rFonts w:cstheme="minorHAnsi"/>
-          <w:color w:val="000000" w:themeColor="text1"/>
-          <w:sz w:val="28"/>
-          <w:szCs w:val="28"/>
-        </w:rPr>
-        <w:t xml:space="preserve">можно выполнять действии </w:t>
-      </w:r>
-      <w:r>
-        <w:rPr>
-          <w:rFonts w:cstheme="minorHAnsi"/>
-          <w:color w:val="000000" w:themeColor="text1"/>
-          <w:sz w:val="28"/>
-          <w:szCs w:val="28"/>
-        </w:rPr>
-        <w:t>аналогично карточкам на главной.</w:t>
+        <w:t>Раздел «Избранное»</w:t>
+      </w:r>
+      <w:r>
+        <w:rPr>
+          <w:rFonts w:cstheme="minorHAnsi"/>
+          <w:color w:val="000000" w:themeColor="text1"/>
+          <w:sz w:val="28"/>
+          <w:szCs w:val="28"/>
+        </w:rPr>
+        <w:t xml:space="preserve"> </w:t>
+      </w:r>
+      <w:r>
+        <w:rPr>
+          <w:rFonts w:cstheme="minorHAnsi"/>
+          <w:color w:val="000000" w:themeColor="text1"/>
+          <w:sz w:val="28"/>
+          <w:szCs w:val="28"/>
+        </w:rPr>
+        <w:t>позволяет выполнять действия, аналогичные карточкам</w:t>
+      </w:r>
+      <w:r>
+        <w:rPr>
+          <w:rFonts w:cstheme="minorHAnsi"/>
+          <w:color w:val="000000" w:themeColor="text1"/>
+          <w:sz w:val="28"/>
+          <w:szCs w:val="28"/>
+        </w:rPr>
+        <w:t xml:space="preserve"> </w:t>
+      </w:r>
+      <w:r>
+        <w:rPr>
+          <w:rFonts w:cstheme="minorHAnsi"/>
+          <w:color w:val="000000" w:themeColor="text1"/>
+          <w:sz w:val="28"/>
+          <w:szCs w:val="28"/>
+        </w:rPr>
+        <w:t>на главно</w:t>
+      </w:r>
+      <w:r>
+        <w:rPr>
+          <w:rFonts w:cstheme="minorHAnsi"/>
+          <w:color w:val="000000" w:themeColor="text1"/>
+          <w:sz w:val="28"/>
+          <w:szCs w:val="28"/>
+        </w:rPr>
+        <w:t>й</w:t>
+      </w:r>
+      <w:r>
+        <w:rPr>
+          <w:rFonts w:cstheme="minorHAnsi"/>
+          <w:color w:val="000000" w:themeColor="text1"/>
+          <w:sz w:val="28"/>
+          <w:szCs w:val="28"/>
+        </w:rPr>
+        <w:t>.</w:t>
+      </w:r>
+      <w:r>
+        <w:rPr>
+          <w:rFonts w:cstheme="minorHAnsi"/>
+          <w:color w:val="000000" w:themeColor="text1"/>
+          <w:sz w:val="28"/>
+          <w:szCs w:val="28"/>
+        </w:rPr>
+        <w:t xml:space="preserve"> А в</w:t>
+      </w:r>
+      <w:r>
+        <w:rPr>
+          <w:rFonts w:cstheme="minorHAnsi"/>
+          <w:color w:val="000000" w:themeColor="text1"/>
+          <w:sz w:val="28"/>
+          <w:szCs w:val="28"/>
+        </w:rPr>
+        <w:t xml:space="preserve"> разделе «Корзина»</w:t>
+      </w:r>
+      <w:r>
+        <w:rPr>
+          <w:rFonts w:cstheme="minorHAnsi"/>
+          <w:color w:val="000000" w:themeColor="text1"/>
+          <w:sz w:val="28"/>
+          <w:szCs w:val="28"/>
+        </w:rPr>
+        <w:t xml:space="preserve"> </w:t>
+      </w:r>
+      <w:r>
+        <w:rPr>
+          <w:rFonts w:cstheme="minorHAnsi"/>
+          <w:color w:val="000000" w:themeColor="text1"/>
+          <w:sz w:val="28"/>
+          <w:szCs w:val="28"/>
+        </w:rPr>
+        <w:t>пользователь может оформить заказ и просмотреть историю заказов.</w:t>
+      </w:r>
+      <w:r>
+        <w:rPr>
+          <w:rFonts w:cstheme="minorHAnsi"/>
+          <w:color w:val="000000" w:themeColor="text1"/>
+          <w:sz w:val="28"/>
+          <w:szCs w:val="28"/>
+        </w:rPr>
+        <w:t xml:space="preserve"> </w:t>
+      </w:r>
+      <w:r>
+        <w:rPr>
+          <w:rFonts w:cstheme="minorHAnsi"/>
+          <w:color w:val="000000" w:themeColor="text1"/>
+          <w:sz w:val="28"/>
+          <w:szCs w:val="28"/>
+        </w:rPr>
+        <w:t>Для доставки он заполняет форм</w:t>
+      </w:r>
+      <w:r>
+        <w:rPr>
+          <w:rFonts w:cstheme="minorHAnsi"/>
+          <w:color w:val="000000" w:themeColor="text1"/>
+          <w:sz w:val="28"/>
+          <w:szCs w:val="28"/>
+        </w:rPr>
+        <w:t>у и п</w:t>
+      </w:r>
+      <w:r>
+        <w:rPr>
+          <w:rFonts w:cstheme="minorHAnsi"/>
+          <w:color w:val="000000" w:themeColor="text1"/>
+          <w:sz w:val="28"/>
+          <w:szCs w:val="28"/>
+        </w:rPr>
+        <w:t>осле подтверждения</w:t>
+      </w:r>
+      <w:r>
+        <w:rPr>
+          <w:rFonts w:cstheme="minorHAnsi"/>
+          <w:color w:val="000000" w:themeColor="text1"/>
+          <w:sz w:val="28"/>
+          <w:szCs w:val="28"/>
+        </w:rPr>
+        <w:t xml:space="preserve"> </w:t>
+      </w:r>
+      <w:r>
+        <w:rPr>
+          <w:rFonts w:cstheme="minorHAnsi"/>
+          <w:color w:val="000000" w:themeColor="text1"/>
+          <w:sz w:val="28"/>
+          <w:szCs w:val="28"/>
+        </w:rPr>
+        <w:t>обновляется</w:t>
+      </w:r>
+      <w:r>
+        <w:rPr>
+          <w:rFonts w:cstheme="minorHAnsi"/>
+          <w:color w:val="000000" w:themeColor="text1"/>
+          <w:sz w:val="28"/>
+          <w:szCs w:val="28"/>
+        </w:rPr>
+        <w:t xml:space="preserve"> статус </w:t>
+      </w:r>
+      <w:r>
+        <w:rPr>
+          <w:rFonts w:cstheme="minorHAnsi"/>
+          <w:color w:val="000000" w:themeColor="text1"/>
+          <w:sz w:val="28"/>
+          <w:szCs w:val="28"/>
+        </w:rPr>
+        <w:t xml:space="preserve">заказа </w:t>
+      </w:r>
+      <w:r>
+        <w:rPr>
+          <w:rFonts w:cstheme="minorHAnsi"/>
+          <w:color w:val="000000" w:themeColor="text1"/>
+          <w:sz w:val="28"/>
+          <w:szCs w:val="28"/>
+        </w:rPr>
+        <w:t>через AJAX,</w:t>
+      </w:r>
+      <w:r>
+        <w:rPr>
+          <w:rFonts w:cstheme="minorHAnsi"/>
+          <w:color w:val="000000" w:themeColor="text1"/>
+          <w:sz w:val="28"/>
+          <w:szCs w:val="28"/>
+        </w:rPr>
+        <w:t xml:space="preserve"> ч</w:t>
+      </w:r>
+      <w:r>
+        <w:rPr>
+          <w:rFonts w:cstheme="minorHAnsi"/>
+          <w:color w:val="000000" w:themeColor="text1"/>
+          <w:sz w:val="28"/>
+          <w:szCs w:val="28"/>
+        </w:rPr>
+        <w:t xml:space="preserve">тобы </w:t>
+      </w:r>
+      <w:r>
+        <w:rPr>
+          <w:rFonts w:cstheme="minorHAnsi"/>
+          <w:color w:val="000000" w:themeColor="text1"/>
+          <w:sz w:val="28"/>
+          <w:szCs w:val="28"/>
+        </w:rPr>
+        <w:lastRenderedPageBreak/>
+        <w:t>доставщики могли его принять.</w:t>
+      </w:r>
+      <w:r>
+        <w:rPr>
+          <w:rFonts w:cstheme="minorHAnsi"/>
+          <w:color w:val="000000" w:themeColor="text1"/>
+          <w:sz w:val="28"/>
+          <w:szCs w:val="28"/>
+        </w:rPr>
+        <w:t xml:space="preserve"> </w:t>
+      </w:r>
+      <w:r>
+        <w:rPr>
+          <w:rFonts w:cstheme="minorHAnsi"/>
+          <w:color w:val="000000" w:themeColor="text1"/>
+          <w:sz w:val="28"/>
+          <w:szCs w:val="28"/>
+        </w:rPr>
+        <w:t>Также после оформления заказа пользователь может отслеживать его текущий статус на отдельной странице.</w:t>
       </w:r>
     </w:p>
     <w:p>
@@ -762,79 +914,88 @@
           <w:sz w:val="28"/>
           <w:szCs w:val="28"/>
         </w:rPr>
-        <w:t>В разделе «Корзина» пользователь</w:t>
-      </w:r>
-      <w:r>
-        <w:rPr>
-          <w:rFonts w:cstheme="minorHAnsi"/>
-          <w:color w:val="000000" w:themeColor="text1"/>
-          <w:sz w:val="28"/>
-          <w:szCs w:val="28"/>
-        </w:rPr>
-        <w:t xml:space="preserve"> может оформить заявку</w:t>
-      </w:r>
-      <w:r>
-        <w:rPr>
-          <w:rFonts w:cstheme="minorHAnsi"/>
-          <w:color w:val="000000" w:themeColor="text1"/>
-          <w:sz w:val="28"/>
-          <w:szCs w:val="28"/>
-        </w:rPr>
-        <w:t xml:space="preserve"> и просмотреть свою историю</w:t>
-      </w:r>
-      <w:r>
-        <w:rPr>
-          <w:rFonts w:cstheme="minorHAnsi"/>
-          <w:color w:val="000000" w:themeColor="text1"/>
-          <w:sz w:val="28"/>
-          <w:szCs w:val="28"/>
-        </w:rPr>
-        <w:t>. Для</w:t>
-      </w:r>
-      <w:r>
-        <w:rPr>
-          <w:rFonts w:cstheme="minorHAnsi"/>
-          <w:color w:val="000000" w:themeColor="text1"/>
-          <w:sz w:val="28"/>
-          <w:szCs w:val="28"/>
-        </w:rPr>
-        <w:t xml:space="preserve"> оформления доставки</w:t>
-      </w:r>
-      <w:r>
-        <w:rPr>
-          <w:rFonts w:cstheme="minorHAnsi"/>
-          <w:color w:val="000000" w:themeColor="text1"/>
-          <w:sz w:val="28"/>
-          <w:szCs w:val="28"/>
-        </w:rPr>
-        <w:t xml:space="preserve"> он</w:t>
-      </w:r>
-      <w:r>
-        <w:rPr>
-          <w:rFonts w:cstheme="minorHAnsi"/>
-          <w:color w:val="000000" w:themeColor="text1"/>
-          <w:sz w:val="28"/>
-          <w:szCs w:val="28"/>
-        </w:rPr>
-        <w:t xml:space="preserve"> заполняет форму. Адрес вводится вручную, потому что интеграция карты усложнила бы интерфейс, а для текущих задач ручной ввод адреса более быстрый и удобный способ. После подтверждения</w:t>
-      </w:r>
-      <w:r>
-        <w:rPr>
-          <w:rFonts w:cstheme="minorHAnsi"/>
-          <w:color w:val="000000" w:themeColor="text1"/>
-          <w:sz w:val="28"/>
-          <w:szCs w:val="28"/>
-        </w:rPr>
-        <w:t xml:space="preserve">, у заказа меняется статус через </w:t>
-      </w:r>
-      <w:r>
-        <w:rPr>
-          <w:rFonts w:cstheme="minorHAnsi"/>
-          <w:color w:val="000000" w:themeColor="text1"/>
-          <w:sz w:val="28"/>
-          <w:szCs w:val="28"/>
-        </w:rPr>
-        <w:t>AJAX, чтобы доставщики могли его принять.</w:t>
+        <w:t>Доставщик имеет доступ к закрытой странице, где отображаются все заказы для принятия. После принятия заказ автоматически попадает в раздел «Мои заказы».</w:t>
+      </w:r>
+      <w:r>
+        <w:rPr>
+          <w:rFonts w:cstheme="minorHAnsi"/>
+          <w:color w:val="000000" w:themeColor="text1"/>
+          <w:sz w:val="28"/>
+          <w:szCs w:val="28"/>
+        </w:rPr>
+        <w:t xml:space="preserve"> </w:t>
+      </w:r>
+      <w:r>
+        <w:rPr>
+          <w:rFonts w:cstheme="minorHAnsi"/>
+          <w:color w:val="000000" w:themeColor="text1"/>
+          <w:sz w:val="28"/>
+          <w:szCs w:val="28"/>
+        </w:rPr>
+        <w:t xml:space="preserve">В </w:t>
+      </w:r>
+      <w:r>
+        <w:rPr>
+          <w:rFonts w:cstheme="minorHAnsi"/>
+          <w:color w:val="000000" w:themeColor="text1"/>
+          <w:sz w:val="28"/>
+          <w:szCs w:val="28"/>
+        </w:rPr>
+        <w:t>этом разделе</w:t>
+      </w:r>
+      <w:r>
+        <w:rPr>
+          <w:rFonts w:cstheme="minorHAnsi"/>
+          <w:color w:val="000000" w:themeColor="text1"/>
+          <w:sz w:val="28"/>
+          <w:szCs w:val="28"/>
+        </w:rPr>
+        <w:t xml:space="preserve"> доставщик может последовательно обновлять статус каждого заказа, нажимая на кнопку</w:t>
+      </w:r>
+      <w:r>
+        <w:rPr>
+          <w:rFonts w:cstheme="minorHAnsi"/>
+          <w:color w:val="000000" w:themeColor="text1"/>
+          <w:sz w:val="28"/>
+          <w:szCs w:val="28"/>
+        </w:rPr>
+        <w:t xml:space="preserve">, а также </w:t>
+      </w:r>
+      <w:r>
+        <w:rPr>
+          <w:rFonts w:cstheme="minorHAnsi"/>
+          <w:color w:val="000000" w:themeColor="text1"/>
+          <w:sz w:val="28"/>
+          <w:szCs w:val="28"/>
+        </w:rPr>
+        <w:t>получать подсказки по дальнейшим действиям</w:t>
+      </w:r>
+      <w:r>
+        <w:rPr>
+          <w:rFonts w:cstheme="minorHAnsi"/>
+          <w:color w:val="000000" w:themeColor="text1"/>
+          <w:sz w:val="28"/>
+          <w:szCs w:val="28"/>
+        </w:rPr>
+        <w:t xml:space="preserve">. В разделе также есть возможность просматривать историю выполненных заказов, где отображаются все завершенные </w:t>
+      </w:r>
+      <w:r>
+        <w:rPr>
+          <w:rFonts w:cstheme="minorHAnsi"/>
+          <w:color w:val="000000" w:themeColor="text1"/>
+          <w:sz w:val="28"/>
+          <w:szCs w:val="28"/>
+        </w:rPr>
+        <w:t>доставки</w:t>
+      </w:r>
+      <w:r>
+        <w:rPr>
+          <w:rFonts w:cstheme="minorHAnsi"/>
+          <w:color w:val="000000" w:themeColor="text1"/>
+          <w:sz w:val="28"/>
+          <w:szCs w:val="28"/>
+        </w:rPr>
+        <w:t>.</w:t>
       </w:r>
     </w:p>
     <w:p>
@@ -862,25 +1023,7 @@
           <w:sz w:val="28"/>
           <w:szCs w:val="28"/>
         </w:rPr>
-        <w:t>Также после оформления доставки пользователь может просматривать текущий статус своего заказа</w:t>
-      </w:r>
-      <w:r>
-        <w:rPr>
-          <w:rFonts w:cstheme="minorHAnsi"/>
-          <w:color w:val="000000" w:themeColor="text1"/>
-          <w:sz w:val="28"/>
-          <w:szCs w:val="28"/>
-        </w:rPr>
-        <w:t xml:space="preserve"> на отдельной странице</w:t>
-      </w:r>
-      <w:r>
-        <w:rPr>
-          <w:rFonts w:cstheme="minorHAnsi"/>
-          <w:color w:val="000000" w:themeColor="text1"/>
-          <w:sz w:val="28"/>
-          <w:szCs w:val="28"/>
-        </w:rPr>
-        <w:t>.</w:t>
+        <w:t>После доставки доставщик ожидает подтверждения получения товара от покупателя. В корзине появляется кнопка, нажав которую покупатель подтверждает получение, и заказ считается завершённым.</w:t>
       </w:r>
     </w:p>
     <w:p>
@@ -908,61 +1051,79 @@
           <w:sz w:val="28"/>
           <w:szCs w:val="28"/>
         </w:rPr>
-        <w:t xml:space="preserve">Далее доставщик </w:t>
-      </w:r>
-      <w:r>
-        <w:rPr>
-          <w:rFonts w:cstheme="minorHAnsi"/>
-          <w:color w:val="000000" w:themeColor="text1"/>
-          <w:sz w:val="28"/>
-          <w:szCs w:val="28"/>
-        </w:rPr>
-        <w:t>может перейти на страницу, которая доступна только им. Н</w:t>
-      </w:r>
-      <w:r>
-        <w:rPr>
-          <w:rFonts w:cstheme="minorHAnsi"/>
-          <w:color w:val="000000" w:themeColor="text1"/>
-          <w:sz w:val="28"/>
-          <w:szCs w:val="28"/>
-        </w:rPr>
-        <w:t xml:space="preserve">а этой странице отображаются все заказы, которые они могут </w:t>
-      </w:r>
-      <w:r>
-        <w:rPr>
-          <w:rFonts w:cstheme="minorHAnsi"/>
-          <w:color w:val="000000" w:themeColor="text1"/>
-          <w:sz w:val="28"/>
-          <w:szCs w:val="28"/>
-        </w:rPr>
-        <w:t>принять</w:t>
-      </w:r>
-      <w:r>
-        <w:rPr>
-          <w:rFonts w:cstheme="minorHAnsi"/>
-          <w:color w:val="000000" w:themeColor="text1"/>
-          <w:sz w:val="28"/>
-          <w:szCs w:val="28"/>
-        </w:rPr>
-        <w:t>.</w:t>
-      </w:r>
-      <w:r>
-        <w:rPr>
-          <w:rFonts w:cstheme="minorHAnsi"/>
-          <w:color w:val="000000" w:themeColor="text1"/>
-          <w:sz w:val="28"/>
-          <w:szCs w:val="28"/>
-        </w:rPr>
-        <w:t xml:space="preserve"> </w:t>
-      </w:r>
-      <w:r>
-        <w:rPr>
-          <w:rFonts w:cstheme="minorHAnsi"/>
-          <w:color w:val="000000" w:themeColor="text1"/>
-          <w:sz w:val="28"/>
-          <w:szCs w:val="28"/>
-        </w:rPr>
-        <w:t>После принятия заказ автоматически переходит в раздел «Мои заказы», где доставщик может отслеживать все свои текущие и завершенные заказы.</w:t>
+        <w:t xml:space="preserve">Раздел техподдержки реализован в виде мессенджера. Пользователь может отправлять вопросы и получать ответы. Так как это не полноценный чат с мгновенными сообщениями, </w:t>
+      </w:r>
+      <w:r>
+        <w:rPr>
+          <w:rFonts w:cstheme="minorHAnsi"/>
+          <w:color w:val="000000" w:themeColor="text1"/>
+          <w:sz w:val="28"/>
+          <w:szCs w:val="28"/>
+        </w:rPr>
+        <w:t xml:space="preserve">то </w:t>
+      </w:r>
+      <w:r>
+        <w:rPr>
+          <w:rFonts w:cstheme="minorHAnsi"/>
+          <w:color w:val="000000" w:themeColor="text1"/>
+          <w:sz w:val="28"/>
+          <w:szCs w:val="28"/>
+        </w:rPr>
+        <w:t xml:space="preserve">сервер </w:t>
+      </w:r>
+      <w:r>
+        <w:rPr>
+          <w:rFonts w:cstheme="minorHAnsi"/>
+          <w:color w:val="000000" w:themeColor="text1"/>
+          <w:sz w:val="28"/>
+          <w:szCs w:val="28"/>
+        </w:rPr>
+        <w:t>проверяется</w:t>
+      </w:r>
+      <w:r>
+        <w:rPr>
+          <w:rFonts w:cstheme="minorHAnsi"/>
+          <w:color w:val="000000" w:themeColor="text1"/>
+          <w:sz w:val="28"/>
+          <w:szCs w:val="28"/>
+        </w:rPr>
+        <w:t xml:space="preserve"> каждые 10 секунд</w:t>
+      </w:r>
+      <w:r>
+        <w:rPr>
+          <w:rFonts w:cstheme="minorHAnsi"/>
+          <w:color w:val="000000" w:themeColor="text1"/>
+          <w:sz w:val="28"/>
+          <w:szCs w:val="28"/>
+        </w:rPr>
+        <w:t xml:space="preserve"> на </w:t>
+      </w:r>
+      <w:r>
+        <w:rPr>
+          <w:rFonts w:cstheme="minorHAnsi"/>
+          <w:color w:val="000000" w:themeColor="text1"/>
+          <w:sz w:val="28"/>
+          <w:szCs w:val="28"/>
+        </w:rPr>
+        <w:t xml:space="preserve">наличие новых ответов. Это позволяет снизить нагрузку, не </w:t>
+      </w:r>
+      <w:r>
+        <w:rPr>
+          <w:rFonts w:cstheme="minorHAnsi"/>
+          <w:color w:val="000000" w:themeColor="text1"/>
+          <w:sz w:val="28"/>
+          <w:szCs w:val="28"/>
+        </w:rPr>
+        <w:t>держа</w:t>
+      </w:r>
+      <w:r>
+        <w:rPr>
+          <w:rFonts w:cstheme="minorHAnsi"/>
+          <w:color w:val="000000" w:themeColor="text1"/>
+          <w:sz w:val="28"/>
+          <w:szCs w:val="28"/>
+        </w:rPr>
+        <w:t xml:space="preserve"> соединение постоянно открытым.</w:t>
       </w:r>
     </w:p>
     <w:p>
@@ -990,25 +1151,16 @@
           <w:sz w:val="28"/>
           <w:szCs w:val="28"/>
         </w:rPr>
-        <w:t xml:space="preserve">В разделе «Мои заказы» доставщик может последовательно обновлять статус каждого заказа, нажимая на кнопку, которая меняет статус и показывает подсказку, что нужно сделать дальше. В разделе также есть возможность просматривать историю выполненных заказов, где отображаются все завершенные </w:t>
-      </w:r>
-      <w:r>
-        <w:rPr>
-          <w:rFonts w:cstheme="minorHAnsi"/>
-          <w:color w:val="000000" w:themeColor="text1"/>
-          <w:sz w:val="28"/>
-          <w:szCs w:val="28"/>
-        </w:rPr>
-        <w:t>доставки</w:t>
-      </w:r>
-      <w:r>
-        <w:rPr>
-          <w:rFonts w:cstheme="minorHAnsi"/>
-          <w:color w:val="000000" w:themeColor="text1"/>
-          <w:sz w:val="28"/>
-          <w:szCs w:val="28"/>
-        </w:rPr>
-        <w:t>.</w:t>
+        <w:t>А с</w:t>
+      </w:r>
+      <w:r>
+        <w:rPr>
+          <w:rFonts w:cstheme="minorHAnsi"/>
+          <w:color w:val="000000" w:themeColor="text1"/>
+          <w:sz w:val="28"/>
+          <w:szCs w:val="28"/>
+        </w:rPr>
+        <w:t>пециалисты поддержки получают обращения на отдельной странице, где могут просматривать входящие заявки и выбирать их для дальнейшего ответа.</w:t>
       </w:r>
     </w:p>
     <w:p>
@@ -1036,43 +1188,43 @@
           <w:sz w:val="28"/>
           <w:szCs w:val="28"/>
         </w:rPr>
-        <w:t xml:space="preserve">После того, как товар доставлен и отображается статус «Доставлено», доставщик должен ждать, пока покупатель не подтвердит получение. Для этого в корзине в </w:t>
-      </w:r>
-      <w:r>
-        <w:rPr>
-          <w:rFonts w:cstheme="minorHAnsi"/>
-          <w:color w:val="000000" w:themeColor="text1"/>
-          <w:sz w:val="28"/>
-          <w:szCs w:val="28"/>
-        </w:rPr>
-        <w:t xml:space="preserve">статусе </w:t>
-      </w:r>
-      <w:r>
-        <w:rPr>
-          <w:rFonts w:cstheme="minorHAnsi"/>
-          <w:color w:val="000000" w:themeColor="text1"/>
-          <w:sz w:val="28"/>
-          <w:szCs w:val="28"/>
-        </w:rPr>
-        <w:t>заказов появляется кнопка, на которую покупатель нажимает, чтобы подтвердить, что товар получен</w:t>
-      </w:r>
-      <w:r>
-        <w:rPr>
-          <w:rFonts w:cstheme="minorHAnsi"/>
-          <w:color w:val="000000" w:themeColor="text1"/>
-          <w:sz w:val="28"/>
-          <w:szCs w:val="28"/>
-        </w:rPr>
-        <w:t xml:space="preserve"> и п</w:t>
-      </w:r>
-      <w:r>
-        <w:rPr>
-          <w:rFonts w:cstheme="minorHAnsi"/>
-          <w:color w:val="000000" w:themeColor="text1"/>
-          <w:sz w:val="28"/>
-          <w:szCs w:val="28"/>
-        </w:rPr>
-        <w:t>осле этого заказ считается завершенным.</w:t>
+        <w:t>Административная панель представляет собой интерфейс, предназначенный для управления каталогом товаров и магазин</w:t>
+      </w:r>
+      <w:r>
+        <w:rPr>
+          <w:rFonts w:cstheme="minorHAnsi"/>
+          <w:color w:val="000000" w:themeColor="text1"/>
+          <w:sz w:val="28"/>
+          <w:szCs w:val="28"/>
+        </w:rPr>
+        <w:t>ом</w:t>
+      </w:r>
+      <w:r>
+        <w:rPr>
+          <w:rFonts w:cstheme="minorHAnsi"/>
+          <w:color w:val="000000" w:themeColor="text1"/>
+          <w:sz w:val="28"/>
+          <w:szCs w:val="28"/>
+        </w:rPr>
+        <w:t>.</w:t>
+      </w:r>
+      <w:r>
+        <w:rPr>
+          <w:rFonts w:cstheme="minorHAnsi"/>
+          <w:color w:val="000000" w:themeColor="text1"/>
+          <w:sz w:val="28"/>
+          <w:szCs w:val="28"/>
+        </w:rPr>
+        <w:t xml:space="preserve"> </w:t>
+      </w:r>
+      <w:r>
+        <w:rPr>
+          <w:rFonts w:cstheme="minorHAnsi"/>
+          <w:color w:val="000000" w:themeColor="text1"/>
+          <w:sz w:val="28"/>
+          <w:szCs w:val="28"/>
+        </w:rPr>
+        <w:t>Администратор может добавлять, редактировать и удалять товары, а также настраивать структуру каталога, добавляя новые атрибуты и типы товаров.</w:t>
       </w:r>
     </w:p>
     <w:p>
@@ -1100,322 +1252,34 @@
           <w:sz w:val="28"/>
           <w:szCs w:val="28"/>
         </w:rPr>
-        <w:t>Если у поль</w:t>
-      </w:r>
-      <w:r>
-        <w:rPr>
-          <w:rFonts w:cstheme="minorHAnsi"/>
-          <w:color w:val="000000" w:themeColor="text1"/>
-          <w:sz w:val="28"/>
-          <w:szCs w:val="28"/>
-        </w:rPr>
-        <w:t>з</w:t>
-      </w:r>
-      <w:r>
-        <w:rPr>
-          <w:rFonts w:cstheme="minorHAnsi"/>
-          <w:color w:val="000000" w:themeColor="text1"/>
-          <w:sz w:val="28"/>
-          <w:szCs w:val="28"/>
-        </w:rPr>
-        <w:t xml:space="preserve">ователя </w:t>
-      </w:r>
-      <w:r>
-        <w:rPr>
-          <w:rFonts w:cstheme="minorHAnsi"/>
-          <w:color w:val="000000" w:themeColor="text1"/>
-          <w:sz w:val="28"/>
-          <w:szCs w:val="28"/>
-        </w:rPr>
-        <w:t>возникли</w:t>
-      </w:r>
-      <w:r>
-        <w:rPr>
-          <w:rFonts w:cstheme="minorHAnsi"/>
-          <w:color w:val="000000" w:themeColor="text1"/>
-          <w:sz w:val="28"/>
-          <w:szCs w:val="28"/>
-        </w:rPr>
-        <w:t xml:space="preserve"> проблемы</w:t>
-      </w:r>
-      <w:r>
-        <w:rPr>
-          <w:rFonts w:cstheme="minorHAnsi"/>
-          <w:color w:val="000000" w:themeColor="text1"/>
-          <w:sz w:val="28"/>
-          <w:szCs w:val="28"/>
-        </w:rPr>
-        <w:t xml:space="preserve">, то </w:t>
-      </w:r>
-      <w:r>
-        <w:rPr>
-          <w:rFonts w:cstheme="minorHAnsi"/>
-          <w:color w:val="000000" w:themeColor="text1"/>
-          <w:sz w:val="28"/>
-          <w:szCs w:val="28"/>
-        </w:rPr>
-        <w:t xml:space="preserve">есть </w:t>
-      </w:r>
-      <w:r>
-        <w:rPr>
-          <w:rFonts w:cstheme="minorHAnsi"/>
-          <w:color w:val="000000" w:themeColor="text1"/>
-          <w:sz w:val="28"/>
-          <w:szCs w:val="28"/>
-        </w:rPr>
-        <w:t>раздел</w:t>
-      </w:r>
-      <w:r>
-        <w:rPr>
-          <w:rFonts w:cstheme="minorHAnsi"/>
-          <w:color w:val="000000" w:themeColor="text1"/>
-          <w:sz w:val="28"/>
-          <w:szCs w:val="28"/>
-        </w:rPr>
-        <w:t xml:space="preserve"> </w:t>
-      </w:r>
-      <w:r>
-        <w:rPr>
-          <w:rFonts w:cstheme="minorHAnsi"/>
-          <w:color w:val="000000" w:themeColor="text1"/>
-          <w:sz w:val="28"/>
-          <w:szCs w:val="28"/>
-        </w:rPr>
-        <w:t>техподдержк</w:t>
-      </w:r>
-      <w:r>
-        <w:rPr>
-          <w:rFonts w:cstheme="minorHAnsi"/>
-          <w:color w:val="000000" w:themeColor="text1"/>
-          <w:sz w:val="28"/>
-          <w:szCs w:val="28"/>
-        </w:rPr>
-        <w:t>а</w:t>
-      </w:r>
-      <w:r>
-        <w:rPr>
-          <w:rFonts w:cstheme="minorHAnsi"/>
-          <w:color w:val="000000" w:themeColor="text1"/>
-          <w:sz w:val="28"/>
-          <w:szCs w:val="28"/>
-        </w:rPr>
-        <w:t>, котор</w:t>
-      </w:r>
-      <w:r>
-        <w:rPr>
-          <w:rFonts w:cstheme="minorHAnsi"/>
-          <w:color w:val="000000" w:themeColor="text1"/>
-          <w:sz w:val="28"/>
-          <w:szCs w:val="28"/>
-        </w:rPr>
-        <w:t>ый</w:t>
-      </w:r>
-      <w:r>
-        <w:rPr>
-          <w:rFonts w:cstheme="minorHAnsi"/>
-          <w:color w:val="000000" w:themeColor="text1"/>
-          <w:sz w:val="28"/>
-          <w:szCs w:val="28"/>
-        </w:rPr>
-        <w:t xml:space="preserve"> реализован в виде мессенджера. Пользователь может отправлять туда свои вопросы</w:t>
-      </w:r>
-      <w:r>
-        <w:rPr>
-          <w:rFonts w:cstheme="minorHAnsi"/>
-          <w:color w:val="000000" w:themeColor="text1"/>
-          <w:sz w:val="28"/>
-          <w:szCs w:val="28"/>
-        </w:rPr>
-        <w:t xml:space="preserve"> </w:t>
-      </w:r>
-      <w:r>
-        <w:rPr>
-          <w:rFonts w:cstheme="minorHAnsi"/>
-          <w:color w:val="000000" w:themeColor="text1"/>
-          <w:sz w:val="28"/>
-          <w:szCs w:val="28"/>
-        </w:rPr>
-        <w:t xml:space="preserve">и получать ответы. </w:t>
-      </w:r>
-      <w:r>
-        <w:rPr>
-          <w:rFonts w:cstheme="minorHAnsi"/>
-          <w:color w:val="000000" w:themeColor="text1"/>
-          <w:sz w:val="28"/>
-          <w:szCs w:val="28"/>
-        </w:rPr>
-        <w:t>Так как ч</w:t>
-      </w:r>
-      <w:r>
-        <w:rPr>
-          <w:rFonts w:cstheme="minorHAnsi"/>
-          <w:color w:val="000000" w:themeColor="text1"/>
-          <w:sz w:val="28"/>
-          <w:szCs w:val="28"/>
-        </w:rPr>
-        <w:t>ат с поддержкой — это не полноценный мессенджер с мгновенными сообщениями</w:t>
-      </w:r>
-      <w:r>
-        <w:rPr>
-          <w:rFonts w:cstheme="minorHAnsi"/>
-          <w:color w:val="000000" w:themeColor="text1"/>
-          <w:sz w:val="28"/>
-          <w:szCs w:val="28"/>
-        </w:rPr>
-        <w:t>, потому что</w:t>
-      </w:r>
-      <w:r>
-        <w:rPr>
-          <w:rFonts w:cstheme="minorHAnsi"/>
-          <w:color w:val="000000" w:themeColor="text1"/>
-          <w:sz w:val="28"/>
-          <w:szCs w:val="28"/>
-        </w:rPr>
-        <w:t xml:space="preserve"> </w:t>
-      </w:r>
-      <w:r>
-        <w:rPr>
-          <w:rFonts w:cstheme="minorHAnsi"/>
-          <w:color w:val="000000" w:themeColor="text1"/>
-          <w:sz w:val="28"/>
-          <w:szCs w:val="28"/>
-        </w:rPr>
-        <w:t>п</w:t>
-      </w:r>
-      <w:r>
-        <w:rPr>
-          <w:rFonts w:cstheme="minorHAnsi"/>
-          <w:color w:val="000000" w:themeColor="text1"/>
-          <w:sz w:val="28"/>
-          <w:szCs w:val="28"/>
-        </w:rPr>
-        <w:t>ока служба поддержки прочитает и обработает запрос,</w:t>
-      </w:r>
-      <w:r>
-        <w:rPr>
-          <w:rFonts w:cstheme="minorHAnsi"/>
-          <w:color w:val="000000" w:themeColor="text1"/>
-          <w:sz w:val="28"/>
-          <w:szCs w:val="28"/>
-        </w:rPr>
-        <w:t xml:space="preserve"> то</w:t>
-      </w:r>
-      <w:r>
-        <w:rPr>
-          <w:rFonts w:cstheme="minorHAnsi"/>
-          <w:color w:val="000000" w:themeColor="text1"/>
-          <w:sz w:val="28"/>
-          <w:szCs w:val="28"/>
-        </w:rPr>
-        <w:t xml:space="preserve"> пройдет </w:t>
-      </w:r>
-      <w:r>
-        <w:rPr>
-          <w:rFonts w:cstheme="minorHAnsi"/>
-          <w:color w:val="000000" w:themeColor="text1"/>
-          <w:sz w:val="28"/>
-          <w:szCs w:val="28"/>
-        </w:rPr>
-        <w:t>некоторое время</w:t>
-      </w:r>
-      <w:r>
-        <w:rPr>
-          <w:rFonts w:cstheme="minorHAnsi"/>
-          <w:color w:val="000000" w:themeColor="text1"/>
-          <w:sz w:val="28"/>
-          <w:szCs w:val="28"/>
-        </w:rPr>
-        <w:t xml:space="preserve">, поэтому </w:t>
-      </w:r>
-      <w:r>
-        <w:rPr>
-          <w:rFonts w:cstheme="minorHAnsi"/>
-          <w:color w:val="000000" w:themeColor="text1"/>
-          <w:sz w:val="28"/>
-          <w:szCs w:val="28"/>
-        </w:rPr>
-        <w:t>было принято</w:t>
-      </w:r>
-      <w:r>
-        <w:rPr>
-          <w:rFonts w:cstheme="minorHAnsi"/>
-          <w:color w:val="000000" w:themeColor="text1"/>
-          <w:sz w:val="28"/>
-          <w:szCs w:val="28"/>
-        </w:rPr>
-        <w:t xml:space="preserve"> </w:t>
-      </w:r>
-      <w:r>
-        <w:rPr>
-          <w:rFonts w:cstheme="minorHAnsi"/>
-          <w:color w:val="000000" w:themeColor="text1"/>
-          <w:sz w:val="28"/>
-          <w:szCs w:val="28"/>
-        </w:rPr>
-        <w:t>решение с</w:t>
-      </w:r>
-      <w:r>
-        <w:rPr>
-          <w:rFonts w:cstheme="minorHAnsi"/>
-          <w:color w:val="000000" w:themeColor="text1"/>
-          <w:sz w:val="28"/>
-          <w:szCs w:val="28"/>
-        </w:rPr>
-        <w:t xml:space="preserve">делать периодические опросы сервера раз в </w:t>
-      </w:r>
-      <w:r>
-        <w:rPr>
-          <w:rFonts w:cstheme="minorHAnsi"/>
-          <w:color w:val="000000" w:themeColor="text1"/>
-          <w:sz w:val="28"/>
-          <w:szCs w:val="28"/>
-        </w:rPr>
-        <w:t>10</w:t>
-      </w:r>
-      <w:r>
-        <w:rPr>
-          <w:rFonts w:cstheme="minorHAnsi"/>
-          <w:color w:val="000000" w:themeColor="text1"/>
-          <w:sz w:val="28"/>
-          <w:szCs w:val="28"/>
-        </w:rPr>
-        <w:t xml:space="preserve"> секунд</w:t>
-      </w:r>
-      <w:r>
-        <w:rPr>
-          <w:rFonts w:cstheme="minorHAnsi"/>
-          <w:color w:val="000000" w:themeColor="text1"/>
-          <w:sz w:val="28"/>
-          <w:szCs w:val="28"/>
-        </w:rPr>
-        <w:t>, а не держать соединение</w:t>
-      </w:r>
-      <w:r>
-        <w:rPr>
-          <w:rFonts w:cstheme="minorHAnsi"/>
-          <w:color w:val="000000" w:themeColor="text1"/>
-          <w:sz w:val="28"/>
-          <w:szCs w:val="28"/>
-        </w:rPr>
-        <w:t xml:space="preserve"> постоянно</w:t>
-      </w:r>
-      <w:r>
-        <w:rPr>
-          <w:rFonts w:cstheme="minorHAnsi"/>
-          <w:color w:val="000000" w:themeColor="text1"/>
-          <w:sz w:val="28"/>
-          <w:szCs w:val="28"/>
-        </w:rPr>
-        <w:t xml:space="preserve"> открытым</w:t>
-      </w:r>
-      <w:r>
-        <w:rPr>
-          <w:rFonts w:cstheme="minorHAnsi"/>
-          <w:color w:val="000000" w:themeColor="text1"/>
-          <w:sz w:val="28"/>
-          <w:szCs w:val="28"/>
-        </w:rPr>
-        <w:t>.</w:t>
+        <w:t>Также а</w:t>
+      </w:r>
+      <w:r>
+        <w:rPr>
+          <w:rFonts w:cstheme="minorHAnsi"/>
+          <w:color w:val="000000" w:themeColor="text1"/>
+          <w:sz w:val="28"/>
+          <w:szCs w:val="28"/>
+        </w:rPr>
+        <w:t xml:space="preserve">дминистратор может управлять пользователями через страницу поиска по почте, где быстро фильтруется список. Все действия — </w:t>
+      </w:r>
+      <w:r>
+        <w:rPr>
+          <w:rFonts w:cstheme="minorHAnsi"/>
+          <w:color w:val="000000" w:themeColor="text1"/>
+          <w:sz w:val="28"/>
+          <w:szCs w:val="28"/>
+        </w:rPr>
+        <w:t xml:space="preserve">поиск, </w:t>
+      </w:r>
+      <w:r>
+        <w:rPr>
+          <w:rFonts w:cstheme="minorHAnsi"/>
+          <w:color w:val="000000" w:themeColor="text1"/>
+          <w:sz w:val="28"/>
+          <w:szCs w:val="28"/>
+        </w:rPr>
+        <w:t>блокировка, назначение ролей и удаление — выполняются с помощью AJAX.</w:t>
       </w:r>
     </w:p>
     <w:p>
@@ -1443,34 +1307,34 @@
           <w:sz w:val="28"/>
           <w:szCs w:val="28"/>
         </w:rPr>
-        <w:t>А дальше с</w:t>
-      </w:r>
-      <w:r>
-        <w:rPr>
-          <w:rFonts w:cstheme="minorHAnsi"/>
-          <w:color w:val="000000" w:themeColor="text1"/>
-          <w:sz w:val="28"/>
-          <w:szCs w:val="28"/>
-        </w:rPr>
-        <w:t xml:space="preserve">пециалисты поддержки получают обращения через отдельную страницу, где </w:t>
-      </w:r>
-      <w:r>
-        <w:rPr>
-          <w:rFonts w:cstheme="minorHAnsi"/>
-          <w:color w:val="000000" w:themeColor="text1"/>
-          <w:sz w:val="28"/>
-          <w:szCs w:val="28"/>
-        </w:rPr>
-        <w:t xml:space="preserve">они </w:t>
-      </w:r>
-      <w:r>
-        <w:rPr>
-          <w:rFonts w:cstheme="minorHAnsi"/>
-          <w:color w:val="000000" w:themeColor="text1"/>
-          <w:sz w:val="28"/>
-          <w:szCs w:val="28"/>
-        </w:rPr>
-        <w:t>могут просматривать входящие заявки и принимать их для дальнейшего ответа.</w:t>
+        <w:t>А в</w:t>
+      </w:r>
+      <w:r>
+        <w:rPr>
+          <w:rFonts w:cstheme="minorHAnsi"/>
+          <w:color w:val="000000" w:themeColor="text1"/>
+          <w:sz w:val="28"/>
+          <w:szCs w:val="28"/>
+        </w:rPr>
+        <w:t xml:space="preserve"> футере размещены две кнопки, ведущие на случайные страницы с каталогами и товарами. </w:t>
+      </w:r>
+      <w:r>
+        <w:rPr>
+          <w:rFonts w:cstheme="minorHAnsi"/>
+          <w:color w:val="000000" w:themeColor="text1"/>
+          <w:sz w:val="28"/>
+          <w:szCs w:val="28"/>
+        </w:rPr>
+        <w:t>Это</w:t>
+      </w:r>
+      <w:r>
+        <w:rPr>
+          <w:rFonts w:cstheme="minorHAnsi"/>
+          <w:color w:val="000000" w:themeColor="text1"/>
+          <w:sz w:val="28"/>
+          <w:szCs w:val="28"/>
+        </w:rPr>
+        <w:t xml:space="preserve"> осуществляется через случайную выборку из базы данных. Если выбрать случайные данные не удаётся, используются значения по умолчанию для стабильной работы.</w:t>
       </w:r>
     </w:p>
     <w:p>
@@ -1498,64 +1362,136 @@
           <w:sz w:val="28"/>
           <w:szCs w:val="28"/>
         </w:rPr>
-        <w:t xml:space="preserve">Административная панель представляет собой интерфейс, предназначенный для управления каталогом товаров и магазинами. </w:t>
-      </w:r>
-      <w:r>
-        <w:rPr>
-          <w:rFonts w:cstheme="minorHAnsi"/>
-          <w:color w:val="000000" w:themeColor="text1"/>
-          <w:sz w:val="28"/>
-          <w:szCs w:val="28"/>
-        </w:rPr>
-        <w:t>Админ</w:t>
-      </w:r>
-      <w:r>
-        <w:rPr>
-          <w:rFonts w:cstheme="minorHAnsi"/>
-          <w:color w:val="000000" w:themeColor="text1"/>
-          <w:sz w:val="28"/>
-          <w:szCs w:val="28"/>
-        </w:rPr>
-        <w:t>истратор</w:t>
-      </w:r>
-      <w:r>
-        <w:rPr>
-          <w:rFonts w:cstheme="minorHAnsi"/>
-          <w:color w:val="000000" w:themeColor="text1"/>
-          <w:sz w:val="28"/>
-          <w:szCs w:val="28"/>
-        </w:rPr>
-        <w:t xml:space="preserve"> может добавлять новые товары, редактировать существующие, а также удалять товары, которые больше не нужны. Помимо </w:t>
-      </w:r>
-      <w:r>
-        <w:rPr>
-          <w:rFonts w:cstheme="minorHAnsi"/>
-          <w:color w:val="000000" w:themeColor="text1"/>
-          <w:sz w:val="28"/>
-          <w:szCs w:val="28"/>
+        <w:t>Весь интернет-магазин адаптивен и хорошо отображается на различных устройствах.</w:t>
+      </w:r>
+    </w:p>
+    <w:p>
+      <w:pPr>
+        <w:pStyle w:val="a3"/>
+        <w:spacing w:after="0" w:line="240" w:lineRule="auto"/>
+        <w:ind w:left="0"/>
+        <w:contextualSpacing w:val="0"/>
+        <w:jc w:val="both"/>
+        <w:rPr>
+          <w:rFonts w:cstheme="minorHAnsi"/>
+          <w:color w:val="000000" w:themeColor="text1"/>
+          <w:sz w:val="28"/>
+          <w:szCs w:val="28"/>
+        </w:rPr>
+      </w:pPr>
+    </w:p>
+    <w:p>
+      <w:pPr>
+        <w:spacing w:after="0" w:line="240" w:lineRule="auto"/>
+        <w:jc w:val="both"/>
+        <w:rPr>
+          <w:rFonts w:cstheme="minorHAnsi"/>
+          <w:b/>
+          <w:i/>
+          <w:iCs/>
+          <w:color w:val="000000" w:themeColor="text1"/>
+          <w:sz w:val="28"/>
+          <w:szCs w:val="28"/>
+        </w:rPr>
+      </w:pPr>
+      <w:r>
+        <w:rPr>
+          <w:rFonts w:cstheme="minorHAnsi"/>
+          <w:b/>
+          <w:i/>
+          <w:iCs/>
+          <w:color w:val="000000" w:themeColor="text1"/>
+          <w:sz w:val="28"/>
+          <w:szCs w:val="28"/>
+        </w:rPr>
+        <w:t>Слайд 4</w:t>
+      </w:r>
+    </w:p>
+    <w:p>
+      <w:pPr>
+        <w:spacing w:after="0" w:line="240" w:lineRule="auto"/>
+        <w:jc w:val="both"/>
+        <w:rPr>
+          <w:rFonts w:cstheme="minorHAnsi"/>
+          <w:color w:val="000000" w:themeColor="text1"/>
+          <w:sz w:val="28"/>
+          <w:szCs w:val="28"/>
+        </w:rPr>
+      </w:pPr>
+      <w:r>
+        <w:rPr>
+          <w:rFonts w:cstheme="minorHAnsi"/>
+          <w:color w:val="000000" w:themeColor="text1"/>
+          <w:sz w:val="28"/>
+          <w:szCs w:val="28"/>
+        </w:rPr>
+        <w:t xml:space="preserve">На этом </w:t>
+      </w:r>
+      <w:r>
+        <w:rPr>
+          <w:rFonts w:cstheme="minorHAnsi"/>
+          <w:color w:val="000000" w:themeColor="text1"/>
+          <w:sz w:val="28"/>
+          <w:szCs w:val="28"/>
+        </w:rPr>
+        <w:t xml:space="preserve">у меня </w:t>
+      </w:r>
+      <w:r>
+        <w:rPr>
+          <w:rFonts w:cstheme="minorHAnsi"/>
+          <w:color w:val="000000" w:themeColor="text1"/>
+          <w:sz w:val="28"/>
+          <w:szCs w:val="28"/>
+        </w:rPr>
+        <w:t>всё, готов ответить на ваши вопросы.</w:t>
+      </w:r>
+    </w:p>
+    <w:p>
+      <w:pPr>
+        <w:spacing w:after="0" w:line="240" w:lineRule="auto"/>
+        <w:jc w:val="both"/>
+        <w:rPr>
+          <w:rFonts w:cstheme="minorHAnsi"/>
+          <w:color w:val="000000" w:themeColor="text1"/>
+          <w:sz w:val="28"/>
+          <w:szCs w:val="28"/>
+        </w:rPr>
+      </w:pPr>
+      <w:r>
+        <w:rPr>
+          <w:rFonts w:cstheme="minorHAnsi"/>
+          <w:color w:val="000000" w:themeColor="text1"/>
+          <w:sz w:val="28"/>
+          <w:szCs w:val="28"/>
+        </w:rPr>
+        <w:br w:type="page"/>
+      </w:r>
+    </w:p>
+    <w:p>
+      <w:pPr>
+        <w:spacing w:after="0" w:line="240" w:lineRule="auto"/>
+        <w:jc w:val="center"/>
+        <w:rPr>
+          <w:rFonts w:asciiTheme="majorHAnsi" w:hAnsiTheme="majorHAnsi" w:cstheme="majorHAnsi"/>
+          <w:sz w:val="40"/>
+          <w:szCs w:val="40"/>
+        </w:rPr>
+      </w:pPr>
+      <w:r>
+        <w:rPr>
+          <w:rFonts w:asciiTheme="majorHAnsi" w:hAnsiTheme="majorHAnsi" w:cstheme="majorHAnsi"/>
+          <w:sz w:val="40"/>
+          <w:szCs w:val="40"/>
         </w:rPr>
         <w:lastRenderedPageBreak/>
-        <w:t>этого, он может управлять структурой каталога, добавляя новые атрибуты и типы товаров</w:t>
-      </w:r>
-      <w:r>
-        <w:rPr>
-          <w:rFonts w:cstheme="minorHAnsi"/>
-          <w:color w:val="000000" w:themeColor="text1"/>
-          <w:sz w:val="28"/>
-          <w:szCs w:val="28"/>
-        </w:rPr>
-        <w:t>.</w:t>
+        <w:t>Возможные вопросы</w:t>
       </w:r>
     </w:p>
     <w:p>
       <w:pPr>
         <w:pStyle w:val="a3"/>
-        <w:numPr>
-          <w:ilvl w:val="0"/>
-          <w:numId w:val="1"/>
-        </w:numPr>
-        <w:spacing w:after="0" w:line="240" w:lineRule="auto"/>
-        <w:ind w:left="0" w:firstLine="0"/>
+        <w:spacing w:after="0" w:line="240" w:lineRule="auto"/>
+        <w:ind w:left="0"/>
         <w:contextualSpacing w:val="0"/>
         <w:jc w:val="both"/>
         <w:rPr>
@@ -1566,249 +1502,6 @@
         </w:rPr>
       </w:pPr>
       <w:r>
-        <w:rPr>
-          <w:rFonts w:cstheme="minorHAnsi"/>
-          <w:color w:val="000000" w:themeColor="text1"/>
-          <w:sz w:val="28"/>
-          <w:szCs w:val="28"/>
-        </w:rPr>
-        <w:t>Также администратор может управлять пользователями, н</w:t>
-      </w:r>
-      <w:r>
-        <w:rPr>
-          <w:rFonts w:cstheme="minorHAnsi"/>
-          <w:color w:val="000000" w:themeColor="text1"/>
-          <w:sz w:val="28"/>
-          <w:szCs w:val="28"/>
-        </w:rPr>
-        <w:t xml:space="preserve">а </w:t>
-      </w:r>
-      <w:r>
-        <w:rPr>
-          <w:rFonts w:cstheme="minorHAnsi"/>
-          <w:color w:val="000000" w:themeColor="text1"/>
-          <w:sz w:val="28"/>
-          <w:szCs w:val="28"/>
-        </w:rPr>
-        <w:t xml:space="preserve">данной </w:t>
-      </w:r>
-      <w:r>
-        <w:rPr>
-          <w:rFonts w:cstheme="minorHAnsi"/>
-          <w:color w:val="000000" w:themeColor="text1"/>
-          <w:sz w:val="28"/>
-          <w:szCs w:val="28"/>
-        </w:rPr>
-        <w:t>странице реализован функционал быстрого поиска</w:t>
-      </w:r>
-      <w:r>
-        <w:rPr>
-          <w:rFonts w:cstheme="minorHAnsi"/>
-          <w:color w:val="000000" w:themeColor="text1"/>
-          <w:sz w:val="28"/>
-          <w:szCs w:val="28"/>
-        </w:rPr>
-        <w:t xml:space="preserve"> по почте, </w:t>
-      </w:r>
-      <w:r>
-        <w:rPr>
-          <w:rFonts w:cstheme="minorHAnsi"/>
-          <w:color w:val="000000" w:themeColor="text1"/>
-          <w:sz w:val="28"/>
-          <w:szCs w:val="28"/>
-        </w:rPr>
-        <w:t>позволяя мгновенно фильтровать список и выполнять необходимые действия — блокировать, назначать роли или удалять аккаунты.</w:t>
-      </w:r>
-    </w:p>
-    <w:p>
-      <w:pPr>
-        <w:pStyle w:val="a3"/>
-        <w:numPr>
-          <w:ilvl w:val="0"/>
-          <w:numId w:val="1"/>
-        </w:numPr>
-        <w:spacing w:after="0" w:line="240" w:lineRule="auto"/>
-        <w:ind w:left="0" w:firstLine="0"/>
-        <w:contextualSpacing w:val="0"/>
-        <w:jc w:val="both"/>
-        <w:rPr>
-          <w:rFonts w:cstheme="minorHAnsi"/>
-          <w:color w:val="000000" w:themeColor="text1"/>
-          <w:sz w:val="28"/>
-          <w:szCs w:val="28"/>
-        </w:rPr>
-      </w:pPr>
-      <w:r>
-        <w:rPr>
-          <w:rFonts w:cstheme="minorHAnsi"/>
-          <w:color w:val="000000" w:themeColor="text1"/>
-          <w:sz w:val="28"/>
-          <w:szCs w:val="28"/>
-        </w:rPr>
-        <w:t xml:space="preserve">Также хочется уделить внимание футеру, в нём </w:t>
-      </w:r>
-      <w:r>
-        <w:rPr>
-          <w:rFonts w:cstheme="minorHAnsi"/>
-          <w:color w:val="000000" w:themeColor="text1"/>
-          <w:sz w:val="28"/>
-          <w:szCs w:val="28"/>
-        </w:rPr>
-        <w:t>реализованы две кнопки, которые ведут на случайные страницы с каталогами и товарами.</w:t>
-      </w:r>
-      <w:r>
-        <w:rPr>
-          <w:color w:val="000000" w:themeColor="text1"/>
-        </w:rPr>
-        <w:t xml:space="preserve"> </w:t>
-      </w:r>
-      <w:r>
-        <w:rPr>
-          <w:rFonts w:cstheme="minorHAnsi"/>
-          <w:color w:val="000000" w:themeColor="text1"/>
-          <w:sz w:val="28"/>
-          <w:szCs w:val="28"/>
-        </w:rPr>
-        <w:t>Это</w:t>
-      </w:r>
-      <w:r>
-        <w:rPr>
-          <w:rFonts w:cstheme="minorHAnsi"/>
-          <w:color w:val="000000" w:themeColor="text1"/>
-          <w:sz w:val="28"/>
-          <w:szCs w:val="28"/>
-        </w:rPr>
-        <w:t xml:space="preserve"> </w:t>
-      </w:r>
-      <w:r>
-        <w:rPr>
-          <w:rFonts w:cstheme="minorHAnsi"/>
-          <w:color w:val="000000" w:themeColor="text1"/>
-          <w:sz w:val="28"/>
-          <w:szCs w:val="28"/>
-        </w:rPr>
-        <w:t>реализуется через выбор случайных товаров и категорий из базы данных. Если по каким-то причинам выборка не удалась, то для обеспечения работоспособности задаются значения по умолчанию.</w:t>
-      </w:r>
-    </w:p>
-    <w:p>
-      <w:pPr>
-        <w:pStyle w:val="a3"/>
-        <w:numPr>
-          <w:ilvl w:val="0"/>
-          <w:numId w:val="1"/>
-        </w:numPr>
-        <w:spacing w:after="0" w:line="240" w:lineRule="auto"/>
-        <w:ind w:left="0" w:firstLine="0"/>
-        <w:contextualSpacing w:val="0"/>
-        <w:jc w:val="both"/>
-        <w:rPr>
-          <w:rFonts w:cstheme="minorHAnsi"/>
-          <w:color w:val="000000" w:themeColor="text1"/>
-          <w:sz w:val="28"/>
-          <w:szCs w:val="28"/>
-        </w:rPr>
-      </w:pPr>
-      <w:r>
-        <w:rPr>
-          <w:rFonts w:cstheme="minorHAnsi"/>
-          <w:color w:val="000000" w:themeColor="text1"/>
-          <w:sz w:val="28"/>
-          <w:szCs w:val="28"/>
-        </w:rPr>
-        <w:t>Также весь интернет-магазин адаптирован под разные устройства.</w:t>
-      </w:r>
-    </w:p>
-    <w:p>
-      <w:pPr>
-        <w:spacing w:after="0" w:line="240" w:lineRule="auto"/>
-        <w:jc w:val="both"/>
-        <w:rPr>
-          <w:rFonts w:cstheme="minorHAnsi"/>
-          <w:bCs/>
-          <w:color w:val="000000" w:themeColor="text1"/>
-          <w:sz w:val="28"/>
-          <w:szCs w:val="28"/>
-        </w:rPr>
-      </w:pPr>
-    </w:p>
-    <w:p>
-      <w:pPr>
-        <w:spacing w:after="0" w:line="240" w:lineRule="auto"/>
-        <w:jc w:val="both"/>
-        <w:rPr>
-          <w:rFonts w:cstheme="minorHAnsi"/>
-          <w:b/>
-          <w:color w:val="000000" w:themeColor="text1"/>
-          <w:sz w:val="28"/>
-          <w:szCs w:val="28"/>
-        </w:rPr>
-      </w:pPr>
-      <w:r>
-        <w:rPr>
-          <w:rFonts w:cstheme="minorHAnsi"/>
-          <w:b/>
-          <w:color w:val="000000" w:themeColor="text1"/>
-          <w:sz w:val="28"/>
-          <w:szCs w:val="28"/>
-        </w:rPr>
-        <w:t>Слайд 4</w:t>
-      </w:r>
-    </w:p>
-    <w:p>
-      <w:pPr>
-        <w:spacing w:after="0" w:line="240" w:lineRule="auto"/>
-        <w:jc w:val="both"/>
-        <w:rPr>
-          <w:rFonts w:cstheme="minorHAnsi"/>
-          <w:color w:val="000000" w:themeColor="text1"/>
-          <w:sz w:val="28"/>
-          <w:szCs w:val="28"/>
-        </w:rPr>
-      </w:pPr>
-      <w:r>
-        <w:rPr>
-          <w:rFonts w:cstheme="minorHAnsi"/>
-          <w:color w:val="000000" w:themeColor="text1"/>
-          <w:sz w:val="28"/>
-          <w:szCs w:val="28"/>
-        </w:rPr>
-        <w:t xml:space="preserve">На этом </w:t>
-      </w:r>
-      <w:r>
-        <w:rPr>
-          <w:rFonts w:cstheme="minorHAnsi"/>
-          <w:color w:val="000000" w:themeColor="text1"/>
-          <w:sz w:val="28"/>
-          <w:szCs w:val="28"/>
-        </w:rPr>
-        <w:t xml:space="preserve">у меня </w:t>
-      </w:r>
-      <w:r>
-        <w:rPr>
-          <w:rFonts w:cstheme="minorHAnsi"/>
-          <w:color w:val="000000" w:themeColor="text1"/>
-          <w:sz w:val="28"/>
-          <w:szCs w:val="28"/>
-        </w:rPr>
-        <w:t>всё, готов ответить на ваши вопросы.</w:t>
-      </w:r>
-    </w:p>
-    <w:p>
-      <w:pPr>
-        <w:spacing w:after="0" w:line="240" w:lineRule="auto"/>
-        <w:jc w:val="both"/>
-        <w:rPr>
-          <w:rFonts w:cstheme="minorHAnsi"/>
-          <w:color w:val="000000" w:themeColor="text1"/>
-          <w:sz w:val="28"/>
-          <w:szCs w:val="28"/>
-        </w:rPr>
-      </w:pPr>
-    </w:p>
-    <w:p>
-      <w:pPr>
-        <w:spacing w:after="0" w:line="240" w:lineRule="auto"/>
-        <w:jc w:val="both"/>
         <w:rPr>
           <w:rFonts w:cstheme="minorHAnsi"/>
           <w:b/>
@@ -1816,9 +1509,9 @@
           <w:color w:val="000000" w:themeColor="text1"/>
           <w:sz w:val="28"/>
           <w:szCs w:val="28"/>
-          <w:lang w:val="en-US"/>
-        </w:rPr>
-      </w:pPr>
+        </w:rPr>
+        <w:t xml:space="preserve">1. </w:t>
+      </w:r>
       <w:r>
         <w:rPr>
           <w:rFonts w:cstheme="minorHAnsi"/>
@@ -1828,18 +1521,71 @@
           <w:sz w:val="28"/>
           <w:szCs w:val="28"/>
         </w:rPr>
-        <w:t>Возможные вопросы</w:t>
+        <w:t>Почему в интернет-магазине выбран красный стиль дизайна?</w:t>
       </w:r>
     </w:p>
     <w:p>
       <w:pPr>
         <w:pStyle w:val="a3"/>
-        <w:numPr>
-          <w:ilvl w:val="0"/>
-          <w:numId w:val="3"/>
-        </w:numPr>
-        <w:spacing w:after="0" w:line="240" w:lineRule="auto"/>
-        <w:ind w:left="0" w:firstLine="0"/>
+        <w:spacing w:after="0" w:line="240" w:lineRule="auto"/>
+        <w:ind w:left="0"/>
+        <w:contextualSpacing w:val="0"/>
+        <w:jc w:val="both"/>
+        <w:rPr>
+          <w:rFonts w:cstheme="minorHAnsi"/>
+          <w:color w:val="000000" w:themeColor="text1"/>
+          <w:sz w:val="28"/>
+          <w:szCs w:val="28"/>
+        </w:rPr>
+      </w:pPr>
+      <w:r>
+        <w:rPr>
+          <w:rFonts w:cstheme="minorHAnsi"/>
+          <w:color w:val="000000" w:themeColor="text1"/>
+          <w:sz w:val="28"/>
+          <w:szCs w:val="28"/>
+        </w:rPr>
+        <w:t>Я руководствовался принципами дизайна и пользовательского опыта. Красный цвет —</w:t>
+      </w:r>
+      <w:r>
+        <w:rPr>
+          <w:rFonts w:cstheme="minorHAnsi"/>
+          <w:color w:val="000000" w:themeColor="text1"/>
+          <w:sz w:val="28"/>
+          <w:szCs w:val="28"/>
+        </w:rPr>
+        <w:t xml:space="preserve"> </w:t>
+      </w:r>
+      <w:r>
+        <w:rPr>
+          <w:rFonts w:cstheme="minorHAnsi"/>
+          <w:color w:val="000000" w:themeColor="text1"/>
+          <w:sz w:val="28"/>
+          <w:szCs w:val="28"/>
+        </w:rPr>
+        <w:t>один из самых заметных и эмоционально насыщенных цветов, который привлекает внимание и стимулирует быстрые реакции.</w:t>
+      </w:r>
+    </w:p>
+    <w:p>
+      <w:pPr>
+        <w:pStyle w:val="a3"/>
+        <w:spacing w:after="0" w:line="240" w:lineRule="auto"/>
+        <w:ind w:left="0"/>
+        <w:contextualSpacing w:val="0"/>
+        <w:jc w:val="both"/>
+        <w:rPr>
+          <w:rFonts w:cstheme="minorHAnsi"/>
+          <w:color w:val="000000" w:themeColor="text1"/>
+          <w:sz w:val="28"/>
+          <w:szCs w:val="28"/>
+        </w:rPr>
+      </w:pPr>
+    </w:p>
+    <w:p>
+      <w:pPr>
+        <w:pStyle w:val="a3"/>
+        <w:spacing w:after="0" w:line="240" w:lineRule="auto"/>
+        <w:ind w:left="0"/>
         <w:contextualSpacing w:val="0"/>
         <w:jc w:val="both"/>
         <w:rPr>
@@ -1858,8 +1604,74 @@
           <w:sz w:val="28"/>
           <w:szCs w:val="28"/>
         </w:rPr>
-        <w:t>Почему в моём интернет-магазине выбран красный стиль дизайна?</w:t>
-      </w:r>
+        <w:t xml:space="preserve">2. </w:t>
+      </w:r>
+      <w:r>
+        <w:rPr>
+          <w:rFonts w:cstheme="minorHAnsi"/>
+          <w:b/>
+          <w:bCs/>
+          <w:color w:val="000000" w:themeColor="text1"/>
+          <w:sz w:val="28"/>
+          <w:szCs w:val="28"/>
+        </w:rPr>
+        <w:t>Почему использовал</w:t>
+      </w:r>
+      <w:r>
+        <w:rPr>
+          <w:rFonts w:cstheme="minorHAnsi"/>
+          <w:b/>
+          <w:bCs/>
+          <w:color w:val="000000" w:themeColor="text1"/>
+          <w:sz w:val="28"/>
+          <w:szCs w:val="28"/>
+        </w:rPr>
+        <w:t>ись</w:t>
+      </w:r>
+      <w:r>
+        <w:rPr>
+          <w:rFonts w:cstheme="minorHAnsi"/>
+          <w:b/>
+          <w:bCs/>
+          <w:color w:val="000000" w:themeColor="text1"/>
+          <w:sz w:val="28"/>
+          <w:szCs w:val="28"/>
+        </w:rPr>
+        <w:t xml:space="preserve"> только PHP, JavaScript, HTML и CSS, без фреймворков?</w:t>
+      </w:r>
+    </w:p>
+    <w:p>
+      <w:pPr>
+        <w:spacing w:after="0" w:line="240" w:lineRule="auto"/>
+        <w:jc w:val="both"/>
+        <w:rPr>
+          <w:rFonts w:cstheme="minorHAnsi"/>
+          <w:color w:val="000000" w:themeColor="text1"/>
+          <w:sz w:val="28"/>
+          <w:szCs w:val="28"/>
+        </w:rPr>
+      </w:pPr>
+      <w:r>
+        <w:rPr>
+          <w:rFonts w:cstheme="minorHAnsi"/>
+          <w:color w:val="000000" w:themeColor="text1"/>
+          <w:sz w:val="28"/>
+          <w:szCs w:val="28"/>
+        </w:rPr>
+        <w:t>Я выбрал такой подход, потому что для небольшого интернет-магазина достаточно использовать базовые технологии. Это позволяет реализовать основную функциональность и одновременно построить крепкий фундамент проекта, чтобы понять, как всё должно работать. После завершения базовой версии я планирую перейти на использование фреймворков.</w:t>
+      </w:r>
+    </w:p>
+    <w:p>
+      <w:pPr>
+        <w:spacing w:after="0" w:line="240" w:lineRule="auto"/>
+        <w:jc w:val="both"/>
+        <w:rPr>
+          <w:rFonts w:cstheme="minorHAnsi"/>
+          <w:color w:val="000000" w:themeColor="text1"/>
+          <w:sz w:val="28"/>
+          <w:szCs w:val="28"/>
+        </w:rPr>
+      </w:pPr>
     </w:p>
     <w:p>
       <w:pPr>
@@ -1878,57 +1690,13 @@
       <w:r>
         <w:rPr>
           <w:rFonts w:cstheme="minorHAnsi"/>
-          <w:color w:val="000000" w:themeColor="text1"/>
-          <w:sz w:val="28"/>
-          <w:szCs w:val="28"/>
-        </w:rPr>
-        <w:t>Я руководствовался принципами дизайна и пользовательского опыта. Красный цвет —</w:t>
-      </w:r>
-      <w:r>
-        <w:rPr>
-          <w:rFonts w:cstheme="minorHAnsi"/>
-          <w:color w:val="000000" w:themeColor="text1"/>
-          <w:sz w:val="28"/>
-          <w:szCs w:val="28"/>
-        </w:rPr>
-        <w:t xml:space="preserve"> </w:t>
-      </w:r>
-      <w:r>
-        <w:rPr>
-          <w:rFonts w:cstheme="minorHAnsi"/>
-          <w:color w:val="000000" w:themeColor="text1"/>
-          <w:sz w:val="28"/>
-          <w:szCs w:val="28"/>
-        </w:rPr>
-        <w:t>один из самых заметных и эмоционально насыщенных цветов, который привлекает внимание и стимулирует быстрые реакции.</w:t>
-      </w:r>
-    </w:p>
-    <w:p>
-      <w:pPr>
-        <w:pStyle w:val="a3"/>
-        <w:numPr>
-          <w:ilvl w:val="0"/>
-          <w:numId w:val="3"/>
-        </w:numPr>
-        <w:ind w:left="0" w:firstLine="0"/>
-        <w:jc w:val="both"/>
-        <w:rPr>
-          <w:rFonts w:cstheme="minorHAnsi"/>
-          <w:color w:val="000000" w:themeColor="text1"/>
-          <w:sz w:val="28"/>
-          <w:szCs w:val="28"/>
-        </w:rPr>
-      </w:pPr>
-      <w:r>
-        <w:rPr>
-          <w:rFonts w:cstheme="minorHAnsi"/>
           <w:b/>
           <w:bCs/>
           <w:color w:val="000000" w:themeColor="text1"/>
           <w:sz w:val="28"/>
           <w:szCs w:val="28"/>
         </w:rPr>
-        <w:t>Почему использовал</w:t>
+        <w:t xml:space="preserve">3. </w:t>
       </w:r>
       <w:r>
         <w:rPr>
@@ -1939,7 +1707,7 @@
           <w:sz w:val="28"/>
           <w:szCs w:val="28"/>
         </w:rPr>
-        <w:t>ись</w:t>
+        <w:t xml:space="preserve">Почему </w:t>
       </w:r>
       <w:r>
         <w:rPr>
@@ -1950,65 +1718,112 @@
           <w:sz w:val="28"/>
           <w:szCs w:val="28"/>
         </w:rPr>
-        <w:t xml:space="preserve"> только базовые PHP, JavaScript, HTML и CSS, без фреймворков?</w:t>
-      </w:r>
+        <w:t xml:space="preserve">в отзывах товара </w:t>
+      </w:r>
+      <w:r>
+        <w:rPr>
+          <w:rFonts w:cstheme="minorHAnsi"/>
+          <w:b/>
+          <w:bCs/>
+          <w:color w:val="000000" w:themeColor="text1"/>
+          <w:sz w:val="28"/>
+          <w:szCs w:val="28"/>
+        </w:rPr>
+        <w:t>нет лайков?</w:t>
+      </w:r>
+    </w:p>
+    <w:p>
+      <w:pPr>
+        <w:spacing w:after="0" w:line="240" w:lineRule="auto"/>
+        <w:jc w:val="both"/>
+        <w:rPr>
+          <w:rFonts w:cstheme="minorHAnsi"/>
+          <w:color w:val="000000" w:themeColor="text1"/>
+          <w:sz w:val="28"/>
+          <w:szCs w:val="28"/>
+        </w:rPr>
+      </w:pPr>
+      <w:r>
+        <w:rPr>
+          <w:rFonts w:cstheme="minorHAnsi"/>
+          <w:color w:val="000000" w:themeColor="text1"/>
+          <w:sz w:val="28"/>
+          <w:szCs w:val="28"/>
+        </w:rPr>
+        <w:t>Лайки по отзывам не реализованы, так как в проекте важнее именно содержательное качество отзывов, а не их оценка лайками, что помогает пользователям принять более обоснованное решение, не опираясь только на количество лайков.</w:t>
+      </w:r>
+    </w:p>
+    <w:p>
+      <w:pPr>
+        <w:spacing w:after="0" w:line="240" w:lineRule="auto"/>
+        <w:jc w:val="both"/>
+        <w:rPr>
+          <w:rFonts w:cstheme="minorHAnsi"/>
+          <w:color w:val="000000" w:themeColor="text1"/>
+          <w:sz w:val="28"/>
+          <w:szCs w:val="28"/>
+        </w:rPr>
+      </w:pPr>
     </w:p>
     <w:p>
       <w:pPr>
         <w:pStyle w:val="a3"/>
+        <w:spacing w:after="0" w:line="240" w:lineRule="auto"/>
         <w:ind w:left="0"/>
-        <w:jc w:val="both"/>
-        <w:rPr>
-          <w:rFonts w:cstheme="minorHAnsi"/>
-          <w:color w:val="000000" w:themeColor="text1"/>
-          <w:sz w:val="28"/>
-          <w:szCs w:val="28"/>
-        </w:rPr>
-      </w:pPr>
-      <w:r>
-        <w:rPr>
-          <w:rFonts w:cstheme="minorHAnsi"/>
-          <w:color w:val="000000" w:themeColor="text1"/>
-          <w:sz w:val="28"/>
-          <w:szCs w:val="28"/>
-        </w:rPr>
-        <w:t>Я выбрал такой подход, потому что для небольшого интернет-магазина достаточно использовать базовые технологии</w:t>
-      </w:r>
-      <w:r>
-        <w:rPr>
-          <w:rFonts w:cstheme="minorHAnsi"/>
-          <w:color w:val="000000" w:themeColor="text1"/>
-          <w:sz w:val="28"/>
-          <w:szCs w:val="28"/>
-        </w:rPr>
-        <w:t>. Э</w:t>
-      </w:r>
-      <w:r>
-        <w:rPr>
-          <w:rFonts w:cstheme="minorHAnsi"/>
-          <w:color w:val="000000" w:themeColor="text1"/>
-          <w:sz w:val="28"/>
-          <w:szCs w:val="28"/>
-        </w:rPr>
-        <w:t>то позволяет реализовать основную функциональность и одновременно построить крепкий фундамент проекта</w:t>
-      </w:r>
-      <w:r>
-        <w:rPr>
-          <w:rFonts w:cstheme="minorHAnsi"/>
-          <w:color w:val="000000" w:themeColor="text1"/>
-          <w:sz w:val="28"/>
-          <w:szCs w:val="28"/>
-        </w:rPr>
-        <w:t>, чтобы понять, как всё должно работать</w:t>
-      </w:r>
-      <w:r>
-        <w:rPr>
-          <w:rFonts w:cstheme="minorHAnsi"/>
-          <w:color w:val="000000" w:themeColor="text1"/>
-          <w:sz w:val="28"/>
-          <w:szCs w:val="28"/>
-        </w:rPr>
-        <w:t>. После завершения базовой версии я планирую перейти на использование фреймворков.</w:t>
+        <w:contextualSpacing w:val="0"/>
+        <w:jc w:val="both"/>
+        <w:rPr>
+          <w:rFonts w:cstheme="minorHAnsi"/>
+          <w:color w:val="000000" w:themeColor="text1"/>
+          <w:sz w:val="28"/>
+          <w:szCs w:val="28"/>
+        </w:rPr>
+      </w:pPr>
+      <w:r>
+        <w:rPr>
+          <w:rFonts w:cstheme="minorHAnsi"/>
+          <w:b/>
+          <w:bCs/>
+          <w:color w:val="000000" w:themeColor="text1"/>
+          <w:sz w:val="28"/>
+          <w:szCs w:val="28"/>
+        </w:rPr>
+        <w:t xml:space="preserve">4. </w:t>
+      </w:r>
+      <w:r>
+        <w:rPr>
+          <w:rFonts w:cstheme="minorHAnsi"/>
+          <w:b/>
+          <w:bCs/>
+          <w:color w:val="000000" w:themeColor="text1"/>
+          <w:sz w:val="28"/>
+          <w:szCs w:val="28"/>
+        </w:rPr>
+        <w:t>Почему при оформлении доставки, адрес вводится вручную?</w:t>
+      </w:r>
+    </w:p>
+    <w:p>
+      <w:pPr>
+        <w:pStyle w:val="a3"/>
+        <w:spacing w:after="0" w:line="240" w:lineRule="auto"/>
+        <w:ind w:left="0"/>
+        <w:contextualSpacing w:val="0"/>
+        <w:jc w:val="both"/>
+        <w:rPr>
+          <w:rFonts w:cstheme="minorHAnsi"/>
+          <w:color w:val="000000" w:themeColor="text1"/>
+          <w:sz w:val="28"/>
+          <w:szCs w:val="28"/>
+        </w:rPr>
+      </w:pPr>
+      <w:r>
+        <w:rPr>
+          <w:rFonts w:cstheme="minorHAnsi"/>
+          <w:color w:val="000000" w:themeColor="text1"/>
+          <w:sz w:val="28"/>
+          <w:szCs w:val="28"/>
+        </w:rPr>
+        <w:t>Для доставки адрес вводится вручную, потому что интеграция карты усложнила бы интерфейс, а для текущих задач ручной ввод адреса более быстрый и удобный способ.</w:t>
       </w:r>
     </w:p>
     <w:sectPr>
@@ -2112,8 +1927,8 @@
   <w:abstractNum w:abstractNumId="1" w15:restartNumberingAfterBreak="0">
     <w:nsid w:val="435B3B50"/>
     <w:multiLevelType w:val="hybridMultilevel"/>
-    <w:tmpl w:val="7F66DFCC"/>
-    <w:lvl w:ilvl="0" w:tplc="372E2F34">
+    <w:tmpl w:val="DDAA7652"/>
+    <w:lvl w:ilvl="0" w:tplc="857E9F9A">
       <w:start w:val="1"/>
       <w:numFmt w:val="decimal"/>
       <w:lvlText w:val="%1."/>
@@ -2122,6 +1937,8 @@
         <w:ind w:left="360" w:hanging="360"/>
       </w:pPr>
       <w:rPr>
+        <w:b/>
+        <w:bCs/>
         <w:color w:val="000000" w:themeColor="text1"/>
       </w:rPr>
     </w:lvl>
@@ -2694,7 +2511,7 @@
   <w:style w:type="paragraph" w:default="1" w:styleId="a">
     <w:name w:val="Normal"/>
     <w:qFormat/>
-    <w:rsid w:val="00751FAB"/>
+    <w:rsid w:val="00A366A3"/>
     <w:rPr>
       <w:kern w:val="2"/>
       <w14:ligatures w14:val="standardContextual"/>
@@ -2703,7 +2520,6 @@
   <w:style w:type="character" w:default="1" w:styleId="a0">
     <w:name w:val="Default Paragraph Font"/>
     <w:uiPriority w:val="1"/>
-    <w:semiHidden/>
     <w:unhideWhenUsed/>
   </w:style>
   <w:style w:type="table" w:default="1" w:styleId="a1">

--- a/Речь.docx
+++ b/Речь.docx
@@ -24,7 +24,6 @@
     <w:p>
       <w:pPr>
         <w:spacing w:after="0" w:line="240" w:lineRule="auto"/>
-        <w:jc w:val="both"/>
         <w:rPr>
           <w:rFonts w:cstheme="minorHAnsi"/>
           <w:b/>
@@ -47,166 +46,7 @@
         </w:rPr>
         <w:t>Слайд 1</w:t>
       </w:r>
-    </w:p>
-    <w:p>
-      <w:pPr>
-        <w:spacing w:after="0" w:line="240" w:lineRule="auto"/>
-        <w:jc w:val="both"/>
-        <w:rPr>
-          <w:rFonts w:eastAsia="Times New Roman" w:cstheme="minorHAnsi"/>
-          <w:kern w:val="0"/>
-          <w:sz w:val="28"/>
-          <w:szCs w:val="28"/>
-          <w:lang w:eastAsia="ru-RU"/>
-          <w14:ligatures w14:val="none"/>
-        </w:rPr>
-      </w:pPr>
-      <w:r>
-        <w:rPr>
-          <w:rFonts w:eastAsia="Times New Roman" w:cstheme="minorHAnsi"/>
-          <w:kern w:val="0"/>
-          <w:sz w:val="28"/>
-          <w:szCs w:val="28"/>
-          <w:lang w:eastAsia="ru-RU"/>
-          <w14:ligatures w14:val="none"/>
-        </w:rPr>
-        <w:t>Здравствуйте, я Хурсин Матвей, п</w:t>
-      </w:r>
-      <w:r>
-        <w:rPr>
-          <w:rFonts w:eastAsia="Times New Roman" w:cstheme="minorHAnsi"/>
-          <w:kern w:val="0"/>
-          <w:sz w:val="28"/>
-          <w:szCs w:val="28"/>
-          <w:lang w:eastAsia="ru-RU"/>
-          <w14:ligatures w14:val="none"/>
-        </w:rPr>
-        <w:t>редставляю ва</w:t>
-      </w:r>
-      <w:r>
-        <w:rPr>
-          <w:rFonts w:eastAsia="Times New Roman" w:cstheme="minorHAnsi"/>
-          <w:kern w:val="0"/>
-          <w:sz w:val="28"/>
-          <w:szCs w:val="28"/>
-          <w:lang w:eastAsia="ru-RU"/>
-          <w14:ligatures w14:val="none"/>
-        </w:rPr>
-        <w:t>м</w:t>
-      </w:r>
-      <w:r>
-        <w:rPr>
-          <w:rFonts w:eastAsia="Times New Roman" w:cstheme="minorHAnsi"/>
-          <w:kern w:val="0"/>
-          <w:sz w:val="28"/>
-          <w:szCs w:val="28"/>
-          <w:lang w:eastAsia="ru-RU"/>
-          <w14:ligatures w14:val="none"/>
-        </w:rPr>
-        <w:t xml:space="preserve"> </w:t>
-      </w:r>
-      <w:r>
-        <w:rPr>
-          <w:rFonts w:eastAsia="Times New Roman" w:cstheme="minorHAnsi"/>
-          <w:kern w:val="0"/>
-          <w:sz w:val="28"/>
-          <w:szCs w:val="28"/>
-          <w:lang w:eastAsia="ru-RU"/>
-          <w14:ligatures w14:val="none"/>
-        </w:rPr>
-        <w:t>дипломную</w:t>
-      </w:r>
-      <w:r>
-        <w:rPr>
-          <w:rFonts w:eastAsia="Times New Roman" w:cstheme="minorHAnsi"/>
-          <w:kern w:val="0"/>
-          <w:sz w:val="28"/>
-          <w:szCs w:val="28"/>
-          <w:lang w:eastAsia="ru-RU"/>
-          <w14:ligatures w14:val="none"/>
-        </w:rPr>
-        <w:t xml:space="preserve"> работу на тему </w:t>
-      </w:r>
-      <w:r>
-        <w:rPr>
-          <w:rFonts w:eastAsia="Times New Roman" w:cstheme="minorHAnsi"/>
-          <w:kern w:val="0"/>
-          <w:sz w:val="28"/>
-          <w:szCs w:val="28"/>
-          <w:lang w:eastAsia="ru-RU"/>
-          <w14:ligatures w14:val="none"/>
-        </w:rPr>
-        <w:t>«</w:t>
-      </w:r>
-      <w:r>
-        <w:rPr>
-          <w:rFonts w:eastAsia="Times New Roman" w:cstheme="minorHAnsi"/>
-          <w:kern w:val="0"/>
-          <w:sz w:val="28"/>
-          <w:szCs w:val="28"/>
-          <w:lang w:eastAsia="ru-RU"/>
-          <w14:ligatures w14:val="none"/>
-        </w:rPr>
-        <w:t>Разработка интернет-магазина товаров для дома</w:t>
-      </w:r>
-      <w:r>
-        <w:rPr>
-          <w:rFonts w:eastAsia="Times New Roman" w:cstheme="minorHAnsi"/>
-          <w:kern w:val="0"/>
-          <w:sz w:val="28"/>
-          <w:szCs w:val="28"/>
-          <w:lang w:eastAsia="ru-RU"/>
-          <w14:ligatures w14:val="none"/>
-        </w:rPr>
-        <w:t>»</w:t>
-      </w:r>
-      <w:r>
-        <w:rPr>
-          <w:rFonts w:eastAsia="Times New Roman" w:cstheme="minorHAnsi"/>
-          <w:kern w:val="0"/>
-          <w:sz w:val="28"/>
-          <w:szCs w:val="28"/>
-          <w:lang w:eastAsia="ru-RU"/>
-          <w14:ligatures w14:val="none"/>
-        </w:rPr>
-        <w:t>.</w:t>
-      </w:r>
-      <w:r>
-        <w:rPr>
-          <w:rFonts w:cstheme="minorHAnsi"/>
-          <w:sz w:val="28"/>
-          <w:szCs w:val="28"/>
-        </w:rPr>
-        <w:t xml:space="preserve"> Проект направлен на создание онлайн</w:t>
-      </w:r>
-      <w:r>
-        <w:rPr>
-          <w:rFonts w:cstheme="minorHAnsi"/>
-          <w:sz w:val="28"/>
-          <w:szCs w:val="28"/>
-        </w:rPr>
-        <w:noBreakHyphen/>
-        <w:t>платформы магазина удовлетворяющей требованиям безопасности и ряду основных задач.</w:t>
-      </w:r>
-    </w:p>
-    <w:p>
-      <w:pPr>
-        <w:spacing w:after="0" w:line="240" w:lineRule="auto"/>
-        <w:jc w:val="both"/>
-        <w:rPr>
-          <w:rFonts w:eastAsia="Times New Roman" w:cstheme="minorHAnsi"/>
-          <w:kern w:val="0"/>
-          <w:sz w:val="28"/>
-          <w:szCs w:val="28"/>
-          <w:lang w:eastAsia="ru-RU"/>
-          <w14:ligatures w14:val="none"/>
-        </w:rPr>
-      </w:pPr>
-    </w:p>
-    <w:p>
-      <w:pPr>
-        <w:spacing w:after="0" w:line="240" w:lineRule="auto"/>
-        <w:jc w:val="both"/>
+      <w:r>
         <w:rPr>
           <w:rFonts w:cstheme="minorHAnsi"/>
           <w:b/>
@@ -216,7 +56,8 @@
           <w:sz w:val="28"/>
           <w:szCs w:val="28"/>
         </w:rPr>
-      </w:pPr>
+        <w:t xml:space="preserve"> (</w:t>
+      </w:r>
       <w:r>
         <w:rPr>
           <w:rFonts w:cstheme="minorHAnsi"/>
@@ -227,72 +68,203 @@
           <w:sz w:val="28"/>
           <w:szCs w:val="28"/>
         </w:rPr>
-        <w:t>Слайд 2</w:t>
-      </w:r>
-    </w:p>
-    <w:p>
-      <w:pPr>
-        <w:spacing w:after="0" w:line="240" w:lineRule="auto"/>
-        <w:jc w:val="both"/>
-        <w:rPr>
-          <w:rFonts w:cstheme="minorHAnsi"/>
-          <w:sz w:val="28"/>
-          <w:szCs w:val="28"/>
-        </w:rPr>
-      </w:pPr>
-      <w:r>
-        <w:rPr>
-          <w:rFonts w:cstheme="minorHAnsi"/>
-          <w:sz w:val="28"/>
-          <w:szCs w:val="28"/>
-        </w:rPr>
-        <w:t xml:space="preserve">На слайде представлен </w:t>
-      </w:r>
-      <w:r>
-        <w:rPr>
-          <w:rFonts w:cstheme="minorHAnsi"/>
-          <w:sz w:val="28"/>
-          <w:szCs w:val="28"/>
-          <w:lang w:val="en-US"/>
-        </w:rPr>
-        <w:t>QR</w:t>
-      </w:r>
-      <w:r>
-        <w:rPr>
-          <w:rFonts w:cstheme="minorHAnsi"/>
-          <w:sz w:val="28"/>
-          <w:szCs w:val="28"/>
-        </w:rPr>
-        <w:t>-код для быстрого доступа.</w:t>
-      </w:r>
-    </w:p>
-    <w:p>
-      <w:pPr>
-        <w:spacing w:after="0" w:line="240" w:lineRule="auto"/>
-        <w:jc w:val="both"/>
-        <w:rPr>
-          <w:rFonts w:cstheme="minorHAnsi"/>
-          <w:sz w:val="28"/>
-          <w:szCs w:val="28"/>
-        </w:rPr>
-      </w:pPr>
-    </w:p>
-    <w:p>
-      <w:pPr>
-        <w:spacing w:after="0" w:line="240" w:lineRule="auto"/>
-        <w:jc w:val="both"/>
+        <w:t>25</w:t>
+      </w:r>
+      <w:r>
         <w:rPr>
           <w:rFonts w:cstheme="minorHAnsi"/>
           <w:b/>
           <w:bCs/>
           <w:i/>
           <w:iCs/>
-          <w:color w:val="000000" w:themeColor="text1"/>
-          <w:sz w:val="28"/>
-          <w:szCs w:val="28"/>
-        </w:rPr>
-      </w:pPr>
-      <w:r>
+          <w:sz w:val="28"/>
+          <w:szCs w:val="28"/>
+        </w:rPr>
+        <w:t xml:space="preserve"> секунд)</w:t>
+      </w:r>
+    </w:p>
+    <w:p>
+      <w:pPr>
+        <w:spacing w:after="0" w:line="240" w:lineRule="auto"/>
+        <w:jc w:val="both"/>
+        <w:rPr>
+          <w:rFonts w:eastAsia="Times New Roman" w:cstheme="minorHAnsi"/>
+          <w:kern w:val="0"/>
+          <w:sz w:val="28"/>
+          <w:szCs w:val="28"/>
+          <w:lang w:eastAsia="ru-RU"/>
+          <w14:ligatures w14:val="none"/>
+        </w:rPr>
+      </w:pPr>
+      <w:r>
+        <w:rPr>
+          <w:rFonts w:eastAsia="Times New Roman" w:cstheme="minorHAnsi"/>
+          <w:kern w:val="0"/>
+          <w:sz w:val="28"/>
+          <w:szCs w:val="28"/>
+          <w:lang w:eastAsia="ru-RU"/>
+          <w14:ligatures w14:val="none"/>
+        </w:rPr>
+        <w:t>Здравствуйте, я Хурсин Матвей</w:t>
+      </w:r>
+      <w:r>
+        <w:rPr>
+          <w:rFonts w:eastAsia="Times New Roman" w:cstheme="minorHAnsi"/>
+          <w:kern w:val="0"/>
+          <w:sz w:val="28"/>
+          <w:szCs w:val="28"/>
+          <w:lang w:eastAsia="ru-RU"/>
+          <w14:ligatures w14:val="none"/>
+        </w:rPr>
+        <w:t xml:space="preserve">, представляю дипломную работу на тему «Разработка интернет-магазина товаров для дома». Актуальность темы обусловлена ростом спроса на онлайн-покупки и необходимостью создания специализированной платформы для продажи товаров для дома. Целью проекта является разработка интернет-магазина, отвечающего требованиям безопасности и обеспечивающего </w:t>
+      </w:r>
+      <w:r>
+        <w:rPr>
+          <w:rFonts w:eastAsia="Times New Roman" w:cstheme="minorHAnsi"/>
+          <w:kern w:val="0"/>
+          <w:sz w:val="28"/>
+          <w:szCs w:val="28"/>
+          <w:lang w:eastAsia="ru-RU"/>
+          <w14:ligatures w14:val="none"/>
+        </w:rPr>
+        <w:t xml:space="preserve">выполнению </w:t>
+      </w:r>
+      <w:r>
+        <w:rPr>
+          <w:rFonts w:eastAsia="Times New Roman" w:cstheme="minorHAnsi"/>
+          <w:kern w:val="0"/>
+          <w:sz w:val="28"/>
+          <w:szCs w:val="28"/>
+          <w:lang w:eastAsia="ru-RU"/>
+          <w14:ligatures w14:val="none"/>
+        </w:rPr>
+        <w:t>основны</w:t>
+      </w:r>
+      <w:r>
+        <w:rPr>
+          <w:rFonts w:eastAsia="Times New Roman" w:cstheme="minorHAnsi"/>
+          <w:kern w:val="0"/>
+          <w:sz w:val="28"/>
+          <w:szCs w:val="28"/>
+          <w:lang w:eastAsia="ru-RU"/>
+          <w14:ligatures w14:val="none"/>
+        </w:rPr>
+        <w:t>х</w:t>
+      </w:r>
+      <w:r>
+        <w:rPr>
+          <w:rFonts w:eastAsia="Times New Roman" w:cstheme="minorHAnsi"/>
+          <w:kern w:val="0"/>
+          <w:sz w:val="28"/>
+          <w:szCs w:val="28"/>
+          <w:lang w:eastAsia="ru-RU"/>
+          <w14:ligatures w14:val="none"/>
+        </w:rPr>
+        <w:t xml:space="preserve"> </w:t>
+      </w:r>
+      <w:r>
+        <w:rPr>
+          <w:rFonts w:eastAsia="Times New Roman" w:cstheme="minorHAnsi"/>
+          <w:kern w:val="0"/>
+          <w:sz w:val="28"/>
+          <w:szCs w:val="28"/>
+          <w:lang w:eastAsia="ru-RU"/>
+          <w14:ligatures w14:val="none"/>
+        </w:rPr>
+        <w:t>задач</w:t>
+      </w:r>
+      <w:r>
+        <w:rPr>
+          <w:rFonts w:eastAsia="Times New Roman" w:cstheme="minorHAnsi"/>
+          <w:kern w:val="0"/>
+          <w:sz w:val="28"/>
+          <w:szCs w:val="28"/>
+          <w:lang w:eastAsia="ru-RU"/>
+          <w14:ligatures w14:val="none"/>
+        </w:rPr>
+        <w:t>.</w:t>
+      </w:r>
+      <w:r>
+        <w:rPr>
+          <w:rFonts w:eastAsia="Times New Roman" w:cstheme="minorHAnsi"/>
+          <w:kern w:val="0"/>
+          <w:sz w:val="28"/>
+          <w:szCs w:val="28"/>
+          <w:lang w:eastAsia="ru-RU"/>
+          <w14:ligatures w14:val="none"/>
+        </w:rPr>
+        <w:t xml:space="preserve"> </w:t>
+      </w:r>
+      <w:r>
+        <w:rPr>
+          <w:rFonts w:eastAsia="Times New Roman" w:cstheme="minorHAnsi"/>
+          <w:kern w:val="0"/>
+          <w:sz w:val="28"/>
+          <w:szCs w:val="28"/>
+          <w:lang w:eastAsia="ru-RU"/>
+          <w14:ligatures w14:val="none"/>
+        </w:rPr>
+        <w:t xml:space="preserve">Теперь перейдём к </w:t>
+      </w:r>
+      <w:r>
+        <w:rPr>
+          <w:rFonts w:eastAsia="Times New Roman" w:cstheme="minorHAnsi"/>
+          <w:kern w:val="0"/>
+          <w:sz w:val="28"/>
+          <w:szCs w:val="28"/>
+          <w:lang w:eastAsia="ru-RU"/>
+          <w14:ligatures w14:val="none"/>
+        </w:rPr>
+        <w:t>обзору</w:t>
+      </w:r>
+      <w:r>
+        <w:rPr>
+          <w:rFonts w:eastAsia="Times New Roman" w:cstheme="minorHAnsi"/>
+          <w:kern w:val="0"/>
+          <w:sz w:val="28"/>
+          <w:szCs w:val="28"/>
+          <w:lang w:eastAsia="ru-RU"/>
+          <w14:ligatures w14:val="none"/>
+        </w:rPr>
+        <w:t xml:space="preserve"> </w:t>
+      </w:r>
+      <w:r>
+        <w:rPr>
+          <w:rFonts w:eastAsia="Times New Roman" w:cstheme="minorHAnsi"/>
+          <w:kern w:val="0"/>
+          <w:sz w:val="28"/>
+          <w:szCs w:val="28"/>
+          <w:lang w:eastAsia="ru-RU"/>
+          <w14:ligatures w14:val="none"/>
+        </w:rPr>
+        <w:t>функционала магазина</w:t>
+      </w:r>
+      <w:r>
+        <w:rPr>
+          <w:rFonts w:eastAsia="Times New Roman" w:cstheme="minorHAnsi"/>
+          <w:kern w:val="0"/>
+          <w:sz w:val="28"/>
+          <w:szCs w:val="28"/>
+          <w:lang w:eastAsia="ru-RU"/>
+          <w14:ligatures w14:val="none"/>
+        </w:rPr>
+        <w:t>.</w:t>
+      </w:r>
+    </w:p>
+    <w:p>
+      <w:pPr>
+        <w:spacing w:after="0" w:line="240" w:lineRule="auto"/>
+        <w:jc w:val="both"/>
+        <w:rPr>
+          <w:rFonts w:cstheme="minorHAnsi"/>
+          <w:sz w:val="28"/>
+          <w:szCs w:val="28"/>
+        </w:rPr>
+      </w:pPr>
+    </w:p>
+    <w:p>
+      <w:pPr>
+        <w:spacing w:after="0" w:line="240" w:lineRule="auto"/>
         <w:rPr>
           <w:rFonts w:cstheme="minorHAnsi"/>
           <w:b/>
@@ -303,7 +275,110 @@
           <w:sz w:val="28"/>
           <w:szCs w:val="28"/>
         </w:rPr>
-        <w:t>Слайд 3</w:t>
+      </w:pPr>
+      <w:r>
+        <w:rPr>
+          <w:rFonts w:cstheme="minorHAnsi"/>
+          <w:b/>
+          <w:bCs/>
+          <w:i/>
+          <w:iCs/>
+          <w:color w:val="000000" w:themeColor="text1"/>
+          <w:sz w:val="28"/>
+          <w:szCs w:val="28"/>
+        </w:rPr>
+        <w:t xml:space="preserve">Слайд </w:t>
+      </w:r>
+      <w:r>
+        <w:rPr>
+          <w:rFonts w:cstheme="minorHAnsi"/>
+          <w:b/>
+          <w:bCs/>
+          <w:i/>
+          <w:iCs/>
+          <w:color w:val="000000" w:themeColor="text1"/>
+          <w:sz w:val="28"/>
+          <w:szCs w:val="28"/>
+        </w:rPr>
+        <w:t>2</w:t>
+      </w:r>
+      <w:r>
+        <w:rPr>
+          <w:rFonts w:cstheme="minorHAnsi"/>
+          <w:b/>
+          <w:bCs/>
+          <w:i/>
+          <w:iCs/>
+          <w:color w:val="000000" w:themeColor="text1"/>
+          <w:sz w:val="28"/>
+          <w:szCs w:val="28"/>
+        </w:rPr>
+        <w:t xml:space="preserve"> (</w:t>
+      </w:r>
+      <w:r>
+        <w:rPr>
+          <w:rFonts w:cstheme="minorHAnsi"/>
+          <w:b/>
+          <w:bCs/>
+          <w:i/>
+          <w:iCs/>
+          <w:color w:val="000000" w:themeColor="text1"/>
+          <w:sz w:val="28"/>
+          <w:szCs w:val="28"/>
+        </w:rPr>
+        <w:t>3</w:t>
+      </w:r>
+      <w:r>
+        <w:rPr>
+          <w:rFonts w:cstheme="minorHAnsi"/>
+          <w:b/>
+          <w:bCs/>
+          <w:i/>
+          <w:iCs/>
+          <w:color w:val="000000" w:themeColor="text1"/>
+          <w:sz w:val="28"/>
+          <w:szCs w:val="28"/>
+        </w:rPr>
+        <w:t xml:space="preserve"> минуты </w:t>
+      </w:r>
+      <w:r>
+        <w:rPr>
+          <w:rFonts w:cstheme="minorHAnsi"/>
+          <w:b/>
+          <w:bCs/>
+          <w:i/>
+          <w:iCs/>
+          <w:color w:val="000000" w:themeColor="text1"/>
+          <w:sz w:val="28"/>
+          <w:szCs w:val="28"/>
+        </w:rPr>
+        <w:t>1</w:t>
+      </w:r>
+      <w:r>
+        <w:rPr>
+          <w:rFonts w:cstheme="minorHAnsi"/>
+          <w:b/>
+          <w:bCs/>
+          <w:i/>
+          <w:iCs/>
+          <w:color w:val="000000" w:themeColor="text1"/>
+          <w:sz w:val="28"/>
+          <w:szCs w:val="28"/>
+        </w:rPr>
+        <w:t>5</w:t>
+      </w:r>
+      <w:r>
+        <w:rPr>
+          <w:rFonts w:cstheme="minorHAnsi"/>
+          <w:b/>
+          <w:bCs/>
+          <w:i/>
+          <w:iCs/>
+          <w:color w:val="000000" w:themeColor="text1"/>
+          <w:sz w:val="28"/>
+          <w:szCs w:val="28"/>
+        </w:rPr>
+        <w:t xml:space="preserve"> секунд)</w:t>
       </w:r>
     </w:p>
     <w:p>
@@ -331,43 +406,178 @@
           <w:sz w:val="28"/>
           <w:szCs w:val="28"/>
         </w:rPr>
-        <w:t>Процесс регистрации начинается с проверки данных на клиенте, чтобы исключить ошибки. После этого пользователь нажимает кнопку и данные отправляются на сервер методом POST. Там проверяется, есть ли уже такой пользователь с эт</w:t>
-      </w:r>
-      <w:r>
-        <w:rPr>
-          <w:rFonts w:cstheme="minorHAnsi"/>
-          <w:color w:val="000000" w:themeColor="text1"/>
-          <w:sz w:val="28"/>
-          <w:szCs w:val="28"/>
-        </w:rPr>
-        <w:t xml:space="preserve">ой почтой </w:t>
-      </w:r>
-      <w:r>
-        <w:rPr>
-          <w:rFonts w:cstheme="minorHAnsi"/>
-          <w:color w:val="000000" w:themeColor="text1"/>
-          <w:sz w:val="28"/>
-          <w:szCs w:val="28"/>
-        </w:rPr>
-        <w:t xml:space="preserve">и правильно ли заполнены все поля. Если всё правильно, </w:t>
-      </w:r>
-      <w:r>
-        <w:rPr>
-          <w:rFonts w:cstheme="minorHAnsi"/>
-          <w:color w:val="000000" w:themeColor="text1"/>
-          <w:sz w:val="28"/>
-          <w:szCs w:val="28"/>
-        </w:rPr>
-        <w:t>создаётся</w:t>
-      </w:r>
-      <w:r>
-        <w:rPr>
-          <w:rFonts w:cstheme="minorHAnsi"/>
-          <w:color w:val="000000" w:themeColor="text1"/>
-          <w:sz w:val="28"/>
-          <w:szCs w:val="28"/>
-        </w:rPr>
-        <w:t xml:space="preserve"> новая запись в базе данных. В случае ошибок сервер отправляет сообщение, которое показывается пользователю. После успешной регистрации пользователь автоматически переходит на страницу входа.</w:t>
+        <w:t xml:space="preserve">Для того чтобы воспользоваться </w:t>
+      </w:r>
+      <w:r>
+        <w:rPr>
+          <w:rFonts w:cstheme="minorHAnsi"/>
+          <w:color w:val="000000" w:themeColor="text1"/>
+          <w:sz w:val="28"/>
+          <w:szCs w:val="28"/>
+        </w:rPr>
+        <w:t xml:space="preserve">основными </w:t>
+      </w:r>
+      <w:r>
+        <w:rPr>
+          <w:rFonts w:cstheme="minorHAnsi"/>
+          <w:color w:val="000000" w:themeColor="text1"/>
+          <w:sz w:val="28"/>
+          <w:szCs w:val="28"/>
+        </w:rPr>
+        <w:t xml:space="preserve">возможностями сайта, пользователь проходит регистрацию. </w:t>
+      </w:r>
+      <w:r>
+        <w:rPr>
+          <w:rFonts w:cstheme="minorHAnsi"/>
+          <w:color w:val="000000" w:themeColor="text1"/>
+          <w:sz w:val="28"/>
+          <w:szCs w:val="28"/>
+        </w:rPr>
+        <w:t xml:space="preserve">В </w:t>
+      </w:r>
+      <w:r>
+        <w:rPr>
+          <w:rFonts w:cstheme="minorHAnsi"/>
+          <w:color w:val="000000" w:themeColor="text1"/>
+          <w:sz w:val="28"/>
+          <w:szCs w:val="28"/>
+        </w:rPr>
+        <w:t>процесс</w:t>
+      </w:r>
+      <w:r>
+        <w:rPr>
+          <w:rFonts w:cstheme="minorHAnsi"/>
+          <w:color w:val="000000" w:themeColor="text1"/>
+          <w:sz w:val="28"/>
+          <w:szCs w:val="28"/>
+        </w:rPr>
+        <w:t>е</w:t>
+      </w:r>
+      <w:r>
+        <w:rPr>
+          <w:rFonts w:cstheme="minorHAnsi"/>
+          <w:color w:val="000000" w:themeColor="text1"/>
+          <w:sz w:val="28"/>
+          <w:szCs w:val="28"/>
+        </w:rPr>
+        <w:t xml:space="preserve"> регистрации </w:t>
+      </w:r>
+      <w:r>
+        <w:rPr>
+          <w:rFonts w:cstheme="minorHAnsi"/>
+          <w:color w:val="000000" w:themeColor="text1"/>
+          <w:sz w:val="28"/>
+          <w:szCs w:val="28"/>
+        </w:rPr>
+        <w:t xml:space="preserve">происходит </w:t>
+      </w:r>
+      <w:r>
+        <w:rPr>
+          <w:rFonts w:cstheme="minorHAnsi"/>
+          <w:color w:val="000000" w:themeColor="text1"/>
+          <w:sz w:val="28"/>
+          <w:szCs w:val="28"/>
+        </w:rPr>
+        <w:t>проверк</w:t>
+      </w:r>
+      <w:r>
+        <w:rPr>
+          <w:rFonts w:cstheme="minorHAnsi"/>
+          <w:color w:val="000000" w:themeColor="text1"/>
+          <w:sz w:val="28"/>
+          <w:szCs w:val="28"/>
+        </w:rPr>
+        <w:t>а</w:t>
+      </w:r>
+      <w:r>
+        <w:rPr>
+          <w:rFonts w:cstheme="minorHAnsi"/>
+          <w:color w:val="000000" w:themeColor="text1"/>
+          <w:sz w:val="28"/>
+          <w:szCs w:val="28"/>
+        </w:rPr>
+        <w:t xml:space="preserve"> данных на клиенте, чтобы исключить ошибки</w:t>
+      </w:r>
+      <w:r>
+        <w:rPr>
+          <w:rFonts w:cstheme="minorHAnsi"/>
+          <w:color w:val="000000" w:themeColor="text1"/>
+          <w:sz w:val="28"/>
+          <w:szCs w:val="28"/>
+        </w:rPr>
+        <w:t xml:space="preserve"> при вводе</w:t>
+      </w:r>
+      <w:r>
+        <w:rPr>
+          <w:rFonts w:cstheme="minorHAnsi"/>
+          <w:color w:val="000000" w:themeColor="text1"/>
+          <w:sz w:val="28"/>
+          <w:szCs w:val="28"/>
+        </w:rPr>
+        <w:t>. После этого пользователь нажимает кнопку и данные отправляются на сервер методом POST</w:t>
+      </w:r>
+      <w:r>
+        <w:rPr>
+          <w:rFonts w:cstheme="minorHAnsi"/>
+          <w:color w:val="000000" w:themeColor="text1"/>
+          <w:sz w:val="28"/>
+          <w:szCs w:val="28"/>
+        </w:rPr>
+        <w:t>, где далее они проверяются на корректность</w:t>
+      </w:r>
+      <w:r>
+        <w:rPr>
+          <w:rFonts w:cstheme="minorHAnsi"/>
+          <w:color w:val="000000" w:themeColor="text1"/>
+          <w:sz w:val="28"/>
+          <w:szCs w:val="28"/>
+        </w:rPr>
+        <w:t xml:space="preserve"> </w:t>
+      </w:r>
+      <w:r>
+        <w:rPr>
+          <w:rFonts w:cstheme="minorHAnsi"/>
+          <w:color w:val="000000" w:themeColor="text1"/>
+          <w:sz w:val="28"/>
+          <w:szCs w:val="28"/>
+        </w:rPr>
+        <w:t>и добавляются в базу данных</w:t>
+      </w:r>
+      <w:r>
+        <w:rPr>
+          <w:rFonts w:cstheme="minorHAnsi"/>
+          <w:color w:val="000000" w:themeColor="text1"/>
+          <w:sz w:val="28"/>
+          <w:szCs w:val="28"/>
+        </w:rPr>
+        <w:t xml:space="preserve">. </w:t>
+      </w:r>
+      <w:r>
+        <w:rPr>
+          <w:rFonts w:cstheme="minorHAnsi"/>
+          <w:color w:val="000000" w:themeColor="text1"/>
+          <w:sz w:val="28"/>
+          <w:szCs w:val="28"/>
+        </w:rPr>
+        <w:t xml:space="preserve">И затем </w:t>
+      </w:r>
+      <w:r>
+        <w:rPr>
+          <w:rFonts w:cstheme="minorHAnsi"/>
+          <w:color w:val="000000" w:themeColor="text1"/>
+          <w:sz w:val="28"/>
+          <w:szCs w:val="28"/>
+        </w:rPr>
+        <w:t>пользователь автоматически переходит на страницу входа</w:t>
+      </w:r>
+      <w:r>
+        <w:rPr>
+          <w:rFonts w:cstheme="minorHAnsi"/>
+          <w:color w:val="000000" w:themeColor="text1"/>
+          <w:sz w:val="28"/>
+          <w:szCs w:val="28"/>
+        </w:rPr>
+        <w:t>.</w:t>
       </w:r>
     </w:p>
     <w:p>
@@ -395,7 +605,124 @@
           <w:sz w:val="28"/>
           <w:szCs w:val="28"/>
         </w:rPr>
-        <w:t>При входе выполняется валидация данных и их отправка на сервер через POST-запрос. Если данные неправильные, сервер возвращает сообщение об ошибке. При правильных данных пользователь получает доступ и переходит в личный профиль.</w:t>
+        <w:t>При входе выполняется</w:t>
+      </w:r>
+      <w:r>
+        <w:rPr>
+          <w:rFonts w:cstheme="minorHAnsi"/>
+          <w:color w:val="000000" w:themeColor="text1"/>
+          <w:sz w:val="28"/>
+          <w:szCs w:val="28"/>
+        </w:rPr>
+        <w:t xml:space="preserve"> похожая </w:t>
+      </w:r>
+      <w:r>
+        <w:rPr>
+          <w:rFonts w:cstheme="minorHAnsi"/>
+          <w:color w:val="000000" w:themeColor="text1"/>
+          <w:sz w:val="28"/>
+          <w:szCs w:val="28"/>
+        </w:rPr>
+        <w:t xml:space="preserve">валидация и отправка </w:t>
+      </w:r>
+      <w:r>
+        <w:rPr>
+          <w:rFonts w:cstheme="minorHAnsi"/>
+          <w:color w:val="000000" w:themeColor="text1"/>
+          <w:sz w:val="28"/>
+          <w:szCs w:val="28"/>
+        </w:rPr>
+        <w:t xml:space="preserve">данных </w:t>
+      </w:r>
+      <w:r>
+        <w:rPr>
+          <w:rFonts w:cstheme="minorHAnsi"/>
+          <w:color w:val="000000" w:themeColor="text1"/>
+          <w:sz w:val="28"/>
+          <w:szCs w:val="28"/>
+        </w:rPr>
+        <w:t xml:space="preserve">на </w:t>
+      </w:r>
+      <w:r>
+        <w:rPr>
+          <w:rFonts w:cstheme="minorHAnsi"/>
+          <w:color w:val="000000" w:themeColor="text1"/>
+          <w:sz w:val="28"/>
+          <w:szCs w:val="28"/>
+        </w:rPr>
+        <w:t>сервер,</w:t>
+      </w:r>
+      <w:r>
+        <w:rPr>
+          <w:rFonts w:cstheme="minorHAnsi"/>
+          <w:color w:val="000000" w:themeColor="text1"/>
+          <w:sz w:val="28"/>
+          <w:szCs w:val="28"/>
+        </w:rPr>
+        <w:t xml:space="preserve"> </w:t>
+      </w:r>
+      <w:r>
+        <w:rPr>
+          <w:rFonts w:cstheme="minorHAnsi"/>
+          <w:color w:val="000000" w:themeColor="text1"/>
+          <w:sz w:val="28"/>
+          <w:szCs w:val="28"/>
+        </w:rPr>
+        <w:t>как и при регистрации</w:t>
+      </w:r>
+      <w:r>
+        <w:rPr>
+          <w:rFonts w:cstheme="minorHAnsi"/>
+          <w:color w:val="000000" w:themeColor="text1"/>
+          <w:sz w:val="28"/>
+          <w:szCs w:val="28"/>
+        </w:rPr>
+        <w:t xml:space="preserve">. </w:t>
+      </w:r>
+      <w:r>
+        <w:rPr>
+          <w:rFonts w:cstheme="minorHAnsi"/>
+          <w:color w:val="000000" w:themeColor="text1"/>
+          <w:sz w:val="28"/>
+          <w:szCs w:val="28"/>
+        </w:rPr>
+        <w:t>После успешной авторизации пользователь</w:t>
+      </w:r>
+      <w:r>
+        <w:rPr>
+          <w:rFonts w:cstheme="minorHAnsi"/>
+          <w:color w:val="000000" w:themeColor="text1"/>
+          <w:sz w:val="28"/>
+          <w:szCs w:val="28"/>
+        </w:rPr>
+        <w:t xml:space="preserve"> </w:t>
+      </w:r>
+      <w:r>
+        <w:rPr>
+          <w:rFonts w:cstheme="minorHAnsi"/>
+          <w:color w:val="000000" w:themeColor="text1"/>
+          <w:sz w:val="28"/>
+          <w:szCs w:val="28"/>
+        </w:rPr>
+        <w:t xml:space="preserve">переходит в </w:t>
+      </w:r>
+      <w:r>
+        <w:rPr>
+          <w:rFonts w:cstheme="minorHAnsi"/>
+          <w:color w:val="000000" w:themeColor="text1"/>
+          <w:sz w:val="28"/>
+          <w:szCs w:val="28"/>
+        </w:rPr>
+        <w:t>свой</w:t>
+      </w:r>
+      <w:r>
+        <w:rPr>
+          <w:rFonts w:cstheme="minorHAnsi"/>
+          <w:color w:val="000000" w:themeColor="text1"/>
+          <w:sz w:val="28"/>
+          <w:szCs w:val="28"/>
+        </w:rPr>
+        <w:t xml:space="preserve"> профиль.</w:t>
       </w:r>
     </w:p>
     <w:p>
@@ -423,7 +750,116 @@
           <w:sz w:val="28"/>
           <w:szCs w:val="28"/>
         </w:rPr>
-        <w:t>Здесь пользователь может обновить свои личные данные. При отправке изменений на сервер обрабатываются только изменённые поля. В случае успешного обновления сервер возвращает подтверждение, и пользователь видит обновлённые данные. В случае ошибок отображается соответствующее сообщение.</w:t>
+        <w:t>Здесь пользователь может обновить свои личные данные.</w:t>
+      </w:r>
+      <w:r>
+        <w:rPr>
+          <w:rFonts w:cstheme="minorHAnsi"/>
+          <w:color w:val="000000" w:themeColor="text1"/>
+          <w:sz w:val="28"/>
+          <w:szCs w:val="28"/>
+        </w:rPr>
+        <w:t xml:space="preserve"> Важно отметить, что при загрузке аватара есть ограничение на размер</w:t>
+      </w:r>
+      <w:r>
+        <w:rPr>
+          <w:rFonts w:cstheme="minorHAnsi"/>
+          <w:color w:val="000000" w:themeColor="text1"/>
+          <w:sz w:val="28"/>
+          <w:szCs w:val="28"/>
+        </w:rPr>
+        <w:t xml:space="preserve"> </w:t>
+      </w:r>
+      <w:r>
+        <w:rPr>
+          <w:rFonts w:cstheme="minorHAnsi"/>
+          <w:color w:val="000000" w:themeColor="text1"/>
+          <w:sz w:val="28"/>
+          <w:szCs w:val="28"/>
+        </w:rPr>
+        <w:t>изображения. Если пользователь попытается загрузить некорректное изображение, то ему покажется ошибка об этом</w:t>
+      </w:r>
+      <w:r>
+        <w:rPr>
+          <w:rFonts w:cstheme="minorHAnsi"/>
+          <w:color w:val="000000" w:themeColor="text1"/>
+          <w:sz w:val="28"/>
+          <w:szCs w:val="28"/>
+        </w:rPr>
+        <w:t>.</w:t>
+      </w:r>
+      <w:r>
+        <w:rPr>
+          <w:rFonts w:cstheme="minorHAnsi"/>
+          <w:color w:val="000000" w:themeColor="text1"/>
+          <w:sz w:val="28"/>
+          <w:szCs w:val="28"/>
+        </w:rPr>
+        <w:t xml:space="preserve"> </w:t>
+      </w:r>
+      <w:r>
+        <w:rPr>
+          <w:rFonts w:cstheme="minorHAnsi"/>
+          <w:color w:val="000000" w:themeColor="text1"/>
+          <w:sz w:val="28"/>
+          <w:szCs w:val="28"/>
+        </w:rPr>
+        <w:t>А дал</w:t>
+      </w:r>
+      <w:r>
+        <w:rPr>
+          <w:rFonts w:cstheme="minorHAnsi"/>
+          <w:color w:val="000000" w:themeColor="text1"/>
+          <w:sz w:val="28"/>
+          <w:szCs w:val="28"/>
+          <w:lang w:val="en-US"/>
+        </w:rPr>
+        <w:t>e</w:t>
+      </w:r>
+      <w:r>
+        <w:rPr>
+          <w:rFonts w:cstheme="minorHAnsi"/>
+          <w:color w:val="000000" w:themeColor="text1"/>
+          <w:sz w:val="28"/>
+          <w:szCs w:val="28"/>
+        </w:rPr>
+        <w:t>е</w:t>
+      </w:r>
+      <w:r>
+        <w:rPr>
+          <w:rFonts w:cstheme="minorHAnsi"/>
+          <w:color w:val="000000" w:themeColor="text1"/>
+          <w:sz w:val="28"/>
+          <w:szCs w:val="28"/>
+        </w:rPr>
+        <w:t xml:space="preserve"> в</w:t>
+      </w:r>
+      <w:r>
+        <w:rPr>
+          <w:rFonts w:cstheme="minorHAnsi"/>
+          <w:color w:val="000000" w:themeColor="text1"/>
+          <w:sz w:val="28"/>
+          <w:szCs w:val="28"/>
+        </w:rPr>
+        <w:t xml:space="preserve"> случае успешного обновления</w:t>
+      </w:r>
+      <w:r>
+        <w:rPr>
+          <w:rFonts w:cstheme="minorHAnsi"/>
+          <w:color w:val="000000" w:themeColor="text1"/>
+          <w:sz w:val="28"/>
+          <w:szCs w:val="28"/>
+        </w:rPr>
+        <w:t>,</w:t>
+      </w:r>
+      <w:r>
+        <w:rPr>
+          <w:rFonts w:cstheme="minorHAnsi"/>
+          <w:color w:val="000000" w:themeColor="text1"/>
+          <w:sz w:val="28"/>
+          <w:szCs w:val="28"/>
+        </w:rPr>
+        <w:t xml:space="preserve"> сервер возвращает подтверждение, и пользователь видит обновлённые данные.</w:t>
       </w:r>
     </w:p>
     <w:p>
@@ -451,7 +887,43 @@
           <w:sz w:val="28"/>
           <w:szCs w:val="28"/>
         </w:rPr>
-        <w:t xml:space="preserve">На главной странице пользователь может искать товары через каталог или расширенный поиск по характеристикам. В карточке товара есть кнопки </w:t>
+        <w:t>Затем пользователь может перейти на главную страницу, чтобы найти</w:t>
+      </w:r>
+      <w:r>
+        <w:rPr>
+          <w:rFonts w:cstheme="minorHAnsi"/>
+          <w:color w:val="000000" w:themeColor="text1"/>
+          <w:sz w:val="28"/>
+          <w:szCs w:val="28"/>
+        </w:rPr>
+        <w:t xml:space="preserve"> товары через каталог или расширенный поиск по характеристикам.</w:t>
+      </w:r>
+      <w:r>
+        <w:rPr>
+          <w:rFonts w:cstheme="minorHAnsi"/>
+          <w:color w:val="000000" w:themeColor="text1"/>
+          <w:sz w:val="28"/>
+          <w:szCs w:val="28"/>
+        </w:rPr>
+        <w:t xml:space="preserve"> </w:t>
+      </w:r>
+      <w:r>
+        <w:rPr>
+          <w:rFonts w:cstheme="minorHAnsi"/>
+          <w:color w:val="000000" w:themeColor="text1"/>
+          <w:sz w:val="28"/>
+          <w:szCs w:val="28"/>
+        </w:rPr>
+        <w:t>В</w:t>
+      </w:r>
+      <w:r>
+        <w:rPr>
+          <w:rFonts w:cstheme="minorHAnsi"/>
+          <w:color w:val="000000" w:themeColor="text1"/>
+          <w:sz w:val="28"/>
+          <w:szCs w:val="28"/>
+        </w:rPr>
+        <w:t xml:space="preserve"> карточке товара есть кнопки </w:t>
       </w:r>
       <w:r>
         <w:rPr>
@@ -505,7 +977,34 @@
           <w:sz w:val="28"/>
           <w:szCs w:val="28"/>
         </w:rPr>
-        <w:t xml:space="preserve"> избранное</w:t>
+        <w:t xml:space="preserve"> избранное. Все </w:t>
+      </w:r>
+      <w:r>
+        <w:rPr>
+          <w:rFonts w:cstheme="minorHAnsi"/>
+          <w:color w:val="000000" w:themeColor="text1"/>
+          <w:sz w:val="28"/>
+          <w:szCs w:val="28"/>
+        </w:rPr>
+        <w:t xml:space="preserve">эти </w:t>
+      </w:r>
+      <w:r>
+        <w:rPr>
+          <w:rFonts w:cstheme="minorHAnsi"/>
+          <w:color w:val="000000" w:themeColor="text1"/>
+          <w:sz w:val="28"/>
+          <w:szCs w:val="28"/>
+        </w:rPr>
+        <w:t xml:space="preserve">операции выполняются </w:t>
+      </w:r>
+      <w:r>
+        <w:rPr>
+          <w:rFonts w:cstheme="minorHAnsi"/>
+          <w:color w:val="000000" w:themeColor="text1"/>
+          <w:sz w:val="28"/>
+          <w:szCs w:val="28"/>
+        </w:rPr>
+        <w:t>без перезагрузки страницы</w:t>
       </w:r>
       <w:r>
         <w:rPr>
@@ -523,61 +1022,52 @@
           <w:sz w:val="28"/>
           <w:szCs w:val="28"/>
         </w:rPr>
-        <w:t xml:space="preserve">Все операции выполняются с помощью AJAX, и во время запроса отображается индикатор загрузки для удобства. </w:t>
-      </w:r>
-      <w:r>
-        <w:rPr>
-          <w:rFonts w:cstheme="minorHAnsi"/>
-          <w:color w:val="000000" w:themeColor="text1"/>
-          <w:sz w:val="28"/>
-          <w:szCs w:val="28"/>
-        </w:rPr>
-        <w:t>А</w:t>
-      </w:r>
-      <w:r>
-        <w:rPr>
-          <w:rFonts w:cstheme="minorHAnsi"/>
-          <w:color w:val="000000" w:themeColor="text1"/>
-          <w:sz w:val="28"/>
-          <w:szCs w:val="28"/>
-        </w:rPr>
-        <w:t xml:space="preserve"> также</w:t>
-      </w:r>
-      <w:r>
-        <w:rPr>
-          <w:rFonts w:cstheme="minorHAnsi"/>
-          <w:color w:val="000000" w:themeColor="text1"/>
-          <w:sz w:val="28"/>
-          <w:szCs w:val="28"/>
-        </w:rPr>
-        <w:t xml:space="preserve"> есть</w:t>
-      </w:r>
-      <w:r>
-        <w:rPr>
-          <w:rFonts w:cstheme="minorHAnsi"/>
-          <w:color w:val="000000" w:themeColor="text1"/>
-          <w:sz w:val="28"/>
-          <w:szCs w:val="28"/>
-        </w:rPr>
-        <w:t xml:space="preserve"> возможность перейти к описанию</w:t>
-      </w:r>
-      <w:r>
-        <w:rPr>
-          <w:rFonts w:cstheme="minorHAnsi"/>
-          <w:color w:val="000000" w:themeColor="text1"/>
-          <w:sz w:val="28"/>
-          <w:szCs w:val="28"/>
-        </w:rPr>
-        <w:t xml:space="preserve"> товара</w:t>
-      </w:r>
-      <w:r>
-        <w:rPr>
-          <w:rFonts w:cstheme="minorHAnsi"/>
-          <w:color w:val="000000" w:themeColor="text1"/>
-          <w:sz w:val="28"/>
-          <w:szCs w:val="28"/>
-        </w:rPr>
-        <w:t>, кликнув по карточке.</w:t>
+        <w:t>Затем пользователь может перейти к</w:t>
+      </w:r>
+      <w:r>
+        <w:rPr>
+          <w:rFonts w:cstheme="minorHAnsi"/>
+          <w:color w:val="000000" w:themeColor="text1"/>
+          <w:sz w:val="28"/>
+          <w:szCs w:val="28"/>
+        </w:rPr>
+        <w:t xml:space="preserve"> описанию товара, </w:t>
+      </w:r>
+      <w:r>
+        <w:rPr>
+          <w:rFonts w:cstheme="minorHAnsi"/>
+          <w:color w:val="000000" w:themeColor="text1"/>
+          <w:sz w:val="28"/>
+          <w:szCs w:val="28"/>
+        </w:rPr>
+        <w:t>нажав на</w:t>
+      </w:r>
+      <w:r>
+        <w:rPr>
+          <w:rFonts w:cstheme="minorHAnsi"/>
+          <w:color w:val="000000" w:themeColor="text1"/>
+          <w:sz w:val="28"/>
+          <w:szCs w:val="28"/>
+        </w:rPr>
+        <w:t xml:space="preserve"> карточк</w:t>
+      </w:r>
+      <w:r>
+        <w:rPr>
+          <w:rFonts w:cstheme="minorHAnsi"/>
+          <w:color w:val="000000" w:themeColor="text1"/>
+          <w:sz w:val="28"/>
+          <w:szCs w:val="28"/>
+        </w:rPr>
+        <w:t>у</w:t>
+      </w:r>
+      <w:r>
+        <w:rPr>
+          <w:rFonts w:cstheme="minorHAnsi"/>
+          <w:color w:val="000000" w:themeColor="text1"/>
+          <w:sz w:val="28"/>
+          <w:szCs w:val="28"/>
+        </w:rPr>
+        <w:t>.</w:t>
       </w:r>
     </w:p>
     <w:p>
@@ -605,7 +1095,34 @@
           <w:sz w:val="28"/>
           <w:szCs w:val="28"/>
         </w:rPr>
-        <w:t xml:space="preserve">На странице товара отображаются его подробные сведения. Если есть несколько фотографий, они показываются в виде слайдера. Пользователь может оставить комментарий </w:t>
+        <w:t>На странице товара отображаются его подробные сведения.</w:t>
+      </w:r>
+      <w:r>
+        <w:rPr>
+          <w:rFonts w:cstheme="minorHAnsi"/>
+          <w:color w:val="000000" w:themeColor="text1"/>
+          <w:sz w:val="28"/>
+          <w:szCs w:val="28"/>
+        </w:rPr>
+        <w:t xml:space="preserve"> </w:t>
+      </w:r>
+      <w:r>
+        <w:rPr>
+          <w:rFonts w:cstheme="minorHAnsi"/>
+          <w:color w:val="000000" w:themeColor="text1"/>
+          <w:sz w:val="28"/>
+          <w:szCs w:val="28"/>
+        </w:rPr>
+        <w:t>После ознакомления с товаром, п</w:t>
+      </w:r>
+      <w:r>
+        <w:rPr>
+          <w:rFonts w:cstheme="minorHAnsi"/>
+          <w:color w:val="000000" w:themeColor="text1"/>
+          <w:sz w:val="28"/>
+          <w:szCs w:val="28"/>
+        </w:rPr>
+        <w:t xml:space="preserve">ользователь может оставить комментарий </w:t>
       </w:r>
       <w:r>
         <w:rPr>
@@ -623,25 +1140,61 @@
           <w:sz w:val="28"/>
           <w:szCs w:val="28"/>
         </w:rPr>
-        <w:t xml:space="preserve"> удалить</w:t>
-      </w:r>
-      <w:r>
-        <w:rPr>
-          <w:rFonts w:cstheme="minorHAnsi"/>
-          <w:color w:val="000000" w:themeColor="text1"/>
-          <w:sz w:val="28"/>
-          <w:szCs w:val="28"/>
-        </w:rPr>
-        <w:t xml:space="preserve"> </w:t>
-      </w:r>
-      <w:r>
-        <w:rPr>
-          <w:rFonts w:cstheme="minorHAnsi"/>
-          <w:color w:val="000000" w:themeColor="text1"/>
-          <w:sz w:val="28"/>
-          <w:szCs w:val="28"/>
-        </w:rPr>
-        <w:t>— всё происходит без перезагрузки страницы. Ниже показываются похожие товары из тех же категорий или с похожими характеристиками.</w:t>
+        <w:t xml:space="preserve"> удалить. </w:t>
+      </w:r>
+      <w:r>
+        <w:rPr>
+          <w:rFonts w:cstheme="minorHAnsi"/>
+          <w:color w:val="000000" w:themeColor="text1"/>
+          <w:sz w:val="28"/>
+          <w:szCs w:val="28"/>
+        </w:rPr>
+        <w:t>А н</w:t>
+      </w:r>
+      <w:r>
+        <w:rPr>
+          <w:rFonts w:cstheme="minorHAnsi"/>
+          <w:color w:val="000000" w:themeColor="text1"/>
+          <w:sz w:val="28"/>
+          <w:szCs w:val="28"/>
+        </w:rPr>
+        <w:t xml:space="preserve">иже показываются похожие товары из </w:t>
+      </w:r>
+      <w:r>
+        <w:rPr>
+          <w:rFonts w:cstheme="minorHAnsi"/>
+          <w:color w:val="000000" w:themeColor="text1"/>
+          <w:sz w:val="28"/>
+          <w:szCs w:val="28"/>
+        </w:rPr>
+        <w:t>той</w:t>
+      </w:r>
+      <w:r>
+        <w:rPr>
+          <w:rFonts w:cstheme="minorHAnsi"/>
+          <w:color w:val="000000" w:themeColor="text1"/>
+          <w:sz w:val="28"/>
+          <w:szCs w:val="28"/>
+        </w:rPr>
+        <w:t xml:space="preserve"> же категори</w:t>
+      </w:r>
+      <w:r>
+        <w:rPr>
+          <w:rFonts w:cstheme="minorHAnsi"/>
+          <w:color w:val="000000" w:themeColor="text1"/>
+          <w:sz w:val="28"/>
+          <w:szCs w:val="28"/>
+        </w:rPr>
+        <w:t>и</w:t>
+      </w:r>
+      <w:r>
+        <w:rPr>
+          <w:rFonts w:cstheme="minorHAnsi"/>
+          <w:color w:val="000000" w:themeColor="text1"/>
+          <w:sz w:val="28"/>
+          <w:szCs w:val="28"/>
+        </w:rPr>
+        <w:t xml:space="preserve"> или с похожими характеристиками.</w:t>
       </w:r>
     </w:p>
     <w:p>
@@ -669,43 +1222,43 @@
           <w:sz w:val="28"/>
           <w:szCs w:val="28"/>
         </w:rPr>
-        <w:t>Раздел «Избранное»</w:t>
-      </w:r>
-      <w:r>
-        <w:rPr>
-          <w:rFonts w:cstheme="minorHAnsi"/>
-          <w:color w:val="000000" w:themeColor="text1"/>
-          <w:sz w:val="28"/>
-          <w:szCs w:val="28"/>
-        </w:rPr>
-        <w:t xml:space="preserve"> </w:t>
-      </w:r>
-      <w:r>
-        <w:rPr>
-          <w:rFonts w:cstheme="minorHAnsi"/>
-          <w:color w:val="000000" w:themeColor="text1"/>
-          <w:sz w:val="28"/>
-          <w:szCs w:val="28"/>
-        </w:rPr>
-        <w:t>позволяет выполнять действия, аналогичные карточкам</w:t>
-      </w:r>
-      <w:r>
-        <w:rPr>
-          <w:rFonts w:cstheme="minorHAnsi"/>
-          <w:color w:val="000000" w:themeColor="text1"/>
-          <w:sz w:val="28"/>
-          <w:szCs w:val="28"/>
-        </w:rPr>
-        <w:t xml:space="preserve"> </w:t>
-      </w:r>
-      <w:r>
-        <w:rPr>
-          <w:rFonts w:cstheme="minorHAnsi"/>
-          <w:color w:val="000000" w:themeColor="text1"/>
-          <w:sz w:val="28"/>
-          <w:szCs w:val="28"/>
-        </w:rPr>
-        <w:t>на главно</w:t>
+        <w:t>Далле</w:t>
+      </w:r>
+      <w:r>
+        <w:rPr>
+          <w:rFonts w:cstheme="minorHAnsi"/>
+          <w:color w:val="000000" w:themeColor="text1"/>
+          <w:sz w:val="28"/>
+          <w:szCs w:val="28"/>
+        </w:rPr>
+        <w:t xml:space="preserve"> через шапку сайта, пользователь может перейти в р</w:t>
+      </w:r>
+      <w:r>
+        <w:rPr>
+          <w:rFonts w:cstheme="minorHAnsi"/>
+          <w:color w:val="000000" w:themeColor="text1"/>
+          <w:sz w:val="28"/>
+          <w:szCs w:val="28"/>
+        </w:rPr>
+        <w:t>аздел «Избранное»</w:t>
+      </w:r>
+      <w:r>
+        <w:rPr>
+          <w:rFonts w:cstheme="minorHAnsi"/>
+          <w:color w:val="000000" w:themeColor="text1"/>
+          <w:sz w:val="28"/>
+          <w:szCs w:val="28"/>
+        </w:rPr>
+        <w:t>, который</w:t>
+      </w:r>
+      <w:r>
+        <w:rPr>
+          <w:rFonts w:cstheme="minorHAnsi"/>
+          <w:color w:val="000000" w:themeColor="text1"/>
+          <w:sz w:val="28"/>
+          <w:szCs w:val="28"/>
+        </w:rPr>
+        <w:t xml:space="preserve"> позволяет выполнять действия, аналогичные карточкам на главно</w:t>
       </w:r>
       <w:r>
         <w:rPr>
@@ -724,169 +1277,6 @@
           <w:szCs w:val="28"/>
         </w:rPr>
         <w:t>.</w:t>
-      </w:r>
-      <w:r>
-        <w:rPr>
-          <w:rFonts w:cstheme="minorHAnsi"/>
-          <w:color w:val="000000" w:themeColor="text1"/>
-          <w:sz w:val="28"/>
-          <w:szCs w:val="28"/>
-        </w:rPr>
-        <w:t xml:space="preserve"> А в</w:t>
-      </w:r>
-      <w:r>
-        <w:rPr>
-          <w:rFonts w:cstheme="minorHAnsi"/>
-          <w:color w:val="000000" w:themeColor="text1"/>
-          <w:sz w:val="28"/>
-          <w:szCs w:val="28"/>
-        </w:rPr>
-        <w:t xml:space="preserve"> разделе «Корзина»</w:t>
-      </w:r>
-      <w:r>
-        <w:rPr>
-          <w:rFonts w:cstheme="minorHAnsi"/>
-          <w:color w:val="000000" w:themeColor="text1"/>
-          <w:sz w:val="28"/>
-          <w:szCs w:val="28"/>
-        </w:rPr>
-        <w:t xml:space="preserve"> </w:t>
-      </w:r>
-      <w:r>
-        <w:rPr>
-          <w:rFonts w:cstheme="minorHAnsi"/>
-          <w:color w:val="000000" w:themeColor="text1"/>
-          <w:sz w:val="28"/>
-          <w:szCs w:val="28"/>
-        </w:rPr>
-        <w:t>пользователь может оформить заказ и просмотреть историю заказов.</w:t>
-      </w:r>
-      <w:r>
-        <w:rPr>
-          <w:rFonts w:cstheme="minorHAnsi"/>
-          <w:color w:val="000000" w:themeColor="text1"/>
-          <w:sz w:val="28"/>
-          <w:szCs w:val="28"/>
-        </w:rPr>
-        <w:t xml:space="preserve"> </w:t>
-      </w:r>
-      <w:r>
-        <w:rPr>
-          <w:rFonts w:cstheme="minorHAnsi"/>
-          <w:color w:val="000000" w:themeColor="text1"/>
-          <w:sz w:val="28"/>
-          <w:szCs w:val="28"/>
-        </w:rPr>
-        <w:t>Для доставки он заполняет форм</w:t>
-      </w:r>
-      <w:r>
-        <w:rPr>
-          <w:rFonts w:cstheme="minorHAnsi"/>
-          <w:color w:val="000000" w:themeColor="text1"/>
-          <w:sz w:val="28"/>
-          <w:szCs w:val="28"/>
-        </w:rPr>
-        <w:t>у и п</w:t>
-      </w:r>
-      <w:r>
-        <w:rPr>
-          <w:rFonts w:cstheme="minorHAnsi"/>
-          <w:color w:val="000000" w:themeColor="text1"/>
-          <w:sz w:val="28"/>
-          <w:szCs w:val="28"/>
-        </w:rPr>
-        <w:t>осле подтверждения</w:t>
-      </w:r>
-      <w:r>
-        <w:rPr>
-          <w:rFonts w:cstheme="minorHAnsi"/>
-          <w:color w:val="000000" w:themeColor="text1"/>
-          <w:sz w:val="28"/>
-          <w:szCs w:val="28"/>
-        </w:rPr>
-        <w:t xml:space="preserve"> </w:t>
-      </w:r>
-      <w:r>
-        <w:rPr>
-          <w:rFonts w:cstheme="minorHAnsi"/>
-          <w:color w:val="000000" w:themeColor="text1"/>
-          <w:sz w:val="28"/>
-          <w:szCs w:val="28"/>
-        </w:rPr>
-        <w:t>обновляется</w:t>
-      </w:r>
-      <w:r>
-        <w:rPr>
-          <w:rFonts w:cstheme="minorHAnsi"/>
-          <w:color w:val="000000" w:themeColor="text1"/>
-          <w:sz w:val="28"/>
-          <w:szCs w:val="28"/>
-        </w:rPr>
-        <w:t xml:space="preserve"> статус </w:t>
-      </w:r>
-      <w:r>
-        <w:rPr>
-          <w:rFonts w:cstheme="minorHAnsi"/>
-          <w:color w:val="000000" w:themeColor="text1"/>
-          <w:sz w:val="28"/>
-          <w:szCs w:val="28"/>
-        </w:rPr>
-        <w:t xml:space="preserve">заказа </w:t>
-      </w:r>
-      <w:r>
-        <w:rPr>
-          <w:rFonts w:cstheme="minorHAnsi"/>
-          <w:color w:val="000000" w:themeColor="text1"/>
-          <w:sz w:val="28"/>
-          <w:szCs w:val="28"/>
-        </w:rPr>
-        <w:t>через AJAX,</w:t>
-      </w:r>
-      <w:r>
-        <w:rPr>
-          <w:rFonts w:cstheme="minorHAnsi"/>
-          <w:color w:val="000000" w:themeColor="text1"/>
-          <w:sz w:val="28"/>
-          <w:szCs w:val="28"/>
-        </w:rPr>
-        <w:t xml:space="preserve"> ч</w:t>
-      </w:r>
-      <w:r>
-        <w:rPr>
-          <w:rFonts w:cstheme="minorHAnsi"/>
-          <w:color w:val="000000" w:themeColor="text1"/>
-          <w:sz w:val="28"/>
-          <w:szCs w:val="28"/>
-        </w:rPr>
-        <w:t xml:space="preserve">тобы </w:t>
-      </w:r>
-      <w:r>
-        <w:rPr>
-          <w:rFonts w:cstheme="minorHAnsi"/>
-          <w:color w:val="000000" w:themeColor="text1"/>
-          <w:sz w:val="28"/>
-          <w:szCs w:val="28"/>
-        </w:rPr>
-        <w:lastRenderedPageBreak/>
-        <w:t>доставщики могли его принять.</w:t>
-      </w:r>
-      <w:r>
-        <w:rPr>
-          <w:rFonts w:cstheme="minorHAnsi"/>
-          <w:color w:val="000000" w:themeColor="text1"/>
-          <w:sz w:val="28"/>
-          <w:szCs w:val="28"/>
-        </w:rPr>
-        <w:t xml:space="preserve"> </w:t>
-      </w:r>
-      <w:r>
-        <w:rPr>
-          <w:rFonts w:cstheme="minorHAnsi"/>
-          <w:color w:val="000000" w:themeColor="text1"/>
-          <w:sz w:val="28"/>
-          <w:szCs w:val="28"/>
-        </w:rPr>
-        <w:t>Также после оформления заказа пользователь может отслеживать его текущий статус на отдельной странице.</w:t>
       </w:r>
     </w:p>
     <w:p>
@@ -914,7 +1304,7 @@
           <w:sz w:val="28"/>
           <w:szCs w:val="28"/>
         </w:rPr>
-        <w:t>Доставщик имеет доступ к закрытой странице, где отображаются все заказы для принятия. После принятия заказ автоматически попадает в раздел «Мои заказы».</w:t>
+        <w:t>А в разделе «Корзина»</w:t>
       </w:r>
       <w:r>
         <w:rPr>
@@ -932,70 +1322,70 @@
           <w:sz w:val="28"/>
           <w:szCs w:val="28"/>
         </w:rPr>
-        <w:t xml:space="preserve">В </w:t>
-      </w:r>
-      <w:r>
-        <w:rPr>
-          <w:rFonts w:cstheme="minorHAnsi"/>
-          <w:color w:val="000000" w:themeColor="text1"/>
-          <w:sz w:val="28"/>
-          <w:szCs w:val="28"/>
-        </w:rPr>
-        <w:t>этом разделе</w:t>
-      </w:r>
-      <w:r>
-        <w:rPr>
-          <w:rFonts w:cstheme="minorHAnsi"/>
-          <w:color w:val="000000" w:themeColor="text1"/>
-          <w:sz w:val="28"/>
-          <w:szCs w:val="28"/>
-        </w:rPr>
-        <w:t xml:space="preserve"> доставщик может последовательно обновлять статус каждого заказа, нажимая на кнопку</w:t>
-      </w:r>
-      <w:r>
-        <w:rPr>
-          <w:rFonts w:cstheme="minorHAnsi"/>
-          <w:color w:val="000000" w:themeColor="text1"/>
-          <w:sz w:val="28"/>
-          <w:szCs w:val="28"/>
-        </w:rPr>
-        <w:t xml:space="preserve">, а также </w:t>
-      </w:r>
-      <w:r>
-        <w:rPr>
-          <w:rFonts w:cstheme="minorHAnsi"/>
-          <w:color w:val="000000" w:themeColor="text1"/>
-          <w:sz w:val="28"/>
-          <w:szCs w:val="28"/>
-        </w:rPr>
-        <w:t>получать подсказки по дальнейшим действиям</w:t>
-      </w:r>
-      <w:r>
-        <w:rPr>
-          <w:rFonts w:cstheme="minorHAnsi"/>
-          <w:color w:val="000000" w:themeColor="text1"/>
-          <w:sz w:val="28"/>
-          <w:szCs w:val="28"/>
-        </w:rPr>
-        <w:t xml:space="preserve">. В разделе также есть возможность просматривать историю выполненных заказов, где отображаются все завершенные </w:t>
-      </w:r>
-      <w:r>
-        <w:rPr>
-          <w:rFonts w:cstheme="minorHAnsi"/>
-          <w:color w:val="000000" w:themeColor="text1"/>
-          <w:sz w:val="28"/>
-          <w:szCs w:val="28"/>
-        </w:rPr>
-        <w:t>доставки</w:t>
-      </w:r>
-      <w:r>
-        <w:rPr>
-          <w:rFonts w:cstheme="minorHAnsi"/>
-          <w:color w:val="000000" w:themeColor="text1"/>
-          <w:sz w:val="28"/>
-          <w:szCs w:val="28"/>
-        </w:rPr>
-        <w:t>.</w:t>
+        <w:t xml:space="preserve">пользователь может оформить </w:t>
+      </w:r>
+      <w:r>
+        <w:rPr>
+          <w:rFonts w:cstheme="minorHAnsi"/>
+          <w:color w:val="000000" w:themeColor="text1"/>
+          <w:sz w:val="28"/>
+          <w:szCs w:val="28"/>
+        </w:rPr>
+        <w:t>доставку</w:t>
+      </w:r>
+      <w:r>
+        <w:rPr>
+          <w:rFonts w:cstheme="minorHAnsi"/>
+          <w:color w:val="000000" w:themeColor="text1"/>
+          <w:sz w:val="28"/>
+          <w:szCs w:val="28"/>
+        </w:rPr>
+        <w:t xml:space="preserve">. Для </w:t>
+      </w:r>
+      <w:r>
+        <w:rPr>
+          <w:rFonts w:cstheme="minorHAnsi"/>
+          <w:color w:val="000000" w:themeColor="text1"/>
+          <w:sz w:val="28"/>
+          <w:szCs w:val="28"/>
+        </w:rPr>
+        <w:t>этого</w:t>
+      </w:r>
+      <w:r>
+        <w:rPr>
+          <w:rFonts w:cstheme="minorHAnsi"/>
+          <w:color w:val="000000" w:themeColor="text1"/>
+          <w:sz w:val="28"/>
+          <w:szCs w:val="28"/>
+        </w:rPr>
+        <w:t xml:space="preserve"> он заполняет форму и после подтверждения </w:t>
+      </w:r>
+      <w:r>
+        <w:rPr>
+          <w:rFonts w:cstheme="minorHAnsi"/>
+          <w:color w:val="000000" w:themeColor="text1"/>
+          <w:sz w:val="28"/>
+          <w:szCs w:val="28"/>
+        </w:rPr>
+        <w:t xml:space="preserve">статус этого заказа </w:t>
+      </w:r>
+      <w:r>
+        <w:rPr>
+          <w:rFonts w:cstheme="minorHAnsi"/>
+          <w:color w:val="000000" w:themeColor="text1"/>
+          <w:sz w:val="28"/>
+          <w:szCs w:val="28"/>
+        </w:rPr>
+        <w:t>обновляется</w:t>
+      </w:r>
+      <w:r>
+        <w:rPr>
+          <w:rFonts w:cstheme="minorHAnsi"/>
+          <w:color w:val="000000" w:themeColor="text1"/>
+          <w:sz w:val="28"/>
+          <w:szCs w:val="28"/>
+        </w:rPr>
+        <w:t>, чтобы доставщики могли его принять.</w:t>
       </w:r>
     </w:p>
     <w:p>
@@ -1023,7 +1413,34 @@
           <w:sz w:val="28"/>
           <w:szCs w:val="28"/>
         </w:rPr>
-        <w:t>После доставки доставщик ожидает подтверждения получения товара от покупателя. В корзине появляется кнопка, нажав которую покупатель подтверждает получение, и заказ считается завершённым.</w:t>
+        <w:t>А также</w:t>
+      </w:r>
+      <w:r>
+        <w:rPr>
+          <w:rFonts w:cstheme="minorHAnsi"/>
+          <w:color w:val="000000" w:themeColor="text1"/>
+          <w:sz w:val="28"/>
+          <w:szCs w:val="28"/>
+        </w:rPr>
+        <w:t xml:space="preserve"> после оформления </w:t>
+      </w:r>
+      <w:r>
+        <w:rPr>
+          <w:rFonts w:cstheme="minorHAnsi"/>
+          <w:color w:val="000000" w:themeColor="text1"/>
+          <w:sz w:val="28"/>
+          <w:szCs w:val="28"/>
+        </w:rPr>
+        <w:t>доставки</w:t>
+      </w:r>
+      <w:r>
+        <w:rPr>
+          <w:rFonts w:cstheme="minorHAnsi"/>
+          <w:color w:val="000000" w:themeColor="text1"/>
+          <w:sz w:val="28"/>
+          <w:szCs w:val="28"/>
+        </w:rPr>
+        <w:t xml:space="preserve"> пользователь может отслеживать его текущий статус на отдельной странице.</w:t>
       </w:r>
     </w:p>
     <w:p>
@@ -1051,79 +1468,125 @@
           <w:sz w:val="28"/>
           <w:szCs w:val="28"/>
         </w:rPr>
-        <w:t xml:space="preserve">Раздел техподдержки реализован в виде мессенджера. Пользователь может отправлять вопросы и получать ответы. Так как это не полноценный чат с мгновенными сообщениями, </w:t>
-      </w:r>
-      <w:r>
-        <w:rPr>
-          <w:rFonts w:cstheme="minorHAnsi"/>
-          <w:color w:val="000000" w:themeColor="text1"/>
-          <w:sz w:val="28"/>
-          <w:szCs w:val="28"/>
-        </w:rPr>
-        <w:t xml:space="preserve">то </w:t>
-      </w:r>
-      <w:r>
-        <w:rPr>
-          <w:rFonts w:cstheme="minorHAnsi"/>
-          <w:color w:val="000000" w:themeColor="text1"/>
-          <w:sz w:val="28"/>
-          <w:szCs w:val="28"/>
-        </w:rPr>
-        <w:t xml:space="preserve">сервер </w:t>
-      </w:r>
-      <w:r>
-        <w:rPr>
-          <w:rFonts w:cstheme="minorHAnsi"/>
-          <w:color w:val="000000" w:themeColor="text1"/>
-          <w:sz w:val="28"/>
-          <w:szCs w:val="28"/>
-        </w:rPr>
-        <w:t>проверяется</w:t>
-      </w:r>
-      <w:r>
-        <w:rPr>
-          <w:rFonts w:cstheme="minorHAnsi"/>
-          <w:color w:val="000000" w:themeColor="text1"/>
-          <w:sz w:val="28"/>
-          <w:szCs w:val="28"/>
-        </w:rPr>
-        <w:t xml:space="preserve"> каждые 10 секунд</w:t>
-      </w:r>
-      <w:r>
-        <w:rPr>
-          <w:rFonts w:cstheme="minorHAnsi"/>
-          <w:color w:val="000000" w:themeColor="text1"/>
-          <w:sz w:val="28"/>
-          <w:szCs w:val="28"/>
-        </w:rPr>
-        <w:t xml:space="preserve"> на </w:t>
-      </w:r>
-      <w:r>
-        <w:rPr>
-          <w:rFonts w:cstheme="minorHAnsi"/>
-          <w:color w:val="000000" w:themeColor="text1"/>
-          <w:sz w:val="28"/>
-          <w:szCs w:val="28"/>
-        </w:rPr>
-        <w:t xml:space="preserve">наличие новых ответов. Это позволяет снизить нагрузку, не </w:t>
-      </w:r>
-      <w:r>
-        <w:rPr>
-          <w:rFonts w:cstheme="minorHAnsi"/>
-          <w:color w:val="000000" w:themeColor="text1"/>
-          <w:sz w:val="28"/>
-          <w:szCs w:val="28"/>
-        </w:rPr>
-        <w:t>держа</w:t>
-      </w:r>
-      <w:r>
-        <w:rPr>
-          <w:rFonts w:cstheme="minorHAnsi"/>
-          <w:color w:val="000000" w:themeColor="text1"/>
-          <w:sz w:val="28"/>
-          <w:szCs w:val="28"/>
-        </w:rPr>
-        <w:t xml:space="preserve"> соединение постоянно открытым.</w:t>
+        <w:lastRenderedPageBreak/>
+        <w:t>Затем,</w:t>
+      </w:r>
+      <w:r>
+        <w:rPr>
+          <w:rFonts w:cstheme="minorHAnsi"/>
+          <w:color w:val="000000" w:themeColor="text1"/>
+          <w:sz w:val="28"/>
+          <w:szCs w:val="28"/>
+        </w:rPr>
+        <w:t xml:space="preserve"> </w:t>
+      </w:r>
+      <w:r>
+        <w:rPr>
+          <w:rFonts w:cstheme="minorHAnsi"/>
+          <w:color w:val="000000" w:themeColor="text1"/>
+          <w:sz w:val="28"/>
+          <w:szCs w:val="28"/>
+        </w:rPr>
+        <w:t>когда доставщик зайдет в свой аккаунт, он</w:t>
+      </w:r>
+      <w:r>
+        <w:rPr>
+          <w:rFonts w:cstheme="minorHAnsi"/>
+          <w:color w:val="000000" w:themeColor="text1"/>
+          <w:sz w:val="28"/>
+          <w:szCs w:val="28"/>
+        </w:rPr>
+        <w:t xml:space="preserve"> </w:t>
+      </w:r>
+      <w:r>
+        <w:rPr>
+          <w:rFonts w:cstheme="minorHAnsi"/>
+          <w:color w:val="000000" w:themeColor="text1"/>
+          <w:sz w:val="28"/>
+          <w:szCs w:val="28"/>
+        </w:rPr>
+        <w:t>может перейти на страницу со всеми заказами и принять заказ</w:t>
+      </w:r>
+      <w:r>
+        <w:rPr>
+          <w:rFonts w:cstheme="minorHAnsi"/>
+          <w:color w:val="000000" w:themeColor="text1"/>
+          <w:sz w:val="28"/>
+          <w:szCs w:val="28"/>
+        </w:rPr>
+        <w:t xml:space="preserve">. </w:t>
+      </w:r>
+      <w:r>
+        <w:rPr>
+          <w:rFonts w:cstheme="minorHAnsi"/>
+          <w:color w:val="000000" w:themeColor="text1"/>
+          <w:sz w:val="28"/>
+          <w:szCs w:val="28"/>
+        </w:rPr>
+        <w:t>И п</w:t>
+      </w:r>
+      <w:r>
+        <w:rPr>
+          <w:rFonts w:cstheme="minorHAnsi"/>
+          <w:color w:val="000000" w:themeColor="text1"/>
+          <w:sz w:val="28"/>
+          <w:szCs w:val="28"/>
+        </w:rPr>
+        <w:t>осле</w:t>
+      </w:r>
+      <w:r>
+        <w:rPr>
+          <w:rFonts w:cstheme="minorHAnsi"/>
+          <w:color w:val="000000" w:themeColor="text1"/>
+          <w:sz w:val="28"/>
+          <w:szCs w:val="28"/>
+        </w:rPr>
+        <w:t xml:space="preserve"> этого он</w:t>
+      </w:r>
+      <w:r>
+        <w:rPr>
+          <w:rFonts w:cstheme="minorHAnsi"/>
+          <w:color w:val="000000" w:themeColor="text1"/>
+          <w:sz w:val="28"/>
+          <w:szCs w:val="28"/>
+        </w:rPr>
+        <w:t xml:space="preserve"> автоматически попадает в раздел</w:t>
+      </w:r>
+      <w:r>
+        <w:rPr>
+          <w:rFonts w:cstheme="minorHAnsi"/>
+          <w:color w:val="000000" w:themeColor="text1"/>
+          <w:sz w:val="28"/>
+          <w:szCs w:val="28"/>
+        </w:rPr>
+        <w:t xml:space="preserve"> со своими </w:t>
+      </w:r>
+      <w:r>
+        <w:rPr>
+          <w:rFonts w:cstheme="minorHAnsi"/>
+          <w:color w:val="000000" w:themeColor="text1"/>
+          <w:sz w:val="28"/>
+          <w:szCs w:val="28"/>
+        </w:rPr>
+        <w:t>заказ</w:t>
+      </w:r>
+      <w:r>
+        <w:rPr>
+          <w:rFonts w:cstheme="minorHAnsi"/>
+          <w:color w:val="000000" w:themeColor="text1"/>
+          <w:sz w:val="28"/>
+          <w:szCs w:val="28"/>
+        </w:rPr>
+        <w:t>ами</w:t>
+      </w:r>
+      <w:r>
+        <w:rPr>
+          <w:rFonts w:cstheme="minorHAnsi"/>
+          <w:color w:val="000000" w:themeColor="text1"/>
+          <w:sz w:val="28"/>
+          <w:szCs w:val="28"/>
+        </w:rPr>
+        <w:t>.</w:t>
       </w:r>
     </w:p>
     <w:p>
@@ -1151,16 +1614,61 @@
           <w:sz w:val="28"/>
           <w:szCs w:val="28"/>
         </w:rPr>
-        <w:t>А с</w:t>
-      </w:r>
-      <w:r>
-        <w:rPr>
-          <w:rFonts w:cstheme="minorHAnsi"/>
-          <w:color w:val="000000" w:themeColor="text1"/>
-          <w:sz w:val="28"/>
-          <w:szCs w:val="28"/>
-        </w:rPr>
-        <w:t>пециалисты поддержки получают обращения на отдельной странице, где могут просматривать входящие заявки и выбирать их для дальнейшего ответа.</w:t>
+        <w:t xml:space="preserve">В </w:t>
+      </w:r>
+      <w:r>
+        <w:rPr>
+          <w:rFonts w:cstheme="minorHAnsi"/>
+          <w:color w:val="000000" w:themeColor="text1"/>
+          <w:sz w:val="28"/>
+          <w:szCs w:val="28"/>
+        </w:rPr>
+        <w:t>этом разделе</w:t>
+      </w:r>
+      <w:r>
+        <w:rPr>
+          <w:rFonts w:cstheme="minorHAnsi"/>
+          <w:color w:val="000000" w:themeColor="text1"/>
+          <w:sz w:val="28"/>
+          <w:szCs w:val="28"/>
+        </w:rPr>
+        <w:t xml:space="preserve"> доставщик может последовательно обновлять статус</w:t>
+      </w:r>
+      <w:r>
+        <w:rPr>
+          <w:rFonts w:cstheme="minorHAnsi"/>
+          <w:color w:val="000000" w:themeColor="text1"/>
+          <w:sz w:val="28"/>
+          <w:szCs w:val="28"/>
+        </w:rPr>
+        <w:t xml:space="preserve"> </w:t>
+      </w:r>
+      <w:r>
+        <w:rPr>
+          <w:rFonts w:cstheme="minorHAnsi"/>
+          <w:color w:val="000000" w:themeColor="text1"/>
+          <w:sz w:val="28"/>
+          <w:szCs w:val="28"/>
+        </w:rPr>
+        <w:t>заказа, нажимая на кнопку</w:t>
+      </w:r>
+      <w:r>
+        <w:rPr>
+          <w:rFonts w:cstheme="minorHAnsi"/>
+          <w:color w:val="000000" w:themeColor="text1"/>
+          <w:sz w:val="28"/>
+          <w:szCs w:val="28"/>
+        </w:rPr>
+        <w:t>, а также получать подсказки по дальнейшим действиям</w:t>
+      </w:r>
+      <w:r>
+        <w:rPr>
+          <w:rFonts w:cstheme="minorHAnsi"/>
+          <w:color w:val="000000" w:themeColor="text1"/>
+          <w:sz w:val="28"/>
+          <w:szCs w:val="28"/>
+        </w:rPr>
+        <w:t>.</w:t>
       </w:r>
     </w:p>
     <w:p>
@@ -1188,43 +1696,61 @@
           <w:sz w:val="28"/>
           <w:szCs w:val="28"/>
         </w:rPr>
-        <w:t>Административная панель представляет собой интерфейс, предназначенный для управления каталогом товаров и магазин</w:t>
-      </w:r>
-      <w:r>
-        <w:rPr>
-          <w:rFonts w:cstheme="minorHAnsi"/>
-          <w:color w:val="000000" w:themeColor="text1"/>
-          <w:sz w:val="28"/>
-          <w:szCs w:val="28"/>
-        </w:rPr>
-        <w:t>ом</w:t>
-      </w:r>
-      <w:r>
-        <w:rPr>
-          <w:rFonts w:cstheme="minorHAnsi"/>
-          <w:color w:val="000000" w:themeColor="text1"/>
-          <w:sz w:val="28"/>
-          <w:szCs w:val="28"/>
-        </w:rPr>
-        <w:t>.</w:t>
-      </w:r>
-      <w:r>
-        <w:rPr>
-          <w:rFonts w:cstheme="minorHAnsi"/>
-          <w:color w:val="000000" w:themeColor="text1"/>
-          <w:sz w:val="28"/>
-          <w:szCs w:val="28"/>
-        </w:rPr>
-        <w:t xml:space="preserve"> </w:t>
-      </w:r>
-      <w:r>
-        <w:rPr>
-          <w:rFonts w:cstheme="minorHAnsi"/>
-          <w:color w:val="000000" w:themeColor="text1"/>
-          <w:sz w:val="28"/>
-          <w:szCs w:val="28"/>
-        </w:rPr>
-        <w:t>Администратор может добавлять, редактировать и удалять товары, а также настраивать структуру каталога, добавляя новые атрибуты и типы товаров.</w:t>
+        <w:t xml:space="preserve">После доставки </w:t>
+      </w:r>
+      <w:r>
+        <w:rPr>
+          <w:rFonts w:cstheme="minorHAnsi"/>
+          <w:color w:val="000000" w:themeColor="text1"/>
+          <w:sz w:val="28"/>
+          <w:szCs w:val="28"/>
+        </w:rPr>
+        <w:t xml:space="preserve">заказа, </w:t>
+      </w:r>
+      <w:r>
+        <w:rPr>
+          <w:rFonts w:cstheme="minorHAnsi"/>
+          <w:color w:val="000000" w:themeColor="text1"/>
+          <w:sz w:val="28"/>
+          <w:szCs w:val="28"/>
+        </w:rPr>
+        <w:t xml:space="preserve">доставщик ожидает подтверждения получения товара от покупателя. </w:t>
+      </w:r>
+      <w:r>
+        <w:rPr>
+          <w:rFonts w:cstheme="minorHAnsi"/>
+          <w:color w:val="000000" w:themeColor="text1"/>
+          <w:sz w:val="28"/>
+          <w:szCs w:val="28"/>
+        </w:rPr>
+        <w:t>Для этого покупателю нужно нажать на кнопку, которая появится в</w:t>
+      </w:r>
+      <w:r>
+        <w:rPr>
+          <w:rFonts w:cstheme="minorHAnsi"/>
+          <w:color w:val="000000" w:themeColor="text1"/>
+          <w:sz w:val="28"/>
+          <w:szCs w:val="28"/>
+        </w:rPr>
+        <w:t xml:space="preserve"> корзине и</w:t>
+      </w:r>
+      <w:r>
+        <w:rPr>
+          <w:rFonts w:cstheme="minorHAnsi"/>
+          <w:color w:val="000000" w:themeColor="text1"/>
+          <w:sz w:val="28"/>
+          <w:szCs w:val="28"/>
+        </w:rPr>
+        <w:t xml:space="preserve"> после этого</w:t>
+      </w:r>
+      <w:r>
+        <w:rPr>
+          <w:rFonts w:cstheme="minorHAnsi"/>
+          <w:color w:val="000000" w:themeColor="text1"/>
+          <w:sz w:val="28"/>
+          <w:szCs w:val="28"/>
+        </w:rPr>
+        <w:t xml:space="preserve"> заказ считается завершённым.</w:t>
       </w:r>
     </w:p>
     <w:p>
@@ -1252,34 +1778,115 @@
           <w:sz w:val="28"/>
           <w:szCs w:val="28"/>
         </w:rPr>
-        <w:t>Также а</w:t>
-      </w:r>
-      <w:r>
-        <w:rPr>
-          <w:rFonts w:cstheme="minorHAnsi"/>
-          <w:color w:val="000000" w:themeColor="text1"/>
-          <w:sz w:val="28"/>
-          <w:szCs w:val="28"/>
-        </w:rPr>
-        <w:t xml:space="preserve">дминистратор может управлять пользователями через страницу поиска по почте, где быстро фильтруется список. Все действия — </w:t>
-      </w:r>
-      <w:r>
-        <w:rPr>
-          <w:rFonts w:cstheme="minorHAnsi"/>
-          <w:color w:val="000000" w:themeColor="text1"/>
-          <w:sz w:val="28"/>
-          <w:szCs w:val="28"/>
-        </w:rPr>
-        <w:t xml:space="preserve">поиск, </w:t>
-      </w:r>
-      <w:r>
-        <w:rPr>
-          <w:rFonts w:cstheme="minorHAnsi"/>
-          <w:color w:val="000000" w:themeColor="text1"/>
-          <w:sz w:val="28"/>
-          <w:szCs w:val="28"/>
-        </w:rPr>
-        <w:t>блокировка, назначение ролей и удаление — выполняются с помощью AJAX.</w:t>
+        <w:t>А если у пользователя появились вопросы, он может перейти в р</w:t>
+      </w:r>
+      <w:r>
+        <w:rPr>
+          <w:rFonts w:cstheme="minorHAnsi"/>
+          <w:color w:val="000000" w:themeColor="text1"/>
+          <w:sz w:val="28"/>
+          <w:szCs w:val="28"/>
+        </w:rPr>
+        <w:t>аздел техподдержки</w:t>
+      </w:r>
+      <w:r>
+        <w:rPr>
+          <w:rFonts w:cstheme="minorHAnsi"/>
+          <w:color w:val="000000" w:themeColor="text1"/>
+          <w:sz w:val="28"/>
+          <w:szCs w:val="28"/>
+        </w:rPr>
+        <w:t>, который</w:t>
+      </w:r>
+      <w:r>
+        <w:rPr>
+          <w:rFonts w:cstheme="minorHAnsi"/>
+          <w:color w:val="000000" w:themeColor="text1"/>
+          <w:sz w:val="28"/>
+          <w:szCs w:val="28"/>
+        </w:rPr>
+        <w:t xml:space="preserve"> реализован в виде мессенджера. Пользователь может отправлять вопросы и получать ответы</w:t>
+      </w:r>
+      <w:r>
+        <w:rPr>
+          <w:rFonts w:cstheme="minorHAnsi"/>
+          <w:color w:val="000000" w:themeColor="text1"/>
+          <w:sz w:val="28"/>
+          <w:szCs w:val="28"/>
+        </w:rPr>
+        <w:t xml:space="preserve">, которые синхронизируются с </w:t>
+      </w:r>
+      <w:r>
+        <w:rPr>
+          <w:rFonts w:cstheme="minorHAnsi"/>
+          <w:color w:val="000000" w:themeColor="text1"/>
+          <w:sz w:val="28"/>
+          <w:szCs w:val="28"/>
+        </w:rPr>
+        <w:t xml:space="preserve">сервером с </w:t>
+      </w:r>
+      <w:r>
+        <w:rPr>
+          <w:rFonts w:cstheme="minorHAnsi"/>
+          <w:color w:val="000000" w:themeColor="text1"/>
+          <w:sz w:val="28"/>
+          <w:szCs w:val="28"/>
+        </w:rPr>
+        <w:t xml:space="preserve">задержкой </w:t>
+      </w:r>
+      <w:r>
+        <w:rPr>
+          <w:rFonts w:cstheme="minorHAnsi"/>
+          <w:color w:val="000000" w:themeColor="text1"/>
+          <w:sz w:val="28"/>
+          <w:szCs w:val="28"/>
+        </w:rPr>
+        <w:t xml:space="preserve">каждые </w:t>
+      </w:r>
+      <w:r>
+        <w:rPr>
+          <w:rFonts w:cstheme="minorHAnsi"/>
+          <w:color w:val="000000" w:themeColor="text1"/>
+          <w:sz w:val="28"/>
+          <w:szCs w:val="28"/>
+        </w:rPr>
+        <w:t>десять</w:t>
+      </w:r>
+      <w:r>
+        <w:rPr>
+          <w:rFonts w:cstheme="minorHAnsi"/>
+          <w:color w:val="000000" w:themeColor="text1"/>
+          <w:sz w:val="28"/>
+          <w:szCs w:val="28"/>
+        </w:rPr>
+        <w:t xml:space="preserve"> секунд. Это позволяет снизить нагрузку</w:t>
+      </w:r>
+      <w:r>
+        <w:rPr>
+          <w:rFonts w:cstheme="minorHAnsi"/>
+          <w:color w:val="000000" w:themeColor="text1"/>
+          <w:sz w:val="28"/>
+          <w:szCs w:val="28"/>
+        </w:rPr>
+        <w:t xml:space="preserve"> </w:t>
+      </w:r>
+      <w:r>
+        <w:rPr>
+          <w:rFonts w:cstheme="minorHAnsi"/>
+          <w:color w:val="000000" w:themeColor="text1"/>
+          <w:sz w:val="28"/>
+          <w:szCs w:val="28"/>
+        </w:rPr>
+        <w:t>на сервер</w:t>
+      </w:r>
+      <w:r>
+        <w:rPr>
+          <w:rFonts w:cstheme="minorHAnsi"/>
+          <w:color w:val="000000" w:themeColor="text1"/>
+          <w:sz w:val="28"/>
+          <w:szCs w:val="28"/>
+        </w:rPr>
+        <w:t>, не держа соединение постоянно открытым.</w:t>
       </w:r>
     </w:p>
     <w:p>
@@ -1307,34 +1914,52 @@
           <w:sz w:val="28"/>
           <w:szCs w:val="28"/>
         </w:rPr>
-        <w:t>А в</w:t>
-      </w:r>
-      <w:r>
-        <w:rPr>
-          <w:rFonts w:cstheme="minorHAnsi"/>
-          <w:color w:val="000000" w:themeColor="text1"/>
-          <w:sz w:val="28"/>
-          <w:szCs w:val="28"/>
-        </w:rPr>
-        <w:t xml:space="preserve"> футере размещены две кнопки, ведущие на случайные страницы с каталогами и товарами. </w:t>
-      </w:r>
-      <w:r>
-        <w:rPr>
-          <w:rFonts w:cstheme="minorHAnsi"/>
-          <w:color w:val="000000" w:themeColor="text1"/>
-          <w:sz w:val="28"/>
-          <w:szCs w:val="28"/>
-        </w:rPr>
-        <w:t>Это</w:t>
-      </w:r>
-      <w:r>
-        <w:rPr>
-          <w:rFonts w:cstheme="minorHAnsi"/>
-          <w:color w:val="000000" w:themeColor="text1"/>
-          <w:sz w:val="28"/>
-          <w:szCs w:val="28"/>
-        </w:rPr>
-        <w:t xml:space="preserve"> осуществляется через случайную выборку из базы данных. Если выбрать случайные данные не удаётся, используются значения по умолчанию для стабильной работы.</w:t>
+        <w:t>Затем, к</w:t>
+      </w:r>
+      <w:r>
+        <w:rPr>
+          <w:rFonts w:cstheme="minorHAnsi"/>
+          <w:color w:val="000000" w:themeColor="text1"/>
+          <w:sz w:val="28"/>
+          <w:szCs w:val="28"/>
+        </w:rPr>
+        <w:t>огда специалист поддержки входит в свой аккаунт, у него появляется возможность просматривать все обращения на отдельной странице, что</w:t>
+      </w:r>
+      <w:r>
+        <w:rPr>
+          <w:rFonts w:cstheme="minorHAnsi"/>
+          <w:color w:val="000000" w:themeColor="text1"/>
+          <w:sz w:val="28"/>
+          <w:szCs w:val="28"/>
+        </w:rPr>
+        <w:t xml:space="preserve"> </w:t>
+      </w:r>
+      <w:r>
+        <w:rPr>
+          <w:rFonts w:cstheme="minorHAnsi"/>
+          <w:color w:val="000000" w:themeColor="text1"/>
+          <w:sz w:val="28"/>
+          <w:szCs w:val="28"/>
+        </w:rPr>
+        <w:t>позволяет оперативно реагировать, отвечая на вопросы клиентов</w:t>
+      </w:r>
+      <w:r>
+        <w:rPr>
+          <w:rFonts w:cstheme="minorHAnsi"/>
+          <w:color w:val="000000" w:themeColor="text1"/>
+          <w:sz w:val="28"/>
+          <w:szCs w:val="28"/>
+        </w:rPr>
+        <w:t>, а также помогать им</w:t>
+      </w:r>
+      <w:r>
+        <w:rPr>
+          <w:rFonts w:cstheme="minorHAnsi"/>
+          <w:color w:val="000000" w:themeColor="text1"/>
+          <w:sz w:val="28"/>
+          <w:szCs w:val="28"/>
+        </w:rPr>
+        <w:t>.</w:t>
       </w:r>
     </w:p>
     <w:p>
@@ -1362,7 +1987,372 @@
           <w:sz w:val="28"/>
           <w:szCs w:val="28"/>
         </w:rPr>
-        <w:t>Весь интернет-магазин адаптивен и хорошо отображается на различных устройствах.</w:t>
+        <w:t>Если в аккаунт зайдет а</w:t>
+      </w:r>
+      <w:r>
+        <w:rPr>
+          <w:rFonts w:cstheme="minorHAnsi"/>
+          <w:color w:val="000000" w:themeColor="text1"/>
+          <w:sz w:val="28"/>
+          <w:szCs w:val="28"/>
+        </w:rPr>
+        <w:t>дминистратор</w:t>
+      </w:r>
+      <w:r>
+        <w:rPr>
+          <w:rFonts w:cstheme="minorHAnsi"/>
+          <w:color w:val="000000" w:themeColor="text1"/>
+          <w:sz w:val="28"/>
+          <w:szCs w:val="28"/>
+        </w:rPr>
+        <w:t>, то</w:t>
+      </w:r>
+      <w:r>
+        <w:rPr>
+          <w:rFonts w:cstheme="minorHAnsi"/>
+          <w:color w:val="000000" w:themeColor="text1"/>
+          <w:sz w:val="28"/>
+          <w:szCs w:val="28"/>
+        </w:rPr>
+        <w:t xml:space="preserve"> на сайте предусмотрена ад</w:t>
+      </w:r>
+      <w:r>
+        <w:rPr>
+          <w:rFonts w:cstheme="minorHAnsi"/>
+          <w:color w:val="000000" w:themeColor="text1"/>
+          <w:sz w:val="28"/>
+          <w:szCs w:val="28"/>
+        </w:rPr>
+        <w:t>министративная панель</w:t>
+      </w:r>
+      <w:r>
+        <w:rPr>
+          <w:rFonts w:cstheme="minorHAnsi"/>
+          <w:color w:val="000000" w:themeColor="text1"/>
+          <w:sz w:val="28"/>
+          <w:szCs w:val="28"/>
+        </w:rPr>
+        <w:t>, которая</w:t>
+      </w:r>
+      <w:r>
+        <w:rPr>
+          <w:rFonts w:cstheme="minorHAnsi"/>
+          <w:color w:val="000000" w:themeColor="text1"/>
+          <w:sz w:val="28"/>
+          <w:szCs w:val="28"/>
+        </w:rPr>
+        <w:t xml:space="preserve"> представляет собой интерфейс, предназначенный для управления каталогом товаров.</w:t>
+      </w:r>
+    </w:p>
+    <w:p>
+      <w:pPr>
+        <w:pStyle w:val="a3"/>
+        <w:numPr>
+          <w:ilvl w:val="0"/>
+          <w:numId w:val="1"/>
+        </w:numPr>
+        <w:spacing w:after="0" w:line="240" w:lineRule="auto"/>
+        <w:ind w:left="0" w:firstLine="0"/>
+        <w:contextualSpacing w:val="0"/>
+        <w:jc w:val="both"/>
+        <w:rPr>
+          <w:rFonts w:cstheme="minorHAnsi"/>
+          <w:color w:val="000000" w:themeColor="text1"/>
+          <w:sz w:val="28"/>
+          <w:szCs w:val="28"/>
+        </w:rPr>
+      </w:pPr>
+      <w:r>
+        <w:rPr>
+          <w:rFonts w:cstheme="minorHAnsi"/>
+          <w:color w:val="000000" w:themeColor="text1"/>
+          <w:sz w:val="28"/>
+          <w:szCs w:val="28"/>
+        </w:rPr>
+        <w:t>Здесь администратор</w:t>
+      </w:r>
+      <w:r>
+        <w:rPr>
+          <w:rFonts w:cstheme="minorHAnsi"/>
+          <w:color w:val="000000" w:themeColor="text1"/>
+          <w:sz w:val="28"/>
+          <w:szCs w:val="28"/>
+        </w:rPr>
+        <w:t xml:space="preserve"> </w:t>
+      </w:r>
+      <w:r>
+        <w:rPr>
+          <w:rFonts w:cstheme="minorHAnsi"/>
+          <w:color w:val="000000" w:themeColor="text1"/>
+          <w:sz w:val="28"/>
+          <w:szCs w:val="28"/>
+        </w:rPr>
+        <w:t>может настраивать структуру каталога, добавляя новые атрибуты и типы товаров. Это позволяет гибко подстраивать систему под изменения ассортимента.</w:t>
+      </w:r>
+    </w:p>
+    <w:p>
+      <w:pPr>
+        <w:pStyle w:val="a3"/>
+        <w:numPr>
+          <w:ilvl w:val="0"/>
+          <w:numId w:val="1"/>
+        </w:numPr>
+        <w:spacing w:after="0" w:line="240" w:lineRule="auto"/>
+        <w:ind w:left="0" w:firstLine="0"/>
+        <w:contextualSpacing w:val="0"/>
+        <w:jc w:val="both"/>
+        <w:rPr>
+          <w:rFonts w:cstheme="minorHAnsi"/>
+          <w:color w:val="000000" w:themeColor="text1"/>
+          <w:sz w:val="28"/>
+          <w:szCs w:val="28"/>
+        </w:rPr>
+      </w:pPr>
+      <w:r>
+        <w:rPr>
+          <w:rFonts w:cstheme="minorHAnsi"/>
+          <w:color w:val="000000" w:themeColor="text1"/>
+          <w:sz w:val="28"/>
+          <w:szCs w:val="28"/>
+        </w:rPr>
+        <w:t>Также администратор имеет возможность добавлять новые товары в каталог, заполняя все необходимые характеристики, такие как описание, изображения, цен</w:t>
+      </w:r>
+      <w:r>
+        <w:rPr>
+          <w:rFonts w:cstheme="minorHAnsi"/>
+          <w:color w:val="000000" w:themeColor="text1"/>
+          <w:sz w:val="28"/>
+          <w:szCs w:val="28"/>
+        </w:rPr>
+        <w:t>у</w:t>
+      </w:r>
+      <w:r>
+        <w:rPr>
+          <w:rFonts w:cstheme="minorHAnsi"/>
+          <w:color w:val="000000" w:themeColor="text1"/>
+          <w:sz w:val="28"/>
+          <w:szCs w:val="28"/>
+        </w:rPr>
+        <w:t xml:space="preserve"> и другие важные параметры, чтобы обеспечить полный и качественный ассортимент для клиентов.</w:t>
+      </w:r>
+    </w:p>
+    <w:p>
+      <w:pPr>
+        <w:pStyle w:val="a3"/>
+        <w:numPr>
+          <w:ilvl w:val="0"/>
+          <w:numId w:val="1"/>
+        </w:numPr>
+        <w:spacing w:after="0" w:line="240" w:lineRule="auto"/>
+        <w:ind w:left="0" w:firstLine="0"/>
+        <w:contextualSpacing w:val="0"/>
+        <w:jc w:val="both"/>
+        <w:rPr>
+          <w:rFonts w:cstheme="minorHAnsi"/>
+          <w:color w:val="000000" w:themeColor="text1"/>
+          <w:sz w:val="28"/>
+          <w:szCs w:val="28"/>
+        </w:rPr>
+      </w:pPr>
+      <w:r>
+        <w:rPr>
+          <w:rFonts w:cstheme="minorHAnsi"/>
+          <w:color w:val="000000" w:themeColor="text1"/>
+          <w:sz w:val="28"/>
+          <w:szCs w:val="28"/>
+        </w:rPr>
+        <w:t>Кроме того, он может редактировать и удалять товары, если нужно обновить информацию или убрать неактуальные позиции из продажи</w:t>
+      </w:r>
+      <w:r>
+        <w:rPr>
+          <w:rFonts w:cstheme="minorHAnsi"/>
+          <w:color w:val="000000" w:themeColor="text1"/>
+          <w:sz w:val="28"/>
+          <w:szCs w:val="28"/>
+        </w:rPr>
+        <w:t>.</w:t>
+      </w:r>
+    </w:p>
+    <w:p>
+      <w:pPr>
+        <w:pStyle w:val="a3"/>
+        <w:numPr>
+          <w:ilvl w:val="0"/>
+          <w:numId w:val="1"/>
+        </w:numPr>
+        <w:spacing w:after="0" w:line="240" w:lineRule="auto"/>
+        <w:ind w:left="0" w:firstLine="0"/>
+        <w:contextualSpacing w:val="0"/>
+        <w:jc w:val="both"/>
+        <w:rPr>
+          <w:rFonts w:cstheme="minorHAnsi"/>
+          <w:color w:val="000000" w:themeColor="text1"/>
+          <w:sz w:val="28"/>
+          <w:szCs w:val="28"/>
+        </w:rPr>
+      </w:pPr>
+      <w:r>
+        <w:rPr>
+          <w:rFonts w:cstheme="minorHAnsi"/>
+          <w:color w:val="000000" w:themeColor="text1"/>
+          <w:sz w:val="28"/>
+          <w:szCs w:val="28"/>
+        </w:rPr>
+        <w:t>Помимо этого,</w:t>
+      </w:r>
+      <w:r>
+        <w:rPr>
+          <w:rFonts w:cstheme="minorHAnsi"/>
+          <w:color w:val="000000" w:themeColor="text1"/>
+          <w:sz w:val="28"/>
+          <w:szCs w:val="28"/>
+        </w:rPr>
+        <w:t xml:space="preserve"> администратор может управлять пользователями через </w:t>
+      </w:r>
+      <w:r>
+        <w:rPr>
+          <w:rFonts w:cstheme="minorHAnsi"/>
+          <w:color w:val="000000" w:themeColor="text1"/>
+          <w:sz w:val="28"/>
+          <w:szCs w:val="28"/>
+        </w:rPr>
+        <w:t xml:space="preserve">специальную </w:t>
+      </w:r>
+      <w:r>
+        <w:rPr>
+          <w:rFonts w:cstheme="minorHAnsi"/>
+          <w:color w:val="000000" w:themeColor="text1"/>
+          <w:sz w:val="28"/>
+          <w:szCs w:val="28"/>
+        </w:rPr>
+        <w:t xml:space="preserve">страницу </w:t>
+      </w:r>
+      <w:r>
+        <w:rPr>
+          <w:rFonts w:cstheme="minorHAnsi"/>
+          <w:color w:val="000000" w:themeColor="text1"/>
+          <w:sz w:val="28"/>
+          <w:szCs w:val="28"/>
+        </w:rPr>
+        <w:t>с поиском</w:t>
+      </w:r>
+      <w:r>
+        <w:rPr>
+          <w:rFonts w:cstheme="minorHAnsi"/>
+          <w:color w:val="000000" w:themeColor="text1"/>
+          <w:sz w:val="28"/>
+          <w:szCs w:val="28"/>
+        </w:rPr>
+        <w:t xml:space="preserve"> по почте. </w:t>
+      </w:r>
+      <w:r>
+        <w:rPr>
+          <w:rFonts w:cstheme="minorHAnsi"/>
+          <w:color w:val="000000" w:themeColor="text1"/>
+          <w:sz w:val="28"/>
+          <w:szCs w:val="28"/>
+        </w:rPr>
+        <w:t>В</w:t>
+      </w:r>
+      <w:r>
+        <w:rPr>
+          <w:rFonts w:cstheme="minorHAnsi"/>
+          <w:color w:val="000000" w:themeColor="text1"/>
+          <w:sz w:val="28"/>
+          <w:szCs w:val="28"/>
+        </w:rPr>
+        <w:t>се действия — поиск, блокировка, назначение ролей и удаление — выполняются</w:t>
+      </w:r>
+      <w:r>
+        <w:rPr>
+          <w:rFonts w:cstheme="minorHAnsi"/>
+          <w:color w:val="000000" w:themeColor="text1"/>
+          <w:sz w:val="28"/>
+          <w:szCs w:val="28"/>
+        </w:rPr>
+        <w:t xml:space="preserve"> без перегрузки страницы</w:t>
+      </w:r>
+      <w:r>
+        <w:rPr>
+          <w:rFonts w:cstheme="minorHAnsi"/>
+          <w:color w:val="000000" w:themeColor="text1"/>
+          <w:sz w:val="28"/>
+          <w:szCs w:val="28"/>
+        </w:rPr>
+        <w:t>.</w:t>
+      </w:r>
+    </w:p>
+    <w:p>
+      <w:pPr>
+        <w:pStyle w:val="a3"/>
+        <w:numPr>
+          <w:ilvl w:val="0"/>
+          <w:numId w:val="1"/>
+        </w:numPr>
+        <w:spacing w:after="0" w:line="240" w:lineRule="auto"/>
+        <w:ind w:left="0" w:firstLine="0"/>
+        <w:contextualSpacing w:val="0"/>
+        <w:jc w:val="both"/>
+        <w:rPr>
+          <w:rFonts w:cstheme="minorHAnsi"/>
+          <w:color w:val="000000" w:themeColor="text1"/>
+          <w:sz w:val="28"/>
+          <w:szCs w:val="28"/>
+        </w:rPr>
+      </w:pPr>
+      <w:r>
+        <w:rPr>
+          <w:rFonts w:cstheme="minorHAnsi"/>
+          <w:color w:val="000000" w:themeColor="text1"/>
+          <w:sz w:val="28"/>
+          <w:szCs w:val="28"/>
+        </w:rPr>
+        <w:t>В заключение хочется отметить, что весь интернет-магазин адаптивен и корректно отображается на различных устройствах. На видео представлены главная страница</w:t>
+      </w:r>
+      <w:r>
+        <w:rPr>
+          <w:rFonts w:cstheme="minorHAnsi"/>
+          <w:color w:val="000000" w:themeColor="text1"/>
+          <w:sz w:val="28"/>
+          <w:szCs w:val="28"/>
+        </w:rPr>
+        <w:t>,</w:t>
+      </w:r>
+      <w:r>
+        <w:rPr>
+          <w:rFonts w:cstheme="minorHAnsi"/>
+          <w:color w:val="000000" w:themeColor="text1"/>
+          <w:sz w:val="28"/>
+          <w:szCs w:val="28"/>
+        </w:rPr>
+        <w:t xml:space="preserve"> страница товара</w:t>
+      </w:r>
+      <w:r>
+        <w:rPr>
+          <w:rFonts w:cstheme="minorHAnsi"/>
+          <w:color w:val="000000" w:themeColor="text1"/>
+          <w:sz w:val="28"/>
+          <w:szCs w:val="28"/>
+        </w:rPr>
+        <w:t>, а также профил</w:t>
+      </w:r>
+      <w:r>
+        <w:rPr>
+          <w:rFonts w:cstheme="minorHAnsi"/>
+          <w:color w:val="000000" w:themeColor="text1"/>
+          <w:sz w:val="28"/>
+          <w:szCs w:val="28"/>
+        </w:rPr>
+        <w:t>ь</w:t>
+      </w:r>
+      <w:r>
+        <w:rPr>
+          <w:rFonts w:cstheme="minorHAnsi"/>
+          <w:color w:val="000000" w:themeColor="text1"/>
+          <w:sz w:val="28"/>
+          <w:szCs w:val="28"/>
+        </w:rPr>
+        <w:t xml:space="preserve"> в планшетной версии.</w:t>
       </w:r>
     </w:p>
     <w:p>
@@ -1383,7 +2373,6 @@
     <w:p>
       <w:pPr>
         <w:spacing w:after="0" w:line="240" w:lineRule="auto"/>
-        <w:jc w:val="both"/>
         <w:rPr>
           <w:rFonts w:cstheme="minorHAnsi"/>
           <w:b/>
@@ -1404,7 +2393,55 @@
           <w:sz w:val="28"/>
           <w:szCs w:val="28"/>
         </w:rPr>
-        <w:t>Слайд 4</w:t>
+        <w:t xml:space="preserve">Слайд </w:t>
+      </w:r>
+      <w:r>
+        <w:rPr>
+          <w:rFonts w:cstheme="minorHAnsi"/>
+          <w:b/>
+          <w:i/>
+          <w:iCs/>
+          <w:color w:val="000000" w:themeColor="text1"/>
+          <w:sz w:val="28"/>
+          <w:szCs w:val="28"/>
+        </w:rPr>
+        <w:t>3</w:t>
+      </w:r>
+      <w:r>
+        <w:rPr>
+          <w:rFonts w:cstheme="minorHAnsi"/>
+          <w:b/>
+          <w:i/>
+          <w:iCs/>
+          <w:color w:val="000000" w:themeColor="text1"/>
+          <w:sz w:val="28"/>
+          <w:szCs w:val="28"/>
+        </w:rPr>
+        <w:t xml:space="preserve"> (</w:t>
+      </w:r>
+      <w:r>
+        <w:rPr>
+          <w:rFonts w:cstheme="minorHAnsi"/>
+          <w:b/>
+          <w:i/>
+          <w:iCs/>
+          <w:color w:val="000000" w:themeColor="text1"/>
+          <w:sz w:val="28"/>
+          <w:szCs w:val="28"/>
+        </w:rPr>
+        <w:t>5</w:t>
+      </w:r>
+      <w:r>
+        <w:rPr>
+          <w:rFonts w:cstheme="minorHAnsi"/>
+          <w:b/>
+          <w:i/>
+          <w:iCs/>
+          <w:color w:val="000000" w:themeColor="text1"/>
+          <w:sz w:val="28"/>
+          <w:szCs w:val="28"/>
+        </w:rPr>
+        <w:t xml:space="preserve"> секунд)</w:t>
       </w:r>
     </w:p>
     <w:p>
@@ -1443,387 +2480,25 @@
           <w:sz w:val="28"/>
           <w:szCs w:val="28"/>
         </w:rPr>
-        <w:t>всё, готов ответить на ваши вопросы.</w:t>
-      </w:r>
-    </w:p>
-    <w:p>
-      <w:pPr>
-        <w:spacing w:after="0" w:line="240" w:lineRule="auto"/>
-        <w:jc w:val="both"/>
-        <w:rPr>
-          <w:rFonts w:cstheme="minorHAnsi"/>
-          <w:color w:val="000000" w:themeColor="text1"/>
-          <w:sz w:val="28"/>
-          <w:szCs w:val="28"/>
-        </w:rPr>
-      </w:pPr>
-      <w:r>
-        <w:rPr>
-          <w:rFonts w:cstheme="minorHAnsi"/>
-          <w:color w:val="000000" w:themeColor="text1"/>
-          <w:sz w:val="28"/>
-          <w:szCs w:val="28"/>
-        </w:rPr>
-        <w:br w:type="page"/>
-      </w:r>
-    </w:p>
-    <w:p>
-      <w:pPr>
-        <w:spacing w:after="0" w:line="240" w:lineRule="auto"/>
-        <w:jc w:val="center"/>
-        <w:rPr>
-          <w:rFonts w:asciiTheme="majorHAnsi" w:hAnsiTheme="majorHAnsi" w:cstheme="majorHAnsi"/>
-          <w:sz w:val="40"/>
-          <w:szCs w:val="40"/>
-        </w:rPr>
-      </w:pPr>
-      <w:r>
-        <w:rPr>
-          <w:rFonts w:asciiTheme="majorHAnsi" w:hAnsiTheme="majorHAnsi" w:cstheme="majorHAnsi"/>
-          <w:sz w:val="40"/>
-          <w:szCs w:val="40"/>
-        </w:rPr>
-        <w:lastRenderedPageBreak/>
-        <w:t>Возможные вопросы</w:t>
-      </w:r>
-    </w:p>
-    <w:p>
-      <w:pPr>
-        <w:pStyle w:val="a3"/>
-        <w:spacing w:after="0" w:line="240" w:lineRule="auto"/>
-        <w:ind w:left="0"/>
-        <w:contextualSpacing w:val="0"/>
-        <w:jc w:val="both"/>
-        <w:rPr>
-          <w:rFonts w:cstheme="minorHAnsi"/>
-          <w:color w:val="000000" w:themeColor="text1"/>
-          <w:sz w:val="28"/>
-          <w:szCs w:val="28"/>
-        </w:rPr>
-      </w:pPr>
-      <w:r>
-        <w:rPr>
-          <w:rFonts w:cstheme="minorHAnsi"/>
-          <w:b/>
-          <w:bCs/>
-          <w:color w:val="000000" w:themeColor="text1"/>
-          <w:sz w:val="28"/>
-          <w:szCs w:val="28"/>
-        </w:rPr>
-        <w:t xml:space="preserve">1. </w:t>
-      </w:r>
-      <w:r>
-        <w:rPr>
-          <w:rFonts w:cstheme="minorHAnsi"/>
-          <w:b/>
-          <w:bCs/>
-          <w:color w:val="000000" w:themeColor="text1"/>
-          <w:sz w:val="28"/>
-          <w:szCs w:val="28"/>
-        </w:rPr>
-        <w:t>Почему в интернет-магазине выбран красный стиль дизайна?</w:t>
-      </w:r>
-    </w:p>
-    <w:p>
-      <w:pPr>
-        <w:pStyle w:val="a3"/>
-        <w:spacing w:after="0" w:line="240" w:lineRule="auto"/>
-        <w:ind w:left="0"/>
-        <w:contextualSpacing w:val="0"/>
-        <w:jc w:val="both"/>
-        <w:rPr>
-          <w:rFonts w:cstheme="minorHAnsi"/>
-          <w:color w:val="000000" w:themeColor="text1"/>
-          <w:sz w:val="28"/>
-          <w:szCs w:val="28"/>
-        </w:rPr>
-      </w:pPr>
-      <w:r>
-        <w:rPr>
-          <w:rFonts w:cstheme="minorHAnsi"/>
-          <w:color w:val="000000" w:themeColor="text1"/>
-          <w:sz w:val="28"/>
-          <w:szCs w:val="28"/>
-        </w:rPr>
-        <w:t>Я руководствовался принципами дизайна и пользовательского опыта. Красный цвет —</w:t>
-      </w:r>
-      <w:r>
-        <w:rPr>
-          <w:rFonts w:cstheme="minorHAnsi"/>
-          <w:color w:val="000000" w:themeColor="text1"/>
-          <w:sz w:val="28"/>
-          <w:szCs w:val="28"/>
-        </w:rPr>
-        <w:t xml:space="preserve"> </w:t>
-      </w:r>
-      <w:r>
-        <w:rPr>
-          <w:rFonts w:cstheme="minorHAnsi"/>
-          <w:color w:val="000000" w:themeColor="text1"/>
-          <w:sz w:val="28"/>
-          <w:szCs w:val="28"/>
-        </w:rPr>
-        <w:t>один из самых заметных и эмоционально насыщенных цветов, который привлекает внимание и стимулирует быстрые реакции.</w:t>
-      </w:r>
-    </w:p>
-    <w:p>
-      <w:pPr>
-        <w:pStyle w:val="a3"/>
-        <w:spacing w:after="0" w:line="240" w:lineRule="auto"/>
-        <w:ind w:left="0"/>
-        <w:contextualSpacing w:val="0"/>
-        <w:jc w:val="both"/>
-        <w:rPr>
-          <w:rFonts w:cstheme="minorHAnsi"/>
-          <w:color w:val="000000" w:themeColor="text1"/>
-          <w:sz w:val="28"/>
-          <w:szCs w:val="28"/>
-        </w:rPr>
-      </w:pPr>
-    </w:p>
-    <w:p>
-      <w:pPr>
-        <w:pStyle w:val="a3"/>
-        <w:spacing w:after="0" w:line="240" w:lineRule="auto"/>
-        <w:ind w:left="0"/>
-        <w:contextualSpacing w:val="0"/>
-        <w:jc w:val="both"/>
-        <w:rPr>
-          <w:rFonts w:cstheme="minorHAnsi"/>
-          <w:color w:val="000000" w:themeColor="text1"/>
-          <w:sz w:val="28"/>
-          <w:szCs w:val="28"/>
-        </w:rPr>
-      </w:pPr>
-      <w:r>
-        <w:rPr>
-          <w:rFonts w:cstheme="minorHAnsi"/>
-          <w:b/>
-          <w:bCs/>
-          <w:color w:val="000000" w:themeColor="text1"/>
-          <w:sz w:val="28"/>
-          <w:szCs w:val="28"/>
-        </w:rPr>
-        <w:t xml:space="preserve">2. </w:t>
-      </w:r>
-      <w:r>
-        <w:rPr>
-          <w:rFonts w:cstheme="minorHAnsi"/>
-          <w:b/>
-          <w:bCs/>
-          <w:color w:val="000000" w:themeColor="text1"/>
-          <w:sz w:val="28"/>
-          <w:szCs w:val="28"/>
-        </w:rPr>
-        <w:t>Почему использовал</w:t>
-      </w:r>
-      <w:r>
-        <w:rPr>
-          <w:rFonts w:cstheme="minorHAnsi"/>
-          <w:b/>
-          <w:bCs/>
-          <w:color w:val="000000" w:themeColor="text1"/>
-          <w:sz w:val="28"/>
-          <w:szCs w:val="28"/>
-        </w:rPr>
-        <w:t>ись</w:t>
-      </w:r>
-      <w:r>
-        <w:rPr>
-          <w:rFonts w:cstheme="minorHAnsi"/>
-          <w:b/>
-          <w:bCs/>
-          <w:color w:val="000000" w:themeColor="text1"/>
-          <w:sz w:val="28"/>
-          <w:szCs w:val="28"/>
-        </w:rPr>
-        <w:t xml:space="preserve"> только PHP, JavaScript, HTML и CSS, без фреймворков?</w:t>
-      </w:r>
-    </w:p>
-    <w:p>
-      <w:pPr>
-        <w:spacing w:after="0" w:line="240" w:lineRule="auto"/>
-        <w:jc w:val="both"/>
-        <w:rPr>
-          <w:rFonts w:cstheme="minorHAnsi"/>
-          <w:color w:val="000000" w:themeColor="text1"/>
-          <w:sz w:val="28"/>
-          <w:szCs w:val="28"/>
-        </w:rPr>
-      </w:pPr>
-      <w:r>
-        <w:rPr>
-          <w:rFonts w:cstheme="minorHAnsi"/>
-          <w:color w:val="000000" w:themeColor="text1"/>
-          <w:sz w:val="28"/>
-          <w:szCs w:val="28"/>
-        </w:rPr>
-        <w:t>Я выбрал такой подход, потому что для небольшого интернет-магазина достаточно использовать базовые технологии. Это позволяет реализовать основную функциональность и одновременно построить крепкий фундамент проекта, чтобы понять, как всё должно работать. После завершения базовой версии я планирую перейти на использование фреймворков.</w:t>
-      </w:r>
-    </w:p>
-    <w:p>
-      <w:pPr>
-        <w:spacing w:after="0" w:line="240" w:lineRule="auto"/>
-        <w:jc w:val="both"/>
-        <w:rPr>
-          <w:rFonts w:cstheme="minorHAnsi"/>
-          <w:color w:val="000000" w:themeColor="text1"/>
-          <w:sz w:val="28"/>
-          <w:szCs w:val="28"/>
-        </w:rPr>
-      </w:pPr>
-    </w:p>
-    <w:p>
-      <w:pPr>
-        <w:pStyle w:val="a3"/>
-        <w:spacing w:after="0" w:line="240" w:lineRule="auto"/>
-        <w:ind w:left="0"/>
-        <w:contextualSpacing w:val="0"/>
-        <w:jc w:val="both"/>
-        <w:rPr>
-          <w:rFonts w:cstheme="minorHAnsi"/>
-          <w:color w:val="000000" w:themeColor="text1"/>
-          <w:sz w:val="28"/>
-          <w:szCs w:val="28"/>
-        </w:rPr>
-      </w:pPr>
-      <w:r>
-        <w:rPr>
-          <w:rFonts w:cstheme="minorHAnsi"/>
-          <w:b/>
-          <w:bCs/>
-          <w:color w:val="000000" w:themeColor="text1"/>
-          <w:sz w:val="28"/>
-          <w:szCs w:val="28"/>
-        </w:rPr>
-        <w:t xml:space="preserve">3. </w:t>
-      </w:r>
-      <w:r>
-        <w:rPr>
-          <w:rFonts w:cstheme="minorHAnsi"/>
-          <w:b/>
-          <w:bCs/>
-          <w:color w:val="000000" w:themeColor="text1"/>
-          <w:sz w:val="28"/>
-          <w:szCs w:val="28"/>
-        </w:rPr>
-        <w:t xml:space="preserve">Почему </w:t>
-      </w:r>
-      <w:r>
-        <w:rPr>
-          <w:rFonts w:cstheme="minorHAnsi"/>
-          <w:b/>
-          <w:bCs/>
-          <w:color w:val="000000" w:themeColor="text1"/>
-          <w:sz w:val="28"/>
-          <w:szCs w:val="28"/>
-        </w:rPr>
-        <w:t xml:space="preserve">в отзывах товара </w:t>
-      </w:r>
-      <w:r>
-        <w:rPr>
-          <w:rFonts w:cstheme="minorHAnsi"/>
-          <w:b/>
-          <w:bCs/>
-          <w:color w:val="000000" w:themeColor="text1"/>
-          <w:sz w:val="28"/>
-          <w:szCs w:val="28"/>
-        </w:rPr>
-        <w:t>нет лайков?</w:t>
-      </w:r>
-    </w:p>
-    <w:p>
-      <w:pPr>
-        <w:spacing w:after="0" w:line="240" w:lineRule="auto"/>
-        <w:jc w:val="both"/>
-        <w:rPr>
-          <w:rFonts w:cstheme="minorHAnsi"/>
-          <w:color w:val="000000" w:themeColor="text1"/>
-          <w:sz w:val="28"/>
-          <w:szCs w:val="28"/>
-        </w:rPr>
-      </w:pPr>
-      <w:r>
-        <w:rPr>
-          <w:rFonts w:cstheme="minorHAnsi"/>
-          <w:color w:val="000000" w:themeColor="text1"/>
-          <w:sz w:val="28"/>
-          <w:szCs w:val="28"/>
-        </w:rPr>
-        <w:t>Лайки по отзывам не реализованы, так как в проекте важнее именно содержательное качество отзывов, а не их оценка лайками, что помогает пользователям принять более обоснованное решение, не опираясь только на количество лайков.</w:t>
-      </w:r>
-    </w:p>
-    <w:p>
-      <w:pPr>
-        <w:spacing w:after="0" w:line="240" w:lineRule="auto"/>
-        <w:jc w:val="both"/>
-        <w:rPr>
-          <w:rFonts w:cstheme="minorHAnsi"/>
-          <w:color w:val="000000" w:themeColor="text1"/>
-          <w:sz w:val="28"/>
-          <w:szCs w:val="28"/>
-        </w:rPr>
-      </w:pPr>
-    </w:p>
-    <w:p>
-      <w:pPr>
-        <w:pStyle w:val="a3"/>
-        <w:spacing w:after="0" w:line="240" w:lineRule="auto"/>
-        <w:ind w:left="0"/>
-        <w:contextualSpacing w:val="0"/>
-        <w:jc w:val="both"/>
-        <w:rPr>
-          <w:rFonts w:cstheme="minorHAnsi"/>
-          <w:color w:val="000000" w:themeColor="text1"/>
-          <w:sz w:val="28"/>
-          <w:szCs w:val="28"/>
-        </w:rPr>
-      </w:pPr>
-      <w:r>
-        <w:rPr>
-          <w:rFonts w:cstheme="minorHAnsi"/>
-          <w:b/>
-          <w:bCs/>
-          <w:color w:val="000000" w:themeColor="text1"/>
-          <w:sz w:val="28"/>
-          <w:szCs w:val="28"/>
-        </w:rPr>
-        <w:t xml:space="preserve">4. </w:t>
-      </w:r>
-      <w:r>
-        <w:rPr>
-          <w:rFonts w:cstheme="minorHAnsi"/>
-          <w:b/>
-          <w:bCs/>
-          <w:color w:val="000000" w:themeColor="text1"/>
-          <w:sz w:val="28"/>
-          <w:szCs w:val="28"/>
-        </w:rPr>
-        <w:t>Почему при оформлении доставки, адрес вводится вручную?</w:t>
-      </w:r>
-    </w:p>
-    <w:p>
-      <w:pPr>
-        <w:pStyle w:val="a3"/>
-        <w:spacing w:after="0" w:line="240" w:lineRule="auto"/>
-        <w:ind w:left="0"/>
-        <w:contextualSpacing w:val="0"/>
-        <w:jc w:val="both"/>
-        <w:rPr>
-          <w:rFonts w:cstheme="minorHAnsi"/>
-          <w:color w:val="000000" w:themeColor="text1"/>
-          <w:sz w:val="28"/>
-          <w:szCs w:val="28"/>
-        </w:rPr>
-      </w:pPr>
-      <w:r>
-        <w:rPr>
-          <w:rFonts w:cstheme="minorHAnsi"/>
-          <w:color w:val="000000" w:themeColor="text1"/>
-          <w:sz w:val="28"/>
-          <w:szCs w:val="28"/>
-        </w:rPr>
-        <w:t>Для доставки адрес вводится вручную, потому что интеграция карты усложнила бы интерфейс, а для текущих задач ручной ввод адреса более быстрый и удобный способ.</w:t>
+        <w:t xml:space="preserve">всё, </w:t>
+      </w:r>
+      <w:r>
+        <w:rPr>
+          <w:rFonts w:cstheme="minorHAnsi"/>
+          <w:color w:val="000000" w:themeColor="text1"/>
+          <w:sz w:val="28"/>
+          <w:szCs w:val="28"/>
+        </w:rPr>
+        <w:t xml:space="preserve">спасибо за внимание, буду рад </w:t>
+      </w:r>
+      <w:r>
+        <w:rPr>
+          <w:rFonts w:cstheme="minorHAnsi"/>
+          <w:color w:val="000000" w:themeColor="text1"/>
+          <w:sz w:val="28"/>
+          <w:szCs w:val="28"/>
+        </w:rPr>
+        <w:t>ответить на ваши вопросы.</w:t>
       </w:r>
     </w:p>
     <w:sectPr>
@@ -2520,6 +3195,7 @@
   <w:style w:type="character" w:default="1" w:styleId="a0">
     <w:name w:val="Default Paragraph Font"/>
     <w:uiPriority w:val="1"/>
+    <w:semiHidden/>
     <w:unhideWhenUsed/>
   </w:style>
   <w:style w:type="table" w:default="1" w:styleId="a1">
